--- a/00 - IRBIS/03 - Comercial/08 - Onboarding (Word)/04 - Reunião de Vendas/Blocos da Reunião - Rocha Auto Peças 17ago.docx
+++ b/00 - IRBIS/03 - Comercial/08 - Onboarding (Word)/04 - Reunião de Vendas/Blocos da Reunião - Rocha Auto Peças 17ago.docx
@@ -2,7 +2,7 @@
 <file path=word/document.xml><?xml version="1.0" encoding="utf-8"?>
 <w:document xmlns:w="http://schemas.openxmlformats.org/wordprocessingml/2006/main" xmlns:m="http://schemas.openxmlformats.org/officeDocument/2006/math" xmlns:r="http://schemas.openxmlformats.org/officeDocument/2006/relationships" xmlns:o="urn:schemas-microsoft-com:office:office" xmlns:v="urn:schemas-microsoft-com:vml" xmlns:w10="urn:schemas-microsoft-com:office:word" xmlns:a="http://schemas.openxmlformats.org/drawingml/2006/main" xmlns:pic="http://schemas.openxmlformats.org/drawingml/2006/picture" xmlns:wp="http://schemas.openxmlformats.org/drawingml/2006/wordprocessingDrawing">
   <w:body>
-    <w:bookmarkStart w:id="45" w:name="X76368739d623c4a8f2c0dc0151ed29d30798dbc"/>
+    <w:bookmarkStart w:id="49" w:name="X76368739d623c4a8f2c0dc0151ed29d30798dbc"/>
     <w:p>
       <w:pPr>
         <w:pStyle w:val="Heading1"/>
@@ -77,36 +77,63 @@
         <w:pStyle w:val="BlockText"/>
       </w:pPr>
       <w:r>
-        <w:t xml:space="preserve">⚠️</w:t>
-      </w:r>
-      <w:r>
-        <w:t xml:space="preserve"> </w:t>
-      </w:r>
-      <w:r>
-        <w:rPr>
-          <w:bCs/>
-          <w:b/>
-        </w:rPr>
-        <w:t xml:space="preserve">Decisão do dono em 14/ago:</w:t>
-      </w:r>
-      <w:r>
-        <w:t xml:space="preserve"> </w:t>
-      </w:r>
-      <w:r>
-        <w:t xml:space="preserve">neste caso específico, a oferta é</w:t>
-      </w:r>
-      <w:r>
-        <w:t xml:space="preserve"> </w:t>
-      </w:r>
-      <w:r>
-        <w:rPr>
-          <w:bCs/>
-          <w:b/>
-        </w:rPr>
-        <w:t xml:space="preserve">Consultoria de IA + implementação</w:t>
-      </w:r>
-      <w:r>
-        <w:t xml:space="preserve">, vendidas juntas. Isso abre exceção ao</w:t>
+        <w:t xml:space="preserve">✅</w:t>
+      </w:r>
+      <w:r>
+        <w:t xml:space="preserve"> </w:t>
+      </w:r>
+      <w:r>
+        <w:rPr>
+          <w:bCs/>
+          <w:b/>
+        </w:rPr>
+        <w:t xml:space="preserve">Decisão do dono em 14/ago, à noite:</w:t>
+      </w:r>
+      <w:r>
+        <w:t xml:space="preserve"> </w:t>
+      </w:r>
+      <w:r>
+        <w:t xml:space="preserve">volta pro funil padrão.</w:t>
+      </w:r>
+      <w:r>
+        <w:t xml:space="preserve"> </w:t>
+      </w:r>
+      <w:r>
+        <w:rPr>
+          <w:bCs/>
+          <w:b/>
+        </w:rPr>
+        <w:t xml:space="preserve">Segunda vende Consultoria de IA e só.</w:t>
+      </w:r>
+      <w:r>
+        <w:t xml:space="preserve"> </w:t>
+      </w:r>
+      <w:r>
+        <w:t xml:space="preserve">A produção (Sistemas e/ou Bot de IA) é vendida depois, na entrega do diagnóstico.</w:t>
+      </w:r>
+      <w:r>
+        <w:t xml:space="preserve"> </w:t>
+      </w:r>
+      <w:r>
+        <w:t xml:space="preserve">Isso revoga a exceção de</w:t>
+      </w:r>
+      <w:r>
+        <w:t xml:space="preserve"> </w:t>
+      </w:r>
+      <w:r>
+        <w:t xml:space="preserve">“</w:t>
+      </w:r>
+      <w:r>
+        <w:t xml:space="preserve">consultoria + implementação juntas</w:t>
+      </w:r>
+      <w:r>
+        <w:t xml:space="preserve">”</w:t>
+      </w:r>
+      <w:r>
+        <w:t xml:space="preserve"> </w:t>
+      </w:r>
+      <w:r>
+        <w:t xml:space="preserve">que estava escrita aqui mais cedo, e realinha o Rocha com o</w:t>
       </w:r>
       <w:r>
         <w:t xml:space="preserve"> </w:t>
@@ -121,7 +148,7 @@
         <w:t xml:space="preserve"> </w:t>
       </w:r>
       <w:r>
-        <w:t xml:space="preserve">de 13/ago, que manda vender produção só na entrega da consultoria. A exceção é declarada, vale só pro Rocha, e a estrutura abaixo protege o flanco que a decisão de 13/ago cobria.</w:t>
+        <w:t xml:space="preserve">de 13/ago.</w:t>
       </w:r>
     </w:p>
     <w:p>
@@ -131,13 +158,13 @@
         </w:pict>
       </w:r>
     </w:p>
-    <w:bookmarkStart w:id="20" w:name="X561124768a9d80e1ca52efaa534bb6415fef6e9"/>
+    <w:bookmarkStart w:id="20" w:name="o-que-isso-simplifica"/>
     <w:p>
       <w:pPr>
         <w:pStyle w:val="Heading2"/>
       </w:pPr>
       <w:r>
-        <w:t xml:space="preserve">Antes de tudo: como vender os dois sem vender às cegas</w:t>
+        <w:t xml:space="preserve">O que isso simplifica</w:t>
       </w:r>
     </w:p>
     <w:p>
@@ -145,44 +172,7 @@
         <w:pStyle w:val="FirstParagraph"/>
       </w:pPr>
       <w:r>
-        <w:t xml:space="preserve">O motivo pelo qual a produção foi empurrada pra depois da consultoria é simples:</w:t>
-      </w:r>
-      <w:r>
-        <w:t xml:space="preserve"> </w:t>
-      </w:r>
-      <w:r>
-        <w:rPr>
-          <w:bCs/>
-          <w:b/>
-        </w:rPr>
-        <w:t xml:space="preserve">cotar construção antes de diagnosticar é chutar escopo.</w:t>
-      </w:r>
-      <w:r>
-        <w:t xml:space="preserve"> </w:t>
-      </w:r>
-      <w:r>
-        <w:t xml:space="preserve">Numa operação de 8 unidades, chutar escopo é a diferença entre um projeto lucrativo e três meses de trabalho de graça.</w:t>
-      </w:r>
-    </w:p>
-    <w:p>
-      <w:pPr>
-        <w:pStyle w:val="BodyText"/>
-      </w:pPr>
-      <w:r>
-        <w:t xml:space="preserve">Vender o pacote não exige abandonar isso. Exige</w:t>
-      </w:r>
-      <w:r>
-        <w:t xml:space="preserve"> </w:t>
-      </w:r>
-      <w:r>
-        <w:rPr>
-          <w:bCs/>
-          <w:b/>
-        </w:rPr>
-        <w:t xml:space="preserve">fase com portão</w:t>
-      </w:r>
-      <w:r>
-        <w:t xml:space="preserve">:</w:t>
+        <w:t xml:space="preserve">Três coisas caíram de uma vez, e todas eram risco:</w:t>
       </w:r>
     </w:p>
     <w:tbl>
@@ -193,9 +183,8 @@
         <w:jc w:val="start"/>
       </w:tblPr>
       <w:tblGrid>
-        <w:gridCol w:w="2640"/>
-        <w:gridCol w:w="2640"/>
-        <w:gridCol w:w="2640"/>
+        <w:gridCol w:w="3960"/>
+        <w:gridCol w:w="3960"/>
       </w:tblGrid>
       <w:tr>
         <w:trPr>
@@ -206,30 +195,22 @@
           <w:p>
             <w:pPr>
               <w:pStyle w:val="Compact"/>
-            </w:pPr>
-          </w:p>
-        </w:tc>
-        <w:tc>
-          <w:tcPr/>
-          <w:p>
-            <w:pPr>
-              <w:pStyle w:val="Compact"/>
-              <w:jc w:val="left"/>
-            </w:pPr>
-            <w:r>
-              <w:t xml:space="preserve">Fase 1</w:t>
-            </w:r>
-          </w:p>
-        </w:tc>
-        <w:tc>
-          <w:tcPr/>
-          <w:p>
-            <w:pPr>
-              <w:pStyle w:val="Compact"/>
-              <w:jc w:val="left"/>
-            </w:pPr>
-            <w:r>
-              <w:t xml:space="preserve">Fase 2</w:t>
+              <w:jc w:val="left"/>
+            </w:pPr>
+            <w:r>
+              <w:t xml:space="preserve">Antes</w:t>
+            </w:r>
+          </w:p>
+        </w:tc>
+        <w:tc>
+          <w:tcPr/>
+          <w:p>
+            <w:pPr>
+              <w:pStyle w:val="Compact"/>
+              <w:jc w:val="left"/>
+            </w:pPr>
+            <w:r>
+              <w:t xml:space="preserve">Agora</w:t>
             </w:r>
           </w:p>
         </w:tc>
@@ -243,45 +224,7 @@
               <w:jc w:val="left"/>
             </w:pPr>
             <w:r>
-              <w:t xml:space="preserve">O que é</w:t>
-            </w:r>
-          </w:p>
-        </w:tc>
-        <w:tc>
-          <w:tcPr/>
-          <w:p>
-            <w:pPr>
-              <w:pStyle w:val="Compact"/>
-              <w:jc w:val="left"/>
-            </w:pPr>
-            <w:r>
-              <w:t xml:space="preserve">Consultoria de IA: diagnóstico da operação, o que automatizar, em que ordem, com retorno estimado de cada frente</w:t>
-            </w:r>
-          </w:p>
-        </w:tc>
-        <w:tc>
-          <w:tcPr/>
-          <w:p>
-            <w:pPr>
-              <w:pStyle w:val="Compact"/>
-              <w:jc w:val="left"/>
-            </w:pPr>
-            <w:r>
-              <w:t xml:space="preserve">Implementação do que a Fase 1 apontou</w:t>
-            </w:r>
-          </w:p>
-        </w:tc>
-      </w:tr>
-      <w:tr>
-        <w:tc>
-          <w:tcPr/>
-          <w:p>
-            <w:pPr>
-              <w:pStyle w:val="Compact"/>
-              <w:jc w:val="left"/>
-            </w:pPr>
-            <w:r>
-              <w:t xml:space="preserve">Preço</w:t>
+              <w:t xml:space="preserve">Três campos de preço em branco pro JDP (valor, prazo, faixa da Fase 2)</w:t>
             </w:r>
           </w:p>
         </w:tc>
@@ -297,26 +240,13 @@
                 <w:bCs/>
                 <w:b/>
               </w:rPr>
-              <w:t xml:space="preserve">Fechado agora</w:t>
-            </w:r>
-            <w:r>
-              <w:t xml:space="preserve">, dito na reunião</w:t>
-            </w:r>
-          </w:p>
-        </w:tc>
-        <w:tc>
-          <w:tcPr/>
-          <w:p>
-            <w:pPr>
-              <w:pStyle w:val="Compact"/>
-              <w:jc w:val="left"/>
-            </w:pPr>
-            <w:r>
-              <w:rPr>
-                <w:bCs/>
-                <w:b/>
-              </w:rPr>
-              <w:t xml:space="preserve">Faixa acordada agora, número fechado no fim da Fase 1</w:t>
+              <w:t xml:space="preserve">Dois:</w:t>
+            </w:r>
+            <w:r>
+              <w:t xml:space="preserve"> </w:t>
+            </w:r>
+            <w:r>
+              <w:t xml:space="preserve">valor e prazo</w:t>
             </w:r>
           </w:p>
         </w:tc>
@@ -330,31 +260,19 @@
               <w:jc w:val="left"/>
             </w:pPr>
             <w:r>
-              <w:t xml:space="preserve">Prazo</w:t>
-            </w:r>
-          </w:p>
-        </w:tc>
-        <w:tc>
-          <w:tcPr/>
-          <w:p>
-            <w:pPr>
-              <w:pStyle w:val="Compact"/>
-              <w:jc w:val="left"/>
-            </w:pPr>
-            <w:r>
-              <w:t xml:space="preserve">Definido agora</w:t>
-            </w:r>
-          </w:p>
-        </w:tc>
-        <w:tc>
-          <w:tcPr/>
-          <w:p>
-            <w:pPr>
-              <w:pStyle w:val="Compact"/>
-              <w:jc w:val="left"/>
-            </w:pPr>
-            <w:r>
-              <w:t xml:space="preserve">Definido no fim da Fase 1</w:t>
+              <w:t xml:space="preserve">Faixa de implementação chutada antes de diagnosticar 8 unidades</w:t>
+            </w:r>
+          </w:p>
+        </w:tc>
+        <w:tc>
+          <w:tcPr/>
+          <w:p>
+            <w:pPr>
+              <w:pStyle w:val="Compact"/>
+              <w:jc w:val="left"/>
+            </w:pPr>
+            <w:r>
+              <w:t xml:space="preserve">Não existe. Nada é cotado antes de olhar</w:t>
             </w:r>
           </w:p>
         </w:tc>
@@ -368,31 +286,37 @@
               <w:jc w:val="left"/>
             </w:pPr>
             <w:r>
-              <w:t xml:space="preserve">Compromisso dele</w:t>
-            </w:r>
-          </w:p>
-        </w:tc>
-        <w:tc>
-          <w:tcPr/>
-          <w:p>
-            <w:pPr>
-              <w:pStyle w:val="Compact"/>
-              <w:jc w:val="left"/>
-            </w:pPr>
-            <w:r>
-              <w:t xml:space="preserve">Assina hoje</w:t>
-            </w:r>
-          </w:p>
-        </w:tc>
-        <w:tc>
-          <w:tcPr/>
-          <w:p>
-            <w:pPr>
-              <w:pStyle w:val="Compact"/>
-              <w:jc w:val="left"/>
-            </w:pPr>
-            <w:r>
-              <w:t xml:space="preserve">Assina hoje, com escopo aberto e a saída garantida por escrito</w:t>
+              <w:t xml:space="preserve">Conflito com a política, que manda</w:t>
+            </w:r>
+            <w:r>
+              <w:t xml:space="preserve"> </w:t>
+            </w:r>
+            <w:r>
+              <w:t xml:space="preserve">“</w:t>
+            </w:r>
+            <w:r>
+              <w:t xml:space="preserve">sob consulta</w:t>
+            </w:r>
+            <w:r>
+              <w:t xml:space="preserve">”</w:t>
+            </w:r>
+            <w:r>
+              <w:t xml:space="preserve"> </w:t>
+            </w:r>
+            <w:r>
+              <w:t xml:space="preserve">e proíbe estimar teto em Sistemas complexo</w:t>
+            </w:r>
+          </w:p>
+        </w:tc>
+        <w:tc>
+          <w:tcPr/>
+          <w:p>
+            <w:pPr>
+              <w:pStyle w:val="Compact"/>
+              <w:jc w:val="left"/>
+            </w:pPr>
+            <w:r>
+              <w:t xml:space="preserve">Desapareceu</w:t>
             </w:r>
           </w:p>
         </w:tc>
@@ -407,57 +331,76 @@
           <w:bCs/>
           <w:b/>
         </w:rPr>
-        <w:t xml:space="preserve">A frase que faz isso funcionar:</w:t>
-      </w:r>
-      <w:r>
-        <w:t xml:space="preserve"> </w:t>
-      </w:r>
-      <w:r>
-        <w:rPr>
-          <w:iCs/>
-          <w:i/>
-        </w:rPr>
-        <w:t xml:space="preserve">“</w:t>
-      </w:r>
-      <w:r>
-        <w:rPr>
-          <w:iCs/>
-          <w:i/>
-        </w:rPr>
-        <w:t xml:space="preserve">você assina as duas hoje. O que a segunda vai construir, quem decide é o que eu achar na primeira. Se eu não achar nada que valha a pena construir, você não paga a segunda.</w:t>
-      </w:r>
-      <w:r>
-        <w:rPr>
-          <w:iCs/>
-          <w:i/>
-        </w:rPr>
-        <w:t xml:space="preserve">”</w:t>
-      </w:r>
-    </w:p>
-    <w:p>
-      <w:pPr>
-        <w:pStyle w:val="BodyText"/>
-      </w:pPr>
-      <w:r>
-        <w:t xml:space="preserve">Isso te dá o pacote (o que você quer), preserva a honestidade do escopo (o que a decisão de 13/ago protegia) e transfere risco pra você de um jeito que fecha venda em vez de travar.</w:t>
-      </w:r>
-    </w:p>
-    <w:p>
-      <w:pPr>
-        <w:pStyle w:val="BodyText"/>
-      </w:pPr>
-      <w:r>
-        <w:rPr>
-          <w:bCs/>
-          <w:b/>
-        </w:rPr>
-        <w:t xml:space="preserve">O que não fazer:</w:t>
-      </w:r>
-      <w:r>
-        <w:t xml:space="preserve"> </w:t>
-      </w:r>
-      <w:r>
-        <w:t xml:space="preserve">dar um número fechado de implementação segunda. Você não sabe se são dois sistemas ou seis, se integra com o ERP deles ou substitui, se são 8 unidades com o mesmo processo ou 8 processos diferentes. Nenhuma dessas perguntas tem resposta às 15h.</w:t>
+        <w:t xml:space="preserve">E a história fica mais fácil de contar.</w:t>
+      </w:r>
+      <w:r>
+        <w:t xml:space="preserve"> </w:t>
+      </w:r>
+      <w:r>
+        <w:t xml:space="preserve">Antes você precisava explicar duas fases, um portão e uma cláusula de saída. Agora é uma frase:</w:t>
+      </w:r>
+    </w:p>
+    <w:p>
+      <w:pPr>
+        <w:pStyle w:val="BlockText"/>
+      </w:pPr>
+      <w:r>
+        <w:t xml:space="preserve">Eu diagnostico. Você decide o que construir depois, com o diagnóstico na mão.</w:t>
+      </w:r>
+    </w:p>
+    <w:p>
+      <w:pPr>
+        <w:pStyle w:val="FirstParagraph"/>
+      </w:pPr>
+      <w:r>
+        <w:rPr>
+          <w:bCs/>
+          <w:b/>
+        </w:rPr>
+        <w:t xml:space="preserve">A regra que sobra:</w:t>
+      </w:r>
+      <w:r>
+        <w:t xml:space="preserve"> </w:t>
+      </w:r>
+      <w:r>
+        <w:t xml:space="preserve">nenhum número de construção sai da sua boca segunda. Se ele perguntar quanto custa implementar, a faixa de Sistemas é pública e você pode dizer — mas deixa claro que o número dele nasce depois do diagnóstico, porque hoje ninguém sabe se são dois sistemas ou seis.</w:t>
+      </w:r>
+    </w:p>
+    <w:p>
+      <w:pPr>
+        <w:pStyle w:val="BlockText"/>
+      </w:pPr>
+      <w:r>
+        <w:t xml:space="preserve">📌</w:t>
+      </w:r>
+      <w:r>
+        <w:t xml:space="preserve"> </w:t>
+      </w:r>
+      <w:r>
+        <w:rPr>
+          <w:bCs/>
+          <w:b/>
+        </w:rPr>
+        <w:t xml:space="preserve">Consequência pra depois:</w:t>
+      </w:r>
+      <w:r>
+        <w:t xml:space="preserve"> </w:t>
+      </w:r>
+      <w:r>
+        <w:t xml:space="preserve">a segunda venda acontece na</w:t>
+      </w:r>
+      <w:r>
+        <w:t xml:space="preserve"> </w:t>
+      </w:r>
+      <w:r>
+        <w:rPr>
+          <w:bCs/>
+          <w:b/>
+        </w:rPr>
+        <w:t xml:space="preserve">Reunião de Entrega da Consultoria</w:t>
+      </w:r>
+      <w:r>
+        <w:t xml:space="preserve">, e esse script ainda não existe. Vira pendência urgente se o Rocha fechar.</w:t>
       </w:r>
     </w:p>
     <w:p>
@@ -1042,7 +985,7 @@
       </w:r>
     </w:p>
     <w:bookmarkEnd w:id="22"/>
-    <w:bookmarkStart w:id="28" w:name="bloco-2-4-a-14-min-triagem-o-bant"/>
+    <w:bookmarkStart w:id="29" w:name="bloco-2-4-a-14-min-triagem-o-bant"/>
     <w:p>
       <w:pPr>
         <w:pStyle w:val="Heading2"/>
@@ -1059,13 +1002,53 @@
         <w:t xml:space="preserve">Quatro perguntas. Tréplica após cada uma, nunca emendar pergunta em pergunta.</w:t>
       </w:r>
     </w:p>
-    <w:bookmarkStart w:id="23" w:name="authority-primeiro-e-não-é-protocolo"/>
+    <w:p>
+      <w:pPr>
+        <w:pStyle w:val="BlockText"/>
+      </w:pPr>
+      <w:r>
+        <w:t xml:space="preserve">✅</w:t>
+      </w:r>
+      <w:r>
+        <w:t xml:space="preserve"> </w:t>
+      </w:r>
+      <w:r>
+        <w:rPr>
+          <w:bCs/>
+          <w:b/>
+        </w:rPr>
+        <w:t xml:space="preserve">Atualizado em 14/ago com as respostas do Gabriel.</w:t>
+      </w:r>
+      <w:r>
+        <w:t xml:space="preserve"> </w:t>
+      </w:r>
+      <w:r>
+        <w:t xml:space="preserve">Três dos quatro critérios já estão respondidos.</w:t>
+      </w:r>
+      <w:r>
+        <w:t xml:space="preserve"> </w:t>
+      </w:r>
+      <w:r>
+        <w:rPr>
+          <w:bCs/>
+          <w:b/>
+        </w:rPr>
+        <w:t xml:space="preserve">Não repita pergunta que já tem resposta</w:t>
+      </w:r>
+      <w:r>
+        <w:t xml:space="preserve"> </w:t>
+      </w:r>
+      <w:r>
+        <w:t xml:space="preserve">— lead que responde duas vezes a mesma coisa entende que ninguém leu.</w:t>
+      </w:r>
+    </w:p>
+    <w:bookmarkStart w:id="23" w:name="X3dadd2d9b4a267b1c9f4fee78f59206f6e24e96"/>
     <w:p>
       <w:pPr>
         <w:pStyle w:val="Heading3"/>
       </w:pPr>
       <w:r>
-        <w:t xml:space="preserve">Authority — primeiro, e não é protocolo</w:t>
+        <w:t xml:space="preserve">Authority — ✅ RESPONDIDO, só confirme de passagem</w:t>
       </w:r>
     </w:p>
     <w:p>
@@ -1073,7 +1056,25 @@
         <w:pStyle w:val="FirstParagraph"/>
       </w:pPr>
       <w:r>
-        <w:t xml:space="preserve">A Isabel Aparecida Amalfi está no quadro societário de todos os CNPJs do grupo desde a abertura. Isso não é detalhe: é o que decide se o bloco 7 existe.</w:t>
+        <w:rPr>
+          <w:bCs/>
+          <w:b/>
+        </w:rPr>
+        <w:t xml:space="preserve">O Roberto decide sozinho.</w:t>
+      </w:r>
+      <w:r>
+        <w:t xml:space="preserve"> </w:t>
+      </w:r>
+      <w:r>
+        <w:t xml:space="preserve">A Isabel é sócia em todos os CNPJs mas não participa da decisão de investir em sistema.</w:t>
+      </w:r>
+    </w:p>
+    <w:p>
+      <w:pPr>
+        <w:pStyle w:val="BodyText"/>
+      </w:pPr>
+      <w:r>
+        <w:t xml:space="preserve">Não gaste pergunta com isso. Confirme em uma frase e siga:</w:t>
       </w:r>
     </w:p>
     <w:p>
@@ -1081,13 +1082,678 @@
         <w:pStyle w:val="BlockText"/>
       </w:pPr>
       <w:r>
-        <w:t xml:space="preserve">Roberto, antes de entrar na operação: decisão de investir em sistema</w:t>
-      </w:r>
-      <w:r>
-        <w:t xml:space="preserve"> </w:t>
-      </w:r>
-      <w:r>
-        <w:t xml:space="preserve">aqui é sua sozinha ou passa pela Isabel também?</w:t>
+        <w:t xml:space="preserve">Roberto, essa decisão é sua mesmo, ou tem mais alguém que entra junto?</w:t>
+      </w:r>
+    </w:p>
+    <w:p>
+      <w:pPr>
+        <w:pStyle w:val="FirstParagraph"/>
+      </w:pPr>
+      <w:r>
+        <w:rPr>
+          <w:bCs/>
+          <w:b/>
+        </w:rPr>
+        <w:t xml:space="preserve">O que você ganhou de graça:</w:t>
+      </w:r>
+      <w:r>
+        <w:t xml:space="preserve"> </w:t>
+      </w:r>
+      <w:r>
+        <w:t xml:space="preserve">a Isabel</w:t>
+      </w:r>
+      <w:r>
+        <w:t xml:space="preserve"> </w:t>
+      </w:r>
+      <w:r>
+        <w:rPr>
+          <w:bCs/>
+          <w:b/>
+        </w:rPr>
+        <w:t xml:space="preserve">reclama que o atendimento precisa melhorar</w:t>
+      </w:r>
+      <w:r>
+        <w:t xml:space="preserve">. Ela não decide, mas é a voz interna que já nomeia exatamente a dor que você resolve. Use isso no bloco 5, sem citá-la como fonte de pressão:</w:t>
+      </w:r>
+    </w:p>
+    <w:p>
+      <w:pPr>
+        <w:pStyle w:val="BlockText"/>
+      </w:pPr>
+      <w:r>
+        <w:rPr>
+          <w:iCs/>
+          <w:i/>
+        </w:rPr>
+        <w:t xml:space="preserve">“</w:t>
+      </w:r>
+      <w:r>
+        <w:rPr>
+          <w:iCs/>
+          <w:i/>
+        </w:rPr>
+        <w:t xml:space="preserve">Pelo que eu entendi, essa questão do atendimento já é assunto aí dentro.</w:t>
+      </w:r>
+      <w:r>
+        <w:rPr>
+          <w:iCs/>
+          <w:i/>
+        </w:rPr>
+        <w:t xml:space="preserve">”</w:t>
+      </w:r>
+    </w:p>
+    <w:p>
+      <w:pPr>
+        <w:pStyle w:val="FirstParagraph"/>
+      </w:pPr>
+      <w:r>
+        <w:t xml:space="preserve">Validar uma queixa que já existe na casa é mais forte que trazer uma dor de fora.</w:t>
+      </w:r>
+    </w:p>
+    <w:bookmarkEnd w:id="23"/>
+    <w:bookmarkStart w:id="24" w:name="Xd05a61e5db0ab8ebeea2557afc101886df775ed"/>
+    <w:p>
+      <w:pPr>
+        <w:pStyle w:val="Heading3"/>
+      </w:pPr>
+      <w:r>
+        <w:t xml:space="preserve">Budget — ainda aberto, e é o único dos quatro que falta</w:t>
+      </w:r>
+    </w:p>
+    <w:p>
+      <w:pPr>
+        <w:pStyle w:val="BlockText"/>
+      </w:pPr>
+      <w:r>
+        <w:t xml:space="preserve">Fora o ERP, quanto vocês já investem por mês em ferramenta e estrutura</w:t>
+      </w:r>
+      <w:r>
+        <w:t xml:space="preserve"> </w:t>
+      </w:r>
+      <w:r>
+        <w:t xml:space="preserve">pro atendimento?</w:t>
+      </w:r>
+    </w:p>
+    <w:p>
+      <w:pPr>
+        <w:pStyle w:val="FirstParagraph"/>
+      </w:pPr>
+      <w:r>
+        <w:t xml:space="preserve">Você não está perguntando se ele tem dinheiro. Está descobrindo</w:t>
+      </w:r>
+      <w:r>
+        <w:t xml:space="preserve"> </w:t>
+      </w:r>
+      <w:r>
+        <w:rPr>
+          <w:bCs/>
+          <w:b/>
+        </w:rPr>
+        <w:t xml:space="preserve">contra o que o seu preço vai ser comparado</w:t>
+      </w:r>
+      <w:r>
+        <w:t xml:space="preserve">. Ele já paga ERP de mercado e já contratou o módulo de WhatsApp da TOTVS: existe orçamento de tecnologia rodando.</w:t>
+      </w:r>
+    </w:p>
+    <w:bookmarkEnd w:id="24"/>
+    <w:bookmarkStart w:id="25" w:name="need-respondido-e-com-número"/>
+    <w:p>
+      <w:pPr>
+        <w:pStyle w:val="Heading3"/>
+      </w:pPr>
+      <w:r>
+        <w:t xml:space="preserve">Need — ✅ RESPONDIDO, e com número</w:t>
+      </w:r>
+    </w:p>
+    <w:p>
+      <w:pPr>
+        <w:pStyle w:val="FirstParagraph"/>
+      </w:pPr>
+      <w:r>
+        <w:rPr>
+          <w:bCs/>
+          <w:b/>
+        </w:rPr>
+        <w:t xml:space="preserve">Não pergunte onde escapa venda. Ele já disse.</w:t>
+      </w:r>
+      <w:r>
+        <w:t xml:space="preserve"> </w:t>
+      </w:r>
+      <w:r>
+        <w:t xml:space="preserve">Confirme e aprofunde:</w:t>
+      </w:r>
+    </w:p>
+    <w:p>
+      <w:pPr>
+        <w:pStyle w:val="BlockText"/>
+      </w:pPr>
+      <w:r>
+        <w:t xml:space="preserve">Você me disse que hoje são 30 atendentes e que precisariam de 50. Esses</w:t>
+      </w:r>
+      <w:r>
+        <w:t xml:space="preserve"> </w:t>
+      </w:r>
+      <w:r>
+        <w:t xml:space="preserve">20 que faltam, faz quanto tempo que vocês tentam contratar?</w:t>
+      </w:r>
+    </w:p>
+    <w:bookmarkEnd w:id="25"/>
+    <w:bookmarkStart w:id="26" w:name="timing-respondido-na-prática"/>
+    <w:p>
+      <w:pPr>
+        <w:pStyle w:val="Heading3"/>
+      </w:pPr>
+      <w:r>
+        <w:t xml:space="preserve">Timing — ✅ RESPONDIDO na prática</w:t>
+      </w:r>
+    </w:p>
+    <w:p>
+      <w:pPr>
+        <w:pStyle w:val="FirstParagraph"/>
+      </w:pPr>
+      <w:r>
+        <w:t xml:space="preserve">O projeto de WhatsApp com a TOTVS</w:t>
+      </w:r>
+      <w:r>
+        <w:t xml:space="preserve"> </w:t>
+      </w:r>
+      <w:r>
+        <w:rPr>
+          <w:bCs/>
+          <w:b/>
+        </w:rPr>
+        <w:t xml:space="preserve">está parado agora</w:t>
+      </w:r>
+      <w:r>
+        <w:t xml:space="preserve"> </w:t>
+      </w:r>
+      <w:r>
+        <w:t xml:space="preserve">por falta de equipe. Isso é janela concreta e é dele, não sua. Some com a unidade nova em planejamento:</w:t>
+      </w:r>
+    </w:p>
+    <w:p>
+      <w:pPr>
+        <w:pStyle w:val="BlockText"/>
+      </w:pPr>
+      <w:r>
+        <w:t xml:space="preserve">Esse projeto do WhatsApp parado, ele trava alguma outra coisa aí? A</w:t>
+      </w:r>
+      <w:r>
+        <w:t xml:space="preserve"> </w:t>
+      </w:r>
+      <w:r>
+        <w:t xml:space="preserve">unidade nova entra nessa conta?</w:t>
+      </w:r>
+    </w:p>
+    <w:bookmarkEnd w:id="26"/>
+    <w:bookmarkStart w:id="27" w:name="leitura-do-corte-de-lead"/>
+    <w:p>
+      <w:pPr>
+        <w:pStyle w:val="Heading3"/>
+      </w:pPr>
+      <w:r>
+        <w:t xml:space="preserve">Leitura do corte de lead</w:t>
+      </w:r>
+    </w:p>
+    <w:tbl>
+      <w:tblPr>
+        <w:tblStyle w:val="Table"/>
+        <w:tblW w:type="auto" w:w="0"/>
+        <w:tblLook w:firstRow="1" w:lastRow="0" w:firstColumn="0" w:lastColumn="0" w:noHBand="0" w:noVBand="0" w:val="0020"/>
+        <w:jc w:val="start"/>
+      </w:tblPr>
+      <w:tblGrid>
+        <w:gridCol w:w="3960"/>
+        <w:gridCol w:w="3960"/>
+      </w:tblGrid>
+      <w:tr>
+        <w:trPr>
+          <w:tblHeader w:val="true"/>
+        </w:trPr>
+        <w:tc>
+          <w:tcPr/>
+          <w:p>
+            <w:pPr>
+              <w:pStyle w:val="Compact"/>
+              <w:jc w:val="left"/>
+            </w:pPr>
+            <w:r>
+              <w:t xml:space="preserve">Critério</w:t>
+            </w:r>
+          </w:p>
+        </w:tc>
+        <w:tc>
+          <w:tcPr/>
+          <w:p>
+            <w:pPr>
+              <w:pStyle w:val="Compact"/>
+              <w:jc w:val="left"/>
+            </w:pPr>
+            <w:r>
+              <w:t xml:space="preserve">Status</w:t>
+            </w:r>
+          </w:p>
+        </w:tc>
+      </w:tr>
+      <w:tr>
+        <w:tc>
+          <w:tcPr/>
+          <w:p>
+            <w:pPr>
+              <w:pStyle w:val="Compact"/>
+              <w:jc w:val="left"/>
+            </w:pPr>
+            <w:r>
+              <w:t xml:space="preserve">Decisor</w:t>
+            </w:r>
+          </w:p>
+        </w:tc>
+        <w:tc>
+          <w:tcPr/>
+          <w:p>
+            <w:pPr>
+              <w:pStyle w:val="Compact"/>
+              <w:jc w:val="left"/>
+            </w:pPr>
+            <w:r>
+              <w:t xml:space="preserve">✅ Roberto decide sozinho</w:t>
+            </w:r>
+          </w:p>
+        </w:tc>
+      </w:tr>
+      <w:tr>
+        <w:tc>
+          <w:tcPr/>
+          <w:p>
+            <w:pPr>
+              <w:pStyle w:val="Compact"/>
+              <w:jc w:val="left"/>
+            </w:pPr>
+            <w:r>
+              <w:t xml:space="preserve">Verba</w:t>
+            </w:r>
+          </w:p>
+        </w:tc>
+        <w:tc>
+          <w:tcPr/>
+          <w:p>
+            <w:pPr>
+              <w:pStyle w:val="Compact"/>
+              <w:jc w:val="left"/>
+            </w:pPr>
+            <w:r>
+              <w:t xml:space="preserve">🟡 não confirmado, mas há orçamento de tecnologia ativo</w:t>
+            </w:r>
+          </w:p>
+        </w:tc>
+      </w:tr>
+      <w:tr>
+        <w:tc>
+          <w:tcPr/>
+          <w:p>
+            <w:pPr>
+              <w:pStyle w:val="Compact"/>
+              <w:jc w:val="left"/>
+            </w:pPr>
+            <w:r>
+              <w:t xml:space="preserve">Gargalo nomeado</w:t>
+            </w:r>
+          </w:p>
+        </w:tc>
+        <w:tc>
+          <w:tcPr/>
+          <w:p>
+            <w:pPr>
+              <w:pStyle w:val="Compact"/>
+              <w:jc w:val="left"/>
+            </w:pPr>
+            <w:r>
+              <w:t xml:space="preserve">✅ processo, gente e frequência, com número</w:t>
+            </w:r>
+          </w:p>
+        </w:tc>
+      </w:tr>
+      <w:tr>
+        <w:tc>
+          <w:tcPr/>
+          <w:p>
+            <w:pPr>
+              <w:pStyle w:val="Compact"/>
+              <w:jc w:val="left"/>
+            </w:pPr>
+            <w:r>
+              <w:t xml:space="preserve">Janela</w:t>
+            </w:r>
+          </w:p>
+        </w:tc>
+        <w:tc>
+          <w:tcPr/>
+          <w:p>
+            <w:pPr>
+              <w:pStyle w:val="Compact"/>
+              <w:jc w:val="left"/>
+            </w:pPr>
+            <w:r>
+              <w:t xml:space="preserve">✅ projeto travado agora</w:t>
+            </w:r>
+          </w:p>
+        </w:tc>
+      </w:tr>
+    </w:tbl>
+    <w:p>
+      <w:pPr>
+        <w:pStyle w:val="BodyText"/>
+      </w:pPr>
+      <w:r>
+        <w:rPr>
+          <w:bCs/>
+          <w:b/>
+        </w:rPr>
+        <w:t xml:space="preserve">Passa. Com folga.</w:t>
+      </w:r>
+      <w:r>
+        <w:t xml:space="preserve"> </w:t>
+      </w:r>
+      <w:r>
+        <w:t xml:space="preserve">Bloco 2 pode fechar em 6 ou 7 minutos em vez de 10, e o tempo que sobrar vai pro bloco 4.</w:t>
+      </w:r>
+    </w:p>
+    <w:bookmarkEnd w:id="27"/>
+    <w:bookmarkStart w:id="28" w:name="se-a-triagem-reprovar"/>
+    <w:p>
+      <w:pPr>
+        <w:pStyle w:val="Heading3"/>
+      </w:pPr>
+      <w:r>
+        <w:t xml:space="preserve">Se a triagem reprovar</w:t>
+      </w:r>
+    </w:p>
+    <w:p>
+      <w:pPr>
+        <w:pStyle w:val="FirstParagraph"/>
+      </w:pPr>
+      <w:r>
+        <w:t xml:space="preserve">Não gaste os 45 minutos restantes. Encerre em ~20 min, com honestidade:</w:t>
+      </w:r>
+    </w:p>
+    <w:p>
+      <w:pPr>
+        <w:pStyle w:val="BlockText"/>
+      </w:pPr>
+      <w:r>
+        <w:t xml:space="preserve">Pelo que você me contou, isso ainda não está no ponto de virar projeto.</w:t>
+      </w:r>
+      <w:r>
+        <w:t xml:space="preserve"> </w:t>
+      </w:r>
+      <w:r>
+        <w:t xml:space="preserve">Prefiro não te vender uma coisa que você vai cancelar em dois meses.</w:t>
+      </w:r>
+      <w:r>
+        <w:t xml:space="preserve"> </w:t>
+      </w:r>
+      <w:r>
+        <w:t xml:space="preserve">Deixa eu te mandar o material e a gente se fala quando a unidade nova</w:t>
+      </w:r>
+      <w:r>
+        <w:t xml:space="preserve"> </w:t>
+      </w:r>
+      <w:r>
+        <w:t xml:space="preserve">estiver de pé.</w:t>
+      </w:r>
+    </w:p>
+    <w:p>
+      <w:pPr>
+        <w:pStyle w:val="FirstParagraph"/>
+      </w:pPr>
+      <w:r>
+        <w:t xml:space="preserve">Registrar como reunião realizada e mover pra nutrição.</w:t>
+      </w:r>
+    </w:p>
+    <w:p>
+      <w:r>
+        <w:pict>
+          <v:rect style="width:0;height:1.5pt" o:hralign="center" o:hrstd="t" o:hr="t"/>
+        </w:pict>
+      </w:r>
+    </w:p>
+    <w:bookmarkEnd w:id="28"/>
+    <w:bookmarkEnd w:id="29"/>
+    <w:bookmarkStart w:id="30" w:name="Xdf5a24c6b46a90193b8699e19dada6b41c6f887"/>
+    <w:p>
+      <w:pPr>
+        <w:pStyle w:val="Heading2"/>
+      </w:pPr>
+      <w:r>
+        <w:t xml:space="preserve">Bloco 3 · 14 a 17 min · Autoridade ·</w:t>
+      </w:r>
+      <w:r>
+        <w:t xml:space="preserve"> </w:t>
+      </w:r>
+      <w:r>
+        <w:rPr>
+          <w:bCs/>
+          <w:b/>
+        </w:rPr>
+        <w:t xml:space="preserve">máximo 3 minutos</w:t>
+      </w:r>
+    </w:p>
+    <w:p>
+      <w:pPr>
+        <w:pStyle w:val="FirstParagraph"/>
+      </w:pPr>
+      <w:r>
+        <w:t xml:space="preserve">Sem deck (nunca foi auditado depois do pivot). Sem lista de pilares (os quatro pilares antigos eram de site e morreram; a estrutura da reunião proíbe inventar nomes novos ao vivo).</w:t>
+      </w:r>
+    </w:p>
+    <w:p>
+      <w:pPr>
+        <w:pStyle w:val="BlockText"/>
+      </w:pPr>
+      <w:r>
+        <w:t xml:space="preserve">Eu construo sistema e IA pra empresa da economia real. Fábrica,</w:t>
+      </w:r>
+      <w:r>
+        <w:t xml:space="preserve"> </w:t>
+      </w:r>
+      <w:r>
+        <w:t xml:space="preserve">escritório de advocacia, operação de serviço. O que eu faço é entrar na</w:t>
+      </w:r>
+      <w:r>
+        <w:t xml:space="preserve"> </w:t>
+      </w:r>
+      <w:r>
+        <w:t xml:space="preserve">operação, achar onde o trabalho repetido está comendo margem, e resolver</w:t>
+      </w:r>
+      <w:r>
+        <w:t xml:space="preserve"> </w:t>
+      </w:r>
+      <w:r>
+        <w:t xml:space="preserve">isso com sistema feito pra aquela operação, não com ferramenta de</w:t>
+      </w:r>
+      <w:r>
+        <w:t xml:space="preserve"> </w:t>
+      </w:r>
+      <w:r>
+        <w:t xml:space="preserve">prateleira.</w:t>
+      </w:r>
+    </w:p>
+    <w:p>
+      <w:pPr>
+        <w:pStyle w:val="FirstParagraph"/>
+      </w:pPr>
+      <w:r>
+        <w:rPr>
+          <w:bCs/>
+          <w:b/>
+        </w:rPr>
+        <w:t xml:space="preserve">Prova social, só se ele pedir:</w:t>
+      </w:r>
+      <w:r>
+        <w:t xml:space="preserve"> </w:t>
+      </w:r>
+      <w:r>
+        <w:t xml:space="preserve">Odery Drums. Indústria, CRM implementado e bot de WhatsApp rodando. É o único caso alinhado com a oferta atual.</w:t>
+      </w:r>
+    </w:p>
+    <w:p>
+      <w:pPr>
+        <w:pStyle w:val="BodyText"/>
+      </w:pPr>
+      <w:r>
+        <w:rPr>
+          <w:bCs/>
+          <w:b/>
+        </w:rPr>
+        <w:t xml:space="preserve">Não citar:</w:t>
+      </w:r>
+      <w:r>
+        <w:t xml:space="preserve"> </w:t>
+      </w:r>
+      <w:r>
+        <w:t xml:space="preserve">Adash (nunca foi entregue). E-Force serve como prova de geração de demanda, não de produto.</w:t>
+      </w:r>
+    </w:p>
+    <w:p>
+      <w:pPr>
+        <w:pStyle w:val="BodyText"/>
+      </w:pPr>
+      <w:r>
+        <w:rPr>
+          <w:bCs/>
+          <w:b/>
+        </w:rPr>
+        <w:t xml:space="preserve">Por que o teto de 3 minutos é rígido:</w:t>
+      </w:r>
+      <w:r>
+        <w:t xml:space="preserve"> </w:t>
+      </w:r>
+      <w:r>
+        <w:t xml:space="preserve">esse é o bloco que estica sozinho. Cada minuto a mais aqui sai do bloco 4, que é o que sustenta o preço.</w:t>
+      </w:r>
+    </w:p>
+    <w:p>
+      <w:r>
+        <w:pict>
+          <v:rect style="width:0;height:1.5pt" o:hralign="center" o:hrstd="t" o:hr="t"/>
+        </w:pict>
+      </w:r>
+    </w:p>
+    <w:bookmarkEnd w:id="30"/>
+    <w:bookmarkStart w:id="32" w:name="bloco-4-17-a-34-min-diagnóstico"/>
+    <w:p>
+      <w:pPr>
+        <w:pStyle w:val="Heading2"/>
+      </w:pPr>
+      <w:r>
+        <w:t xml:space="preserve">Bloco 4 · 17 a 34 min · Diagnóstico</w:t>
+      </w:r>
+    </w:p>
+    <w:p>
+      <w:pPr>
+        <w:pStyle w:val="FirstParagraph"/>
+      </w:pPr>
+      <w:r>
+        <w:t xml:space="preserve">17 minutos. É o bloco mais longo da reunião, e é onde o preço nasce.</w:t>
+      </w:r>
+    </w:p>
+    <w:p>
+      <w:pPr>
+        <w:pStyle w:val="BlockText"/>
+      </w:pPr>
+      <w:r>
+        <w:t xml:space="preserve">✅</w:t>
+      </w:r>
+      <w:r>
+        <w:t xml:space="preserve"> </w:t>
+      </w:r>
+      <w:r>
+        <w:rPr>
+          <w:bCs/>
+          <w:b/>
+        </w:rPr>
+        <w:t xml:space="preserve">Reescrito em 14/ago.</w:t>
+      </w:r>
+      <w:r>
+        <w:t xml:space="preserve"> </w:t>
+      </w:r>
+      <w:r>
+        <w:t xml:space="preserve">As perguntas genéricas de descoberta saíram: ele já contou o essencial. Este bloco agora aprofunda o que já está na mesa, e o alvo é</w:t>
+      </w:r>
+      <w:r>
+        <w:t xml:space="preserve"> </w:t>
+      </w:r>
+      <w:r>
+        <w:rPr>
+          <w:bCs/>
+          <w:b/>
+        </w:rPr>
+        <w:t xml:space="preserve">um número que ele diga em voz alta</w:t>
+      </w:r>
+      <w:r>
+        <w:t xml:space="preserve">.</w:t>
+      </w:r>
+    </w:p>
+    <w:p>
+      <w:pPr>
+        <w:pStyle w:val="FirstParagraph"/>
+      </w:pPr>
+      <w:r>
+        <w:rPr>
+          <w:bCs/>
+          <w:b/>
+        </w:rPr>
+        <w:t xml:space="preserve">A pergunta que abre</w:t>
+      </w:r>
+      <w:r>
+        <w:t xml:space="preserve"> </w:t>
+      </w:r>
+      <w:r>
+        <w:t xml:space="preserve">— não é mais</w:t>
+      </w:r>
+      <w:r>
+        <w:t xml:space="preserve"> </w:t>
+      </w:r>
+      <w:r>
+        <w:t xml:space="preserve">“</w:t>
+      </w:r>
+      <w:r>
+        <w:t xml:space="preserve">como funciona a operação</w:t>
+      </w:r>
+      <w:r>
+        <w:t xml:space="preserve">”</w:t>
+      </w:r>
+      <w:r>
+        <w:t xml:space="preserve">, é o projeto travado:</w:t>
+      </w:r>
+    </w:p>
+    <w:p>
+      <w:pPr>
+        <w:pStyle w:val="BlockText"/>
+      </w:pPr>
+      <w:r>
+        <w:t xml:space="preserve">Me conta do projeto do WhatsApp com a TOTVS. Onde exatamente ele parou?</w:t>
+      </w:r>
+    </w:p>
+    <w:p>
+      <w:pPr>
+        <w:pStyle w:val="FirstParagraph"/>
+      </w:pPr>
+      <w:r>
+        <w:t xml:space="preserve">Depois, na ordem, e</w:t>
+      </w:r>
+      <w:r>
+        <w:t xml:space="preserve"> </w:t>
+      </w:r>
+      <w:r>
+        <w:rPr>
+          <w:bCs/>
+          <w:b/>
+        </w:rPr>
+        <w:t xml:space="preserve">só onde ele abrir</w:t>
+      </w:r>
+      <w:r>
+        <w:t xml:space="preserve">:</w:t>
       </w:r>
     </w:p>
     <w:p>
@@ -1099,17 +1765,7 @@
         <w:pStyle w:val="Compact"/>
       </w:pPr>
       <w:r>
-        <w:rPr>
-          <w:bCs/>
-          <w:b/>
-        </w:rPr>
-        <w:t xml:space="preserve">Ele decide sozinho</w:t>
-      </w:r>
-      <w:r>
-        <w:t xml:space="preserve"> </w:t>
-      </w:r>
-      <w:r>
-        <w:t xml:space="preserve">→ segue o roteiro normal</w:t>
+        <w:t xml:space="preserve">Faz quanto tempo que ele está parado?</w:t>
       </w:r>
     </w:p>
     <w:p>
@@ -1121,17 +1777,7 @@
         <w:pStyle w:val="Compact"/>
       </w:pPr>
       <w:r>
-        <w:rPr>
-          <w:bCs/>
-          <w:b/>
-        </w:rPr>
-        <w:t xml:space="preserve">Ela decide junto e está na sala</w:t>
-      </w:r>
-      <w:r>
-        <w:t xml:space="preserve"> </w:t>
-      </w:r>
-      <w:r>
-        <w:t xml:space="preserve">→ inclui ela nas perguntas dos blocos 2 e 4, por nome</w:t>
+        <w:t xml:space="preserve">O que precisaria acontecer pra ele destravar? É gente, é fornecedor, é decisão?</w:t>
       </w:r>
     </w:p>
     <w:p>
@@ -1143,33 +1789,7 @@
         <w:pStyle w:val="Compact"/>
       </w:pPr>
       <w:r>
-        <w:rPr>
-          <w:bCs/>
-          <w:b/>
-        </w:rPr>
-        <w:t xml:space="preserve">Ela decide junto e não está na sala</w:t>
-      </w:r>
-      <w:r>
-        <w:t xml:space="preserve"> </w:t>
-      </w:r>
-      <w:r>
-        <w:t xml:space="preserve">→ 🔴</w:t>
-      </w:r>
-      <w:r>
-        <w:t xml:space="preserve"> </w:t>
-      </w:r>
-      <w:r>
-        <w:rPr>
-          <w:bCs/>
-          <w:b/>
-        </w:rPr>
-        <w:t xml:space="preserve">conduza a reunião inteira, mas não feche no bloco 7.</w:t>
-      </w:r>
-      <w:r>
-        <w:t xml:space="preserve"> </w:t>
-      </w:r>
-      <w:r>
-        <w:t xml:space="preserve">Marque o fechamento com os dois, com data e hora. O gate da reunião única é explícito:</w:t>
+        <w:t xml:space="preserve">Qual ERP vocês rodam, e há quantos anos?</w:t>
       </w:r>
       <w:r>
         <w:t xml:space="preserve"> </w:t>
@@ -1179,17 +1799,238 @@
           <w:iCs/>
           <w:i/>
         </w:rPr>
-        <w:t xml:space="preserve">reunião se remarca, não se adapta</w:t>
-      </w:r>
-    </w:p>
-    <w:bookmarkEnd w:id="23"/>
-    <w:bookmarkStart w:id="24" w:name="budget"/>
+        <w:t xml:space="preserve">(o Gabriel só apurou</w:t>
+      </w:r>
+      <w:r>
+        <w:rPr>
+          <w:iCs/>
+          <w:i/>
+        </w:rPr>
+        <w:t xml:space="preserve"> </w:t>
+      </w:r>
+      <w:r>
+        <w:rPr>
+          <w:iCs/>
+          <w:i/>
+        </w:rPr>
+        <w:t xml:space="preserve">“</w:t>
+      </w:r>
+      <w:r>
+        <w:rPr>
+          <w:iCs/>
+          <w:i/>
+        </w:rPr>
+        <w:t xml:space="preserve">referência de mercado</w:t>
+      </w:r>
+      <w:r>
+        <w:rPr>
+          <w:iCs/>
+          <w:i/>
+        </w:rPr>
+        <w:t xml:space="preserve">”</w:t>
+      </w:r>
+      <w:r>
+        <w:rPr>
+          <w:iCs/>
+          <w:i/>
+        </w:rPr>
+        <w:t xml:space="preserve">, sem nome. Pela resposta 5, provável TOTVS, mas</w:t>
+      </w:r>
+      <w:r>
+        <w:rPr>
+          <w:iCs/>
+          <w:i/>
+        </w:rPr>
+        <w:t xml:space="preserve"> </w:t>
+      </w:r>
+      <w:r>
+        <w:rPr>
+          <w:bCs/>
+          <w:b/>
+          <w:iCs/>
+          <w:i/>
+        </w:rPr>
+        <w:t xml:space="preserve">não presuma em voz alta</w:t>
+      </w:r>
+      <w:r>
+        <w:rPr>
+          <w:iCs/>
+          <w:i/>
+        </w:rPr>
+        <w:t xml:space="preserve"> </w:t>
+      </w:r>
+      <w:r>
+        <w:rPr>
+          <w:iCs/>
+          <w:i/>
+        </w:rPr>
+        <w:t xml:space="preserve">— chamar de Protheus o que é Winthor te queima na primeira frase)</w:t>
+      </w:r>
+    </w:p>
+    <w:p>
+      <w:pPr>
+        <w:numPr>
+          <w:ilvl w:val="0"/>
+          <w:numId w:val="1001"/>
+        </w:numPr>
+        <w:pStyle w:val="Compact"/>
+      </w:pPr>
+      <w:r>
+        <w:t xml:space="preserve">Dos 30 atendentes, quantos estão no balcão e quantos nos canais digitais?</w:t>
+      </w:r>
+      <w:r>
+        <w:t xml:space="preserve"> </w:t>
+      </w:r>
+      <w:r>
+        <w:rPr>
+          <w:iCs/>
+          <w:i/>
+        </w:rPr>
+        <w:t xml:space="preserve">(se só 3 ou 4 cobrem digital, o buraco é bem maior que os 20 sugerem)</w:t>
+      </w:r>
+    </w:p>
+    <w:p>
+      <w:pPr>
+        <w:numPr>
+          <w:ilvl w:val="0"/>
+          <w:numId w:val="1001"/>
+        </w:numPr>
+        <w:pStyle w:val="Compact"/>
+      </w:pPr>
+      <w:r>
+        <w:t xml:space="preserve">Quantas mensagens chegam por dia no WhatsApp e no site, somando as sete lojas?</w:t>
+      </w:r>
+    </w:p>
+    <w:p>
+      <w:pPr>
+        <w:numPr>
+          <w:ilvl w:val="0"/>
+          <w:numId w:val="1001"/>
+        </w:numPr>
+        <w:pStyle w:val="Compact"/>
+      </w:pPr>
+      <w:r>
+        <w:t xml:space="preserve">Dessas, quantas ficam sem resposta ou respondem no dia seguinte?</w:t>
+      </w:r>
+    </w:p>
+    <w:p>
+      <w:pPr>
+        <w:numPr>
+          <w:ilvl w:val="0"/>
+          <w:numId w:val="1001"/>
+        </w:numPr>
+        <w:pStyle w:val="Compact"/>
+      </w:pPr>
+      <w:r>
+        <w:t xml:space="preserve">Quando um atendente sai, quanto tempo leva pra repor?</w:t>
+      </w:r>
+    </w:p>
+    <w:p>
+      <w:pPr>
+        <w:numPr>
+          <w:ilvl w:val="0"/>
+          <w:numId w:val="1001"/>
+        </w:numPr>
+        <w:pStyle w:val="Compact"/>
+      </w:pPr>
+      <w:r>
+        <w:rPr>
+          <w:bCs/>
+          <w:b/>
+        </w:rPr>
+        <w:t xml:space="preserve">E a pergunta que vale a reunião inteira:</w:t>
+      </w:r>
+      <w:r>
+        <w:t xml:space="preserve"> </w:t>
+      </w:r>
+      <w:r>
+        <w:t xml:space="preserve">quanto custa um atendente pra vocês, tudo somado, com encargos?</w:t>
+      </w:r>
+    </w:p>
+    <w:bookmarkStart w:id="31" w:name="a-regra-de-saída-deste-bloco"/>
     <w:p>
       <w:pPr>
         <w:pStyle w:val="Heading3"/>
       </w:pPr>
       <w:r>
-        <w:t xml:space="preserve">Budget</w:t>
+        <w:t xml:space="preserve">A regra de saída deste bloco</w:t>
+      </w:r>
+    </w:p>
+    <w:p>
+      <w:pPr>
+        <w:pStyle w:val="FirstParagraph"/>
+      </w:pPr>
+      <w:r>
+        <w:rPr>
+          <w:bCs/>
+          <w:b/>
+        </w:rPr>
+        <w:t xml:space="preserve">Você não sai daqui sem que ELE tenha dito o número.</w:t>
+      </w:r>
+    </w:p>
+    <w:p>
+      <w:pPr>
+        <w:pStyle w:val="BodyText"/>
+      </w:pPr>
+      <w:r>
+        <w:t xml:space="preserve">A pergunta 7 é a mais importante que você vai fazer o dia todo, e a técnica importa:</w:t>
+      </w:r>
+      <w:r>
+        <w:t xml:space="preserve"> </w:t>
+      </w:r>
+      <w:r>
+        <w:rPr>
+          <w:bCs/>
+          <w:b/>
+        </w:rPr>
+        <w:t xml:space="preserve">não estime o custo da folha pra ele.</w:t>
+      </w:r>
+      <w:r>
+        <w:t xml:space="preserve"> </w:t>
+      </w:r>
+      <w:r>
+        <w:t xml:space="preserve">Pergunte, espere, e deixe ele multiplicar por 20 em voz alta.</w:t>
+      </w:r>
+    </w:p>
+    <w:p>
+      <w:pPr>
+        <w:pStyle w:val="BodyText"/>
+      </w:pPr>
+      <w:r>
+        <w:t xml:space="preserve">Se ele disser</w:t>
+      </w:r>
+      <w:r>
+        <w:t xml:space="preserve"> </w:t>
+      </w:r>
+      <w:r>
+        <w:t xml:space="preserve">“</w:t>
+      </w:r>
+      <w:r>
+        <w:t xml:space="preserve">uns R$ 4 mil com tudo</w:t>
+      </w:r>
+      <w:r>
+        <w:t xml:space="preserve">”</w:t>
+      </w:r>
+      <w:r>
+        <w:t xml:space="preserve">, o silêncio seguinte faz o trabalho: são vinte pessoas que ele não consegue contratar. A conta de R$ 80 mil por mês aparece na cabeça dele, não na sua boca.</w:t>
+      </w:r>
+      <w:r>
+        <w:t xml:space="preserve"> </w:t>
+      </w:r>
+      <w:r>
+        <w:rPr>
+          <w:bCs/>
+          <w:b/>
+        </w:rPr>
+        <w:t xml:space="preserve">Número que o cliente calcula sozinho não se negocia depois.</w:t>
+      </w:r>
+    </w:p>
+    <w:p>
+      <w:pPr>
+        <w:pStyle w:val="BodyText"/>
+      </w:pPr>
+      <w:r>
+        <w:t xml:space="preserve">Se ele não der o número, peça:</w:t>
       </w:r>
     </w:p>
     <w:p>
@@ -1197,19 +2038,13 @@
         <w:pStyle w:val="BlockText"/>
       </w:pPr>
       <w:r>
-        <w:t xml:space="preserve">Hoje vocês já investem em sistema, ferramenta ou estrutura pra organizar</w:t>
-      </w:r>
-      <w:r>
-        <w:t xml:space="preserve"> </w:t>
-      </w:r>
-      <w:r>
-        <w:t xml:space="preserve">a operação? Quanto isso pesa por mês, somando licença, gente e</w:t>
-      </w:r>
-      <w:r>
-        <w:t xml:space="preserve"> </w:t>
-      </w:r>
-      <w:r>
-        <w:t xml:space="preserve">retrabalho?</w:t>
+        <w:t xml:space="preserve">Chuta pra mim. Um atendente aí, com salário e encargos, fica em quanto</w:t>
+      </w:r>
+      <w:r>
+        <w:t xml:space="preserve"> </w:t>
+      </w:r>
+      <w:r>
+        <w:t xml:space="preserve">por mês?</w:t>
       </w:r>
     </w:p>
     <w:p>
@@ -1217,161 +2052,7 @@
         <w:pStyle w:val="FirstParagraph"/>
       </w:pPr>
       <w:r>
-        <w:t xml:space="preserve">Você não está perguntando se ele tem dinheiro. Está descobrindo</w:t>
-      </w:r>
-      <w:r>
-        <w:t xml:space="preserve"> </w:t>
-      </w:r>
-      <w:r>
-        <w:rPr>
-          <w:bCs/>
-          <w:b/>
-        </w:rPr>
-        <w:t xml:space="preserve">contra o que o seu preço vai ser comparado.</w:t>
-      </w:r>
-      <w:r>
-        <w:t xml:space="preserve"> </w:t>
-      </w:r>
-      <w:r>
-        <w:t xml:space="preserve">Se ele paga R$8 mil/mês de ERP, sua consultoria de R$20-25 mil é três meses de uma coisa que ele já paga.</w:t>
-      </w:r>
-    </w:p>
-    <w:bookmarkEnd w:id="24"/>
-    <w:bookmarkStart w:id="25" w:name="need"/>
-    <w:p>
-      <w:pPr>
-        <w:pStyle w:val="Heading3"/>
-      </w:pPr>
-      <w:r>
-        <w:t xml:space="preserve">Need</w:t>
-      </w:r>
-    </w:p>
-    <w:p>
-      <w:pPr>
-        <w:pStyle w:val="BlockText"/>
-      </w:pPr>
-      <w:r>
-        <w:t xml:space="preserve">Com sete lojas e o CD, onde você sente que mais escapa venda hoje?</w:t>
-      </w:r>
-    </w:p>
-    <w:p>
-      <w:pPr>
-        <w:pStyle w:val="FirstParagraph"/>
-      </w:pPr>
-      <w:r>
-        <w:rPr>
-          <w:bCs/>
-          <w:b/>
-        </w:rPr>
-        <w:t xml:space="preserve">Cale a boca depois dessa.</w:t>
-      </w:r>
-      <w:r>
-        <w:t xml:space="preserve"> </w:t>
-      </w:r>
-      <w:r>
-        <w:t xml:space="preserve">O silêncio é o que traz a resposta real. Se ele der resposta curta, espere. Não ofereça alternativas de resposta.</w:t>
-      </w:r>
-    </w:p>
-    <w:bookmarkEnd w:id="25"/>
-    <w:bookmarkStart w:id="26" w:name="X68d2dcce7fa98b6c007dcc760a1be375ffe8ae0"/>
-    <w:p>
-      <w:pPr>
-        <w:pStyle w:val="Heading3"/>
-      </w:pPr>
-      <w:r>
-        <w:t xml:space="preserve">Timing — com o gatilho que eles mesmos publicaram</w:t>
-      </w:r>
-    </w:p>
-    <w:p>
-      <w:pPr>
-        <w:pStyle w:val="BlockText"/>
-      </w:pPr>
-      <w:r>
-        <w:t xml:space="preserve">Vi que vocês estão planejando uma unidade nova. Resolver isso antes dela</w:t>
-      </w:r>
-      <w:r>
-        <w:t xml:space="preserve"> </w:t>
-      </w:r>
-      <w:r>
-        <w:t xml:space="preserve">abrir é prioridade agora ou está em avaliação?</w:t>
-      </w:r>
-    </w:p>
-    <w:p>
-      <w:pPr>
-        <w:pStyle w:val="FirstParagraph"/>
-      </w:pPr>
-      <w:r>
-        <w:t xml:space="preserve">Essa pergunta não é chute:</w:t>
-      </w:r>
-      <w:r>
-        <w:t xml:space="preserve"> </w:t>
-      </w:r>
-      <w:r>
-        <w:t xml:space="preserve">“</w:t>
-      </w:r>
-      <w:r>
-        <w:t xml:space="preserve">nova unidade em planejamento</w:t>
-      </w:r>
-      <w:r>
-        <w:t xml:space="preserve">”</w:t>
-      </w:r>
-      <w:r>
-        <w:t xml:space="preserve"> </w:t>
-      </w:r>
-      <w:r>
-        <w:t xml:space="preserve">está escrito no site deles. Mostra preparo e cria urgência sem fabricar urgência.</w:t>
-      </w:r>
-    </w:p>
-    <w:bookmarkEnd w:id="26"/>
-    <w:bookmarkStart w:id="27" w:name="se-a-triagem-reprovar"/>
-    <w:p>
-      <w:pPr>
-        <w:pStyle w:val="Heading3"/>
-      </w:pPr>
-      <w:r>
-        <w:t xml:space="preserve">Se a triagem reprovar</w:t>
-      </w:r>
-    </w:p>
-    <w:p>
-      <w:pPr>
-        <w:pStyle w:val="FirstParagraph"/>
-      </w:pPr>
-      <w:r>
-        <w:t xml:space="preserve">Não gaste os 45 minutos restantes. Encerre em ~20 min, com honestidade:</w:t>
-      </w:r>
-    </w:p>
-    <w:p>
-      <w:pPr>
-        <w:pStyle w:val="BlockText"/>
-      </w:pPr>
-      <w:r>
-        <w:t xml:space="preserve">Pelo que você me contou, isso ainda não está no ponto de virar projeto.</w:t>
-      </w:r>
-      <w:r>
-        <w:t xml:space="preserve"> </w:t>
-      </w:r>
-      <w:r>
-        <w:t xml:space="preserve">Prefiro não te vender uma coisa que você vai cancelar em dois meses.</w:t>
-      </w:r>
-      <w:r>
-        <w:t xml:space="preserve"> </w:t>
-      </w:r>
-      <w:r>
-        <w:t xml:space="preserve">Deixa eu te mandar o material e a gente se fala quando a unidade nova</w:t>
-      </w:r>
-      <w:r>
-        <w:t xml:space="preserve"> </w:t>
-      </w:r>
-      <w:r>
-        <w:t xml:space="preserve">estiver de pé.</w:t>
-      </w:r>
-    </w:p>
-    <w:p>
-      <w:pPr>
-        <w:pStyle w:val="FirstParagraph"/>
-      </w:pPr>
-      <w:r>
-        <w:t xml:space="preserve">Registrar como reunião realizada e mover pra nutrição.</w:t>
+        <w:t xml:space="preserve">Sem esse número, a ancoragem do bloco 6 vira opinião, e opinião negocia.</w:t>
       </w:r>
     </w:p>
     <w:p>
@@ -1381,25 +2062,15 @@
         </w:pict>
       </w:r>
     </w:p>
-    <w:bookmarkEnd w:id="27"/>
-    <w:bookmarkEnd w:id="28"/>
-    <w:bookmarkStart w:id="29" w:name="Xdf5a24c6b46a90193b8699e19dada6b41c6f887"/>
+    <w:bookmarkEnd w:id="31"/>
+    <w:bookmarkEnd w:id="32"/>
+    <w:bookmarkStart w:id="38" w:name="X91316a05f3c2fdcb45d476c0cbd11f0570e964c"/>
     <w:p>
       <w:pPr>
         <w:pStyle w:val="Heading2"/>
       </w:pPr>
       <w:r>
-        <w:t xml:space="preserve">Bloco 3 · 14 a 17 min · Autoridade ·</w:t>
-      </w:r>
-      <w:r>
-        <w:t xml:space="preserve"> </w:t>
-      </w:r>
-      <w:r>
-        <w:rPr>
-          <w:bCs/>
-          <w:b/>
-        </w:rPr>
-        <w:t xml:space="preserve">máximo 3 minutos</w:t>
+        <w:t xml:space="preserve">Bloco 5 · 34 a 46 min · Apresentação das duas fases</w:t>
       </w:r>
     </w:p>
     <w:p>
@@ -1407,7 +2078,29 @@
         <w:pStyle w:val="FirstParagraph"/>
       </w:pPr>
       <w:r>
-        <w:t xml:space="preserve">Sem deck (nunca foi auditado depois do pivot). Sem lista de pilares (os quatro pilares antigos eram de site e morreram; a estrutura da reunião proíbe inventar nomes novos ao vivo).</w:t>
+        <w:t xml:space="preserve">Não é pitch genérico. É a</w:t>
+      </w:r>
+      <w:r>
+        <w:t xml:space="preserve"> </w:t>
+      </w:r>
+      <w:r>
+        <w:rPr>
+          <w:bCs/>
+          <w:b/>
+        </w:rPr>
+        <w:t xml:space="preserve">devolução organizada do que ele acabou de falar</w:t>
+      </w:r>
+      <w:r>
+        <w:t xml:space="preserve">.</w:t>
+      </w:r>
+    </w:p>
+    <w:bookmarkStart w:id="33" w:name="formato-de-cada-ponto"/>
+    <w:p>
+      <w:pPr>
+        <w:pStyle w:val="Heading3"/>
+      </w:pPr>
+      <w:r>
+        <w:t xml:space="preserve">Formato de cada ponto</w:t>
       </w:r>
     </w:p>
     <w:p>
@@ -1415,31 +2108,71 @@
         <w:pStyle w:val="BlockText"/>
       </w:pPr>
       <w:r>
-        <w:t xml:space="preserve">Eu construo sistema e IA pra empresa da economia real. Fábrica,</w:t>
-      </w:r>
-      <w:r>
-        <w:t xml:space="preserve"> </w:t>
-      </w:r>
-      <w:r>
-        <w:t xml:space="preserve">escritório de advocacia, operação de serviço. O que eu faço é entrar na</w:t>
-      </w:r>
-      <w:r>
-        <w:t xml:space="preserve"> </w:t>
-      </w:r>
-      <w:r>
-        <w:t xml:space="preserve">operação, achar onde o trabalho repetido está comendo margem, e resolver</w:t>
-      </w:r>
-      <w:r>
-        <w:t xml:space="preserve"> </w:t>
-      </w:r>
-      <w:r>
-        <w:t xml:space="preserve">isso com sistema feito pra aquela operação, não com ferramenta de</w:t>
-      </w:r>
-      <w:r>
-        <w:t xml:space="preserve"> </w:t>
-      </w:r>
-      <w:r>
-        <w:t xml:space="preserve">prateleira.</w:t>
+        <w:rPr>
+          <w:iCs/>
+          <w:i/>
+        </w:rPr>
+        <w:t xml:space="preserve">“</w:t>
+      </w:r>
+      <w:r>
+        <w:rPr>
+          <w:iCs/>
+          <w:i/>
+        </w:rPr>
+        <w:t xml:space="preserve">Você me disse [X]. Isso significa [consequência em dinheiro ou tempo]. O que eu faria aqui é [caminho], nessa ordem, por esse motivo.</w:t>
+      </w:r>
+      <w:r>
+        <w:rPr>
+          <w:iCs/>
+          <w:i/>
+        </w:rPr>
+        <w:t xml:space="preserve">”</w:t>
+      </w:r>
+    </w:p>
+    <w:p>
+      <w:pPr>
+        <w:pStyle w:val="BlockText"/>
+      </w:pPr>
+      <w:r>
+        <w:t xml:space="preserve">✅</w:t>
+      </w:r>
+      <w:r>
+        <w:t xml:space="preserve"> </w:t>
+      </w:r>
+      <w:r>
+        <w:rPr>
+          <w:bCs/>
+          <w:b/>
+        </w:rPr>
+        <w:t xml:space="preserve">Reescrito em 14/ago.</w:t>
+      </w:r>
+      <w:r>
+        <w:t xml:space="preserve"> </w:t>
+      </w:r>
+      <w:r>
+        <w:t xml:space="preserve">O mecanismo genérico (</w:t>
+      </w:r>
+      <w:r>
+        <w:t xml:space="preserve">“</w:t>
+      </w:r>
+      <w:r>
+        <w:t xml:space="preserve">onde o dinheiro some</w:t>
+      </w:r>
+      <w:r>
+        <w:t xml:space="preserve">”</w:t>
+      </w:r>
+      <w:r>
+        <w:t xml:space="preserve">) saiu. Ele foi construído pra um cliente que a gente não conhecia. Agora a gente conhece, e o argumento certo é outro.</w:t>
+      </w:r>
+    </w:p>
+    <w:bookmarkEnd w:id="33"/>
+    <w:bookmarkStart w:id="34" w:name="o-reenquadramento-que-decide-a-reunião"/>
+    <w:p>
+      <w:pPr>
+        <w:pStyle w:val="Heading3"/>
+      </w:pPr>
+      <w:r>
+        <w:t xml:space="preserve">O reenquadramento que decide a reunião</w:t>
       </w:r>
     </w:p>
     <w:p>
@@ -1451,13 +2184,7 @@
           <w:bCs/>
           <w:b/>
         </w:rPr>
-        <w:t xml:space="preserve">Prova social, só se ele pedir:</w:t>
-      </w:r>
-      <w:r>
-        <w:t xml:space="preserve"> </w:t>
-      </w:r>
-      <w:r>
-        <w:t xml:space="preserve">Odery Drums. Indústria, CRM implementado e bot de WhatsApp rodando. É o único caso alinhado com a oferta atual.</w:t>
+        <w:t xml:space="preserve">O Rocha não tem problema de software. Tem problema de capacidade que ele não consegue comprar.</w:t>
       </w:r>
     </w:p>
     <w:p>
@@ -1465,110 +2192,7 @@
         <w:pStyle w:val="BodyText"/>
       </w:pPr>
       <w:r>
-        <w:rPr>
-          <w:bCs/>
-          <w:b/>
-        </w:rPr>
-        <w:t xml:space="preserve">Não citar:</w:t>
-      </w:r>
-      <w:r>
-        <w:t xml:space="preserve"> </w:t>
-      </w:r>
-      <w:r>
-        <w:t xml:space="preserve">Adash (nunca foi entregue). E-Force serve como prova de geração de demanda, não de produto.</w:t>
-      </w:r>
-    </w:p>
-    <w:p>
-      <w:pPr>
-        <w:pStyle w:val="BodyText"/>
-      </w:pPr>
-      <w:r>
-        <w:rPr>
-          <w:bCs/>
-          <w:b/>
-        </w:rPr>
-        <w:t xml:space="preserve">Por que o teto de 3 minutos é rígido:</w:t>
-      </w:r>
-      <w:r>
-        <w:t xml:space="preserve"> </w:t>
-      </w:r>
-      <w:r>
-        <w:t xml:space="preserve">esse é o bloco que estica sozinho. Cada minuto a mais aqui sai do bloco 4, que é o que sustenta o preço.</w:t>
-      </w:r>
-    </w:p>
-    <w:p>
-      <w:r>
-        <w:pict>
-          <v:rect style="width:0;height:1.5pt" o:hralign="center" o:hrstd="t" o:hr="t"/>
-        </w:pict>
-      </w:r>
-    </w:p>
-    <w:bookmarkEnd w:id="29"/>
-    <w:bookmarkStart w:id="31" w:name="bloco-4-17-a-34-min-diagnóstico"/>
-    <w:p>
-      <w:pPr>
-        <w:pStyle w:val="Heading2"/>
-      </w:pPr>
-      <w:r>
-        <w:t xml:space="preserve">Bloco 4 · 17 a 34 min · Diagnóstico</w:t>
-      </w:r>
-    </w:p>
-    <w:p>
-      <w:pPr>
-        <w:pStyle w:val="FirstParagraph"/>
-      </w:pPr>
-      <w:r>
-        <w:t xml:space="preserve">17 minutos. É o bloco mais longo da reunião, e é onde o preço nasce.</w:t>
-      </w:r>
-    </w:p>
-    <w:p>
-      <w:pPr>
-        <w:pStyle w:val="BodyText"/>
-      </w:pPr>
-      <w:r>
-        <w:rPr>
-          <w:bCs/>
-          <w:b/>
-        </w:rPr>
-        <w:t xml:space="preserve">A pergunta que abre</w:t>
-      </w:r>
-      <w:r>
-        <w:t xml:space="preserve">, direto do árbitro:</w:t>
-      </w:r>
-    </w:p>
-    <w:p>
-      <w:pPr>
-        <w:pStyle w:val="BlockText"/>
-      </w:pPr>
-      <w:r>
-        <w:t xml:space="preserve">Como funciona a operação de vocês hoje? O que já é sistema e o que ainda</w:t>
-      </w:r>
-      <w:r>
-        <w:t xml:space="preserve"> </w:t>
-      </w:r>
-      <w:r>
-        <w:t xml:space="preserve">é manual?</w:t>
-      </w:r>
-    </w:p>
-    <w:p>
-      <w:pPr>
-        <w:pStyle w:val="FirstParagraph"/>
-      </w:pPr>
-      <w:r>
-        <w:t xml:space="preserve">Depois, na ordem, e</w:t>
-      </w:r>
-      <w:r>
-        <w:t xml:space="preserve"> </w:t>
-      </w:r>
-      <w:r>
-        <w:rPr>
-          <w:bCs/>
-          <w:b/>
-        </w:rPr>
-        <w:t xml:space="preserve">só onde ele abrir</w:t>
-      </w:r>
-      <w:r>
-        <w:t xml:space="preserve">:</w:t>
+        <w:t xml:space="preserve">Repare no que as respostas dizem juntas:</w:t>
       </w:r>
     </w:p>
     <w:p>
@@ -1580,7 +2204,7 @@
         <w:pStyle w:val="Compact"/>
       </w:pPr>
       <w:r>
-        <w:t xml:space="preserve">Cliente que precisa de peça entra por onde? Balcão, telefone, WhatsApp, televendas, site?</w:t>
+        <w:t xml:space="preserve">ERP de referência de mercado, já instalado</w:t>
       </w:r>
     </w:p>
     <w:p>
@@ -1592,7 +2216,7 @@
         <w:pStyle w:val="Compact"/>
       </w:pPr>
       <w:r>
-        <w:t xml:space="preserve">Quem responde? Quantas pessoas fazem isso?</w:t>
+        <w:t xml:space="preserve">Módulo de WhatsApp da TOTVS, já contratado</w:t>
       </w:r>
     </w:p>
     <w:p>
@@ -1604,7 +2228,7 @@
         <w:pStyle w:val="Compact"/>
       </w:pPr>
       <w:r>
-        <w:t xml:space="preserve">Quando não tem a peça na loja, como vocês descobrem se tem em outra?</w:t>
+        <w:t xml:space="preserve">30 atendentes, precisariam de 50</w:t>
       </w:r>
     </w:p>
     <w:p>
@@ -1616,7 +2240,25 @@
         <w:pStyle w:val="Compact"/>
       </w:pPr>
       <w:r>
-        <w:t xml:space="preserve">Consulta de aplicação, quem sabe fazer? Quanto tempo leva pra treinar alguém novo?</w:t>
+        <w:rPr>
+          <w:bCs/>
+          <w:b/>
+        </w:rPr>
+        <w:t xml:space="preserve">“</w:t>
+      </w:r>
+      <w:r>
+        <w:rPr>
+          <w:bCs/>
+          <w:b/>
+        </w:rPr>
+        <w:t xml:space="preserve">Não se consegue o profissional no mercado</w:t>
+      </w:r>
+      <w:r>
+        <w:rPr>
+          <w:bCs/>
+          <w:b/>
+        </w:rPr>
+        <w:t xml:space="preserve">”</w:t>
       </w:r>
     </w:p>
     <w:p>
@@ -1628,23 +2270,25 @@
         <w:pStyle w:val="Compact"/>
       </w:pPr>
       <w:r>
-        <w:t xml:space="preserve">Oficina que compra a prazo, como vocês controlam?</w:t>
-      </w:r>
-    </w:p>
-    <w:p>
-      <w:pPr>
-        <w:numPr>
-          <w:ilvl w:val="0"/>
-          <w:numId w:val="1002"/>
-        </w:numPr>
-        <w:pStyle w:val="Compact"/>
-      </w:pPr>
-      <w:r>
-        <w:rPr>
-          <w:bCs/>
-          <w:b/>
-        </w:rPr>
-        <w:t xml:space="preserve">Já tentaram resolver isso com alguma ferramenta? O que aconteceu?</w:t>
+        <w:rPr>
+          <w:bCs/>
+          <w:b/>
+        </w:rPr>
+        <w:t xml:space="preserve">“</w:t>
+      </w:r>
+      <w:r>
+        <w:rPr>
+          <w:bCs/>
+          <w:b/>
+        </w:rPr>
+        <w:t xml:space="preserve">Não temos equipe para desenvolver o processo, daí não estamos conseguindo andar</w:t>
+      </w:r>
+      <w:r>
+        <w:rPr>
+          <w:bCs/>
+          <w:b/>
+        </w:rPr>
+        <w:t xml:space="preserve">”</w:t>
       </w:r>
     </w:p>
     <w:p>
@@ -1652,16 +2296,86 @@
         <w:pStyle w:val="FirstParagraph"/>
       </w:pPr>
       <w:r>
-        <w:t xml:space="preserve">A pergunta 6 é a mais importante das seis. Quem já tentou com ferramenta pronta e a ferramenta não conheceu a operação é exatamente o cliente que você fecha — é o atributo mais forte do seu ICP, por decisão de 12/ago.</w:t>
-      </w:r>
-    </w:p>
-    <w:bookmarkStart w:id="30" w:name="a-regra-de-saída-deste-bloco"/>
+        <w:t xml:space="preserve">Ele já comprou sistema. Ele já comprou a integração.</w:t>
+      </w:r>
+      <w:r>
+        <w:t xml:space="preserve"> </w:t>
+      </w:r>
+      <w:r>
+        <w:rPr>
+          <w:bCs/>
+          <w:b/>
+        </w:rPr>
+        <w:t xml:space="preserve">As duas coisas estão paradas pelo mesmo motivo pelo qual ele não consegue atender: não existe gente disponível.</w:t>
+      </w:r>
+      <w:r>
+        <w:t xml:space="preserve"> </w:t>
+      </w:r>
+      <w:r>
+        <w:t xml:space="preserve">Dinheiro não resolve, porque o profissional não está no mercado pra ser contratado.</w:t>
+      </w:r>
+    </w:p>
+    <w:p>
+      <w:pPr>
+        <w:pStyle w:val="BodyText"/>
+      </w:pPr>
+      <w:r>
+        <w:t xml:space="preserve">🔴</w:t>
+      </w:r>
+      <w:r>
+        <w:t xml:space="preserve"> </w:t>
+      </w:r>
+      <w:r>
+        <w:rPr>
+          <w:bCs/>
+          <w:b/>
+        </w:rPr>
+        <w:t xml:space="preserve">Se você entrar falando</w:t>
+      </w:r>
+      <w:r>
+        <w:rPr>
+          <w:bCs/>
+          <w:b/>
+        </w:rPr>
+        <w:t xml:space="preserve"> </w:t>
+      </w:r>
+      <w:r>
+        <w:rPr>
+          <w:bCs/>
+          <w:b/>
+        </w:rPr>
+        <w:t xml:space="preserve">“</w:t>
+      </w:r>
+      <w:r>
+        <w:rPr>
+          <w:bCs/>
+          <w:b/>
+        </w:rPr>
+        <w:t xml:space="preserve">eu automatizo o atendimento</w:t>
+      </w:r>
+      <w:r>
+        <w:rPr>
+          <w:bCs/>
+          <w:b/>
+        </w:rPr>
+        <w:t xml:space="preserve">”</w:t>
+      </w:r>
+      <w:r>
+        <w:rPr>
+          <w:bCs/>
+          <w:b/>
+        </w:rPr>
+        <w:t xml:space="preserve">, você virou o quinto fornecedor de software de uma empresa que já tem software demais e gente de menos.</w:t>
+      </w:r>
+    </w:p>
+    <w:bookmarkEnd w:id="34"/>
+    <w:bookmarkStart w:id="35" w:name="o-mecanismo-em-três-movimentos"/>
     <w:p>
       <w:pPr>
         <w:pStyle w:val="Heading3"/>
       </w:pPr>
       <w:r>
-        <w:t xml:space="preserve">A regra de saída deste bloco</w:t>
+        <w:t xml:space="preserve">O mecanismo, em três movimentos</w:t>
       </w:r>
     </w:p>
     <w:p>
@@ -1673,13 +2387,25 @@
           <w:bCs/>
           <w:b/>
         </w:rPr>
-        <w:t xml:space="preserve">Você não sai daqui sem número.</w:t>
-      </w:r>
-      <w:r>
-        <w:t xml:space="preserve"> </w:t>
-      </w:r>
-      <w:r>
-        <w:t xml:space="preserve">Quantas horas por semana, quantas mensagens por dia, quantas pessoas envolvidas, quantos pedidos perdidos por mês.</w:t>
+        <w:t xml:space="preserve">Movimento 1 — tira o problema do lugar errado:</w:t>
+      </w:r>
+      <w:r>
+        <w:t xml:space="preserve"> </w:t>
+      </w:r>
+      <w:r>
+        <w:t xml:space="preserve">&gt; Roberto, pelo que você me contou, vocês não têm problema de sistema.</w:t>
+      </w:r>
+      <w:r>
+        <w:t xml:space="preserve"> </w:t>
+      </w:r>
+      <w:r>
+        <w:t xml:space="preserve">&gt; Vocês têm ERP de referência e já contrataram o módulo de WhatsApp.</w:t>
+      </w:r>
+      <w:r>
+        <w:t xml:space="preserve"> </w:t>
+      </w:r>
+      <w:r>
+        <w:t xml:space="preserve">&gt; Ferramenta não falta.</w:t>
       </w:r>
     </w:p>
     <w:p>
@@ -1687,7 +2413,174 @@
         <w:pStyle w:val="BodyText"/>
       </w:pPr>
       <w:r>
-        <w:t xml:space="preserve">Se ele não der o número, peça:</w:t>
+        <w:rPr>
+          <w:bCs/>
+          <w:b/>
+        </w:rPr>
+        <w:t xml:space="preserve">Movimento 2 — nomeia o buraco real:</w:t>
+      </w:r>
+      <w:r>
+        <w:t xml:space="preserve"> </w:t>
+      </w:r>
+      <w:r>
+        <w:t xml:space="preserve">&gt; O que falta são vinte pessoas que o mercado não te vende. E esse é um</w:t>
+      </w:r>
+      <w:r>
+        <w:t xml:space="preserve"> </w:t>
+      </w:r>
+      <w:r>
+        <w:t xml:space="preserve">&gt; problema diferente de todos os outros, porque ele não se resolve com</w:t>
+      </w:r>
+      <w:r>
+        <w:t xml:space="preserve"> </w:t>
+      </w:r>
+      <w:r>
+        <w:t xml:space="preserve">&gt; verba. Você pode querer contratar, aprovar a vaga, e mesmo assim não</w:t>
+      </w:r>
+      <w:r>
+        <w:t xml:space="preserve"> </w:t>
+      </w:r>
+      <w:r>
+        <w:t xml:space="preserve">&gt; achar o profissional.</w:t>
+      </w:r>
+      <w:r>
+        <w:t xml:space="preserve"> </w:t>
+      </w:r>
+      <w:r>
+        <w:t xml:space="preserve">&gt;</w:t>
+      </w:r>
+      <w:r>
+        <w:t xml:space="preserve"> </w:t>
+      </w:r>
+      <w:r>
+        <w:t xml:space="preserve">&gt; Enquanto isso, o cliente que manda mensagem no WhatsApp e não é</w:t>
+      </w:r>
+      <w:r>
+        <w:t xml:space="preserve"> </w:t>
+      </w:r>
+      <w:r>
+        <w:t xml:space="preserve">&gt; respondido compra do concorrente. E essa venda nunca aparece em</w:t>
+      </w:r>
+      <w:r>
+        <w:t xml:space="preserve"> </w:t>
+      </w:r>
+      <w:r>
+        <w:t xml:space="preserve">&gt; relatório nenhum, porque ela não chegou a virar pedido.</w:t>
+      </w:r>
+    </w:p>
+    <w:p>
+      <w:pPr>
+        <w:pStyle w:val="BodyText"/>
+      </w:pPr>
+      <w:r>
+        <w:rPr>
+          <w:bCs/>
+          <w:b/>
+        </w:rPr>
+        <w:t xml:space="preserve">Movimento 3 — fecha o laço com a coisa parada:</w:t>
+      </w:r>
+      <w:r>
+        <w:t xml:space="preserve"> </w:t>
+      </w:r>
+      <w:r>
+        <w:t xml:space="preserve">&gt; E repare no detalhe: a ferramenta que vocês compraram pra resolver isso</w:t>
+      </w:r>
+      <w:r>
+        <w:t xml:space="preserve"> </w:t>
+      </w:r>
+      <w:r>
+        <w:t xml:space="preserve">&gt; está parada exatamente pelo mesmo motivo. Falta equipe pra tirar do</w:t>
+      </w:r>
+      <w:r>
+        <w:t xml:space="preserve"> </w:t>
+      </w:r>
+      <w:r>
+        <w:t xml:space="preserve">&gt; papel.</w:t>
+      </w:r>
+      <w:r>
+        <w:t xml:space="preserve"> </w:t>
+      </w:r>
+      <w:r>
+        <w:t xml:space="preserve">&gt;</w:t>
+      </w:r>
+      <w:r>
+        <w:t xml:space="preserve"> </w:t>
+      </w:r>
+      <w:r>
+        <w:t xml:space="preserve">&gt; Então hoje vocês pagam por uma solução que não roda, e perdem</w:t>
+      </w:r>
+      <w:r>
+        <w:t xml:space="preserve"> </w:t>
+      </w:r>
+      <w:r>
+        <w:t xml:space="preserve">&gt; atendimento que ela resolveria.</w:t>
+      </w:r>
+    </w:p>
+    <w:p>
+      <w:pPr>
+        <w:pStyle w:val="BodyText"/>
+      </w:pPr>
+      <w:r>
+        <w:rPr>
+          <w:bCs/>
+          <w:b/>
+        </w:rPr>
+        <w:t xml:space="preserve">Depois do movimento 3, silêncio.</w:t>
+      </w:r>
+      <w:r>
+        <w:t xml:space="preserve"> </w:t>
+      </w:r>
+      <w:r>
+        <w:t xml:space="preserve">Deixe ele reagir. Essa é a frase que ele não ouviu de nenhum dos outros fornecedores.</w:t>
+      </w:r>
+    </w:p>
+    <w:bookmarkEnd w:id="35"/>
+    <w:bookmarkStart w:id="36" w:name="a-armadilha-da-totvs"/>
+    <w:p>
+      <w:pPr>
+        <w:pStyle w:val="Heading3"/>
+      </w:pPr>
+      <w:r>
+        <w:t xml:space="preserve">⚠️ A armadilha da TOTVS</w:t>
+      </w:r>
+    </w:p>
+    <w:p>
+      <w:pPr>
+        <w:pStyle w:val="FirstParagraph"/>
+      </w:pPr>
+      <w:r>
+        <w:rPr>
+          <w:bCs/>
+          <w:b/>
+        </w:rPr>
+        <w:t xml:space="preserve">Não ataque a TOTVS. Ele já decidiu e já pagou.</w:t>
+      </w:r>
+      <w:r>
+        <w:t xml:space="preserve"> </w:t>
+      </w:r>
+      <w:r>
+        <w:t xml:space="preserve">Criticar aquela escolha é criticar o julgamento dele, e você perde a sala.</w:t>
+      </w:r>
+    </w:p>
+    <w:p>
+      <w:pPr>
+        <w:pStyle w:val="BodyText"/>
+      </w:pPr>
+      <w:r>
+        <w:t xml:space="preserve">A posição honesta, e ela</w:t>
+      </w:r>
+      <w:r>
+        <w:t xml:space="preserve"> </w:t>
+      </w:r>
+      <w:r>
+        <w:rPr>
+          <w:bCs/>
+          <w:b/>
+        </w:rPr>
+        <w:t xml:space="preserve">vende o diagnóstico sozinha</w:t>
+      </w:r>
+      <w:r>
+        <w:t xml:space="preserve">:</w:t>
       </w:r>
     </w:p>
     <w:p>
@@ -1695,13 +2588,33 @@
         <w:pStyle w:val="BlockText"/>
       </w:pPr>
       <w:r>
-        <w:t xml:space="preserve">Chuta pra mim. Quantas mensagens de cliente chegam por dia, somando as</w:t>
-      </w:r>
-      <w:r>
-        <w:t xml:space="preserve"> </w:t>
-      </w:r>
-      <w:r>
-        <w:t xml:space="preserve">sete lojas?</w:t>
+        <w:t xml:space="preserve">Eu não sei ainda se o caminho certo é destravar o que vocês já compraram</w:t>
+      </w:r>
+      <w:r>
+        <w:t xml:space="preserve"> </w:t>
+      </w:r>
+      <w:r>
+        <w:t xml:space="preserve">ou fazer diferente. Quem responde isso é olhar a operação de perto, não</w:t>
+      </w:r>
+      <w:r>
+        <w:t xml:space="preserve"> </w:t>
+      </w:r>
+      <w:r>
+        <w:t xml:space="preserve">eu chutando aqui.</w:t>
+      </w:r>
+    </w:p>
+    <w:p>
+      <w:pPr>
+        <w:pStyle w:val="BlockText"/>
+      </w:pPr>
+      <w:r>
+        <w:t xml:space="preserve">O que eu sei é que essa pergunta está aberta e custa dinheiro todo dia</w:t>
+      </w:r>
+      <w:r>
+        <w:t xml:space="preserve"> </w:t>
+      </w:r>
+      <w:r>
+        <w:t xml:space="preserve">que continua aberta.</w:t>
       </w:r>
     </w:p>
     <w:p>
@@ -1709,7 +2622,172 @@
         <w:pStyle w:val="FirstParagraph"/>
       </w:pPr>
       <w:r>
-        <w:t xml:space="preserve">Sem esse número, a ancoragem do bloco 6 vira opinião, e opinião negocia. Número não.</w:t>
+        <w:t xml:space="preserve">Existe uma pergunta real, viva, sem resposta, que sangra caixa.</w:t>
+      </w:r>
+      <w:r>
+        <w:t xml:space="preserve"> </w:t>
+      </w:r>
+      <w:r>
+        <w:rPr>
+          <w:bCs/>
+          <w:b/>
+        </w:rPr>
+        <w:t xml:space="preserve">É exatamente isso que uma consultoria compra.</w:t>
+      </w:r>
+    </w:p>
+    <w:bookmarkEnd w:id="36"/>
+    <w:bookmarkStart w:id="37" w:name="a-ponte-pra-oferta"/>
+    <w:p>
+      <w:pPr>
+        <w:pStyle w:val="Heading3"/>
+      </w:pPr>
+      <w:r>
+        <w:t xml:space="preserve">A ponte pra oferta</w:t>
+      </w:r>
+    </w:p>
+    <w:p>
+      <w:pPr>
+        <w:pStyle w:val="BlockText"/>
+      </w:pPr>
+      <w:r>
+        <w:t xml:space="preserve">O que eu proponho é o diagnóstico. Eu entro na operação, unidade por</w:t>
+      </w:r>
+      <w:r>
+        <w:t xml:space="preserve"> </w:t>
+      </w:r>
+      <w:r>
+        <w:t xml:space="preserve">unidade, mapeio onde vocês perdem tempo, dinheiro e venda, e saio com o</w:t>
+      </w:r>
+      <w:r>
+        <w:t xml:space="preserve"> </w:t>
+      </w:r>
+      <w:r>
+        <w:t xml:space="preserve">desenho do que dá pra automatizar, em que ordem fazer, e o retorno</w:t>
+      </w:r>
+      <w:r>
+        <w:t xml:space="preserve"> </w:t>
+      </w:r>
+      <w:r>
+        <w:t xml:space="preserve">estimado de cada frente.</w:t>
+      </w:r>
+    </w:p>
+    <w:p>
+      <w:pPr>
+        <w:pStyle w:val="BlockText"/>
+      </w:pPr>
+      <w:r>
+        <w:t xml:space="preserve">Aí vem a parte honesta: eu não sei hoje o que precisa ser construído aí</w:t>
+      </w:r>
+      <w:r>
+        <w:t xml:space="preserve"> </w:t>
+      </w:r>
+      <w:r>
+        <w:t xml:space="preserve">dentro. Ninguém sabe. Quem chega prometendo escopo antes de olhar a</w:t>
+      </w:r>
+      <w:r>
+        <w:t xml:space="preserve"> </w:t>
+      </w:r>
+      <w:r>
+        <w:t xml:space="preserve">operação está chutando, e chute em operação de oito unidades sai caro</w:t>
+      </w:r>
+      <w:r>
+        <w:t xml:space="preserve"> </w:t>
+      </w:r>
+      <w:r>
+        <w:t xml:space="preserve">pros dois lados.</w:t>
+      </w:r>
+    </w:p>
+    <w:p>
+      <w:pPr>
+        <w:pStyle w:val="BlockText"/>
+      </w:pPr>
+      <w:r>
+        <w:t xml:space="preserve">Depois que o diagnóstico estiver na sua mão, você decide o que fazer com</w:t>
+      </w:r>
+      <w:r>
+        <w:t xml:space="preserve"> </w:t>
+      </w:r>
+      <w:r>
+        <w:t xml:space="preserve">ele. Se quiser que a gente construa, a gente conversa projeto. Se quiser</w:t>
+      </w:r>
+      <w:r>
+        <w:t xml:space="preserve"> </w:t>
+      </w:r>
+      <w:r>
+        <w:t xml:space="preserve">levar pra outro implementar, o diagnóstico é seu do mesmo jeito.</w:t>
+      </w:r>
+    </w:p>
+    <w:p>
+      <w:pPr>
+        <w:pStyle w:val="FirstParagraph"/>
+      </w:pPr>
+      <w:r>
+        <w:rPr>
+          <w:bCs/>
+          <w:b/>
+        </w:rPr>
+        <w:t xml:space="preserve">A última frase é o que faz esse preço fechar.</w:t>
+      </w:r>
+      <w:r>
+        <w:t xml:space="preserve"> </w:t>
+      </w:r>
+      <w:r>
+        <w:t xml:space="preserve">Ela tira o medo de estar comprando um orçamento disfarçado, e é verdade. Num cliente que já foi abandonado por fornecedor antes, ela vale ainda mais.</w:t>
+      </w:r>
+    </w:p>
+    <w:p>
+      <w:pPr>
+        <w:pStyle w:val="BodyText"/>
+      </w:pPr>
+      <w:r>
+        <w:rPr>
+          <w:bCs/>
+          <w:b/>
+        </w:rPr>
+        <w:t xml:space="preserve">Regra de execução do bloco inteiro:</w:t>
+      </w:r>
+      <w:r>
+        <w:t xml:space="preserve"> </w:t>
+      </w:r>
+      <w:r>
+        <w:t xml:space="preserve">mostre o problema e o caminho,</w:t>
+      </w:r>
+      <w:r>
+        <w:t xml:space="preserve"> </w:t>
+      </w:r>
+      <w:r>
+        <w:rPr>
+          <w:bCs/>
+          <w:b/>
+        </w:rPr>
+        <w:t xml:space="preserve">nunca o passo a passo técnico</w:t>
+      </w:r>
+      <w:r>
+        <w:t xml:space="preserve">. Nada de modelo, prompt, integração, API ou plataforma. Se ele perguntar como funciona por dentro, devolva pro resultado:</w:t>
+      </w:r>
+      <w:r>
+        <w:t xml:space="preserve"> </w:t>
+      </w:r>
+      <w:r>
+        <w:rPr>
+          <w:iCs/>
+          <w:i/>
+        </w:rPr>
+        <w:t xml:space="preserve">“</w:t>
+      </w:r>
+      <w:r>
+        <w:rPr>
+          <w:iCs/>
+          <w:i/>
+        </w:rPr>
+        <w:t xml:space="preserve">a parte técnica é minha. O que muda pra você é [resultado].</w:t>
+      </w:r>
+      <w:r>
+        <w:rPr>
+          <w:iCs/>
+          <w:i/>
+        </w:rPr>
+        <w:t xml:space="preserve">”</w:t>
       </w:r>
     </w:p>
     <w:p>
@@ -1719,15 +2797,43 @@
         </w:pict>
       </w:r>
     </w:p>
-    <w:bookmarkEnd w:id="30"/>
-    <w:bookmarkEnd w:id="31"/>
-    <w:bookmarkStart w:id="35" w:name="X91316a05f3c2fdcb45d476c0cbd11f0570e964c"/>
+    <w:bookmarkEnd w:id="37"/>
+    <w:bookmarkEnd w:id="38"/>
+    <w:bookmarkStart w:id="42" w:name="bloco-6-46-a-52-min-ancoragem"/>
     <w:p>
       <w:pPr>
         <w:pStyle w:val="Heading2"/>
       </w:pPr>
       <w:r>
-        <w:t xml:space="preserve">Bloco 5 · 34 a 46 min · Apresentação das duas fases</w:t>
+        <w:t xml:space="preserve">Bloco 6 · 46 a 52 min · Ancoragem</w:t>
+      </w:r>
+    </w:p>
+    <w:p>
+      <w:pPr>
+        <w:pStyle w:val="BlockText"/>
+      </w:pPr>
+      <w:r>
+        <w:t xml:space="preserve">A Consultoria de IA é [VALOR FECHADO], com prazo de [X] semanas.</w:t>
+      </w:r>
+    </w:p>
+    <w:p>
+      <w:pPr>
+        <w:pStyle w:val="BlockText"/>
+      </w:pPr>
+      <w:r>
+        <w:t xml:space="preserve">Ele é fechado, não tem mensalidade, e o que sai dele é seu. Numa</w:t>
+      </w:r>
+      <w:r>
+        <w:t xml:space="preserve"> </w:t>
+      </w:r>
+      <w:r>
+        <w:t xml:space="preserve">operação com sete lojas e o centro de distribuição, o diagnóstico cobre</w:t>
+      </w:r>
+      <w:r>
+        <w:t xml:space="preserve"> </w:t>
+      </w:r>
+      <w:r>
+        <w:t xml:space="preserve">as oito frentes, não uma amostra.</w:t>
       </w:r>
     </w:p>
     <w:p>
@@ -1735,421 +2841,32 @@
         <w:pStyle w:val="FirstParagraph"/>
       </w:pPr>
       <w:r>
-        <w:t xml:space="preserve">Não é pitch genérico. É a</w:t>
-      </w:r>
-      <w:r>
-        <w:t xml:space="preserve"> </w:t>
-      </w:r>
-      <w:r>
-        <w:rPr>
-          <w:bCs/>
-          <w:b/>
-        </w:rPr>
-        <w:t xml:space="preserve">devolução organizada do que ele acabou de falar</w:t>
-      </w:r>
-      <w:r>
-        <w:t xml:space="preserve">.</w:t>
-      </w:r>
-    </w:p>
-    <w:bookmarkStart w:id="32" w:name="formato-de-cada-ponto"/>
+        <w:t xml:space="preserve">Depois:</w:t>
+      </w:r>
+      <w:r>
+        <w:t xml:space="preserve"> </w:t>
+      </w:r>
+      <w:r>
+        <w:rPr>
+          <w:bCs/>
+          <w:b/>
+        </w:rPr>
+        <w:t xml:space="preserve">silêncio.</w:t>
+      </w:r>
+      <w:r>
+        <w:t xml:space="preserve"> </w:t>
+      </w:r>
+      <w:r>
+        <w:t xml:space="preserve">Quem fala primeiro depois do número, negocia.</w:t>
+      </w:r>
+    </w:p>
+    <w:bookmarkStart w:id="39" w:name="Xd089547341cd76fd4db883d786ffa9f1e3ec6d3"/>
     <w:p>
       <w:pPr>
         <w:pStyle w:val="Heading3"/>
       </w:pPr>
       <w:r>
-        <w:t xml:space="preserve">Formato de cada ponto</w:t>
-      </w:r>
-    </w:p>
-    <w:p>
-      <w:pPr>
-        <w:pStyle w:val="BlockText"/>
-      </w:pPr>
-      <w:r>
-        <w:rPr>
-          <w:iCs/>
-          <w:i/>
-        </w:rPr>
-        <w:t xml:space="preserve">“</w:t>
-      </w:r>
-      <w:r>
-        <w:rPr>
-          <w:iCs/>
-          <w:i/>
-        </w:rPr>
-        <w:t xml:space="preserve">Você me disse [X]. Isso significa [consequência em dinheiro ou tempo]. O que eu faria aqui é [caminho], nessa ordem, por esse motivo.</w:t>
-      </w:r>
-      <w:r>
-        <w:rPr>
-          <w:iCs/>
-          <w:i/>
-        </w:rPr>
-        <w:t xml:space="preserve">”</w:t>
-      </w:r>
-    </w:p>
-    <w:bookmarkEnd w:id="32"/>
-    <w:bookmarkStart w:id="33" w:name="o-mecanismo-em-três-movimentos"/>
-    <w:p>
-      <w:pPr>
-        <w:pStyle w:val="Heading3"/>
-      </w:pPr>
-      <w:r>
-        <w:t xml:space="preserve">O mecanismo, em três movimentos</w:t>
-      </w:r>
-    </w:p>
-    <w:p>
-      <w:pPr>
-        <w:pStyle w:val="FirstParagraph"/>
-      </w:pPr>
-      <w:r>
-        <w:rPr>
-          <w:bCs/>
-          <w:b/>
-        </w:rPr>
-        <w:t xml:space="preserve">Movimento 1 — o que ele acha que compra:</w:t>
-      </w:r>
-      <w:r>
-        <w:t xml:space="preserve"> </w:t>
-      </w:r>
-      <w:r>
-        <w:t xml:space="preserve">&gt; A maior parte das empresas que me procura acha que o problema é falta de</w:t>
-      </w:r>
-      <w:r>
-        <w:t xml:space="preserve"> </w:t>
-      </w:r>
-      <w:r>
-        <w:t xml:space="preserve">&gt; sistema. Quase nunca é. O sistema existe, ele só não conhece a operação</w:t>
-      </w:r>
-      <w:r>
-        <w:t xml:space="preserve"> </w:t>
-      </w:r>
-      <w:r>
-        <w:t xml:space="preserve">&gt; de vocês.</w:t>
-      </w:r>
-    </w:p>
-    <w:p>
-      <w:pPr>
-        <w:pStyle w:val="BodyText"/>
-      </w:pPr>
-      <w:r>
-        <w:rPr>
-          <w:bCs/>
-          <w:b/>
-        </w:rPr>
-        <w:t xml:space="preserve">Movimento 2 — onde o dinheiro some sem aparecer:</w:t>
-      </w:r>
-      <w:r>
-        <w:t xml:space="preserve"> </w:t>
-      </w:r>
-      <w:r>
-        <w:t xml:space="preserve">&gt; Numa operação de balcão, o dinheiro escapa em três lugares que não</w:t>
-      </w:r>
-      <w:r>
-        <w:t xml:space="preserve"> </w:t>
-      </w:r>
-      <w:r>
-        <w:t xml:space="preserve">&gt; aparecem em relatório nenhum. O cliente que mandou mensagem e não foi</w:t>
-      </w:r>
-      <w:r>
-        <w:t xml:space="preserve"> </w:t>
-      </w:r>
-      <w:r>
-        <w:t xml:space="preserve">&gt; respondido a tempo. A consulta que só uma pessoa da equipe sabe fazer,</w:t>
-      </w:r>
-      <w:r>
-        <w:t xml:space="preserve"> </w:t>
-      </w:r>
-      <w:r>
-        <w:t xml:space="preserve">&gt; então ela vira fila. E a peça que existia em outra loja, mas ninguém</w:t>
-      </w:r>
-      <w:r>
-        <w:t xml:space="preserve"> </w:t>
-      </w:r>
-      <w:r>
-        <w:t xml:space="preserve">&gt; descobriu a tempo de vender.</w:t>
-      </w:r>
-      <w:r>
-        <w:t xml:space="preserve"> </w:t>
-      </w:r>
-      <w:r>
-        <w:t xml:space="preserve">&gt;</w:t>
-      </w:r>
-      <w:r>
-        <w:t xml:space="preserve"> </w:t>
-      </w:r>
-      <w:r>
-        <w:t xml:space="preserve">&gt; Nenhum desses três vira número. Venda perdida não entra na DRE, porque</w:t>
-      </w:r>
-      <w:r>
-        <w:t xml:space="preserve"> </w:t>
-      </w:r>
-      <w:r>
-        <w:t xml:space="preserve">&gt; ela nunca virou pedido.</w:t>
-      </w:r>
-    </w:p>
-    <w:p>
-      <w:pPr>
-        <w:pStyle w:val="BodyText"/>
-      </w:pPr>
-      <w:r>
-        <w:rPr>
-          <w:bCs/>
-          <w:b/>
-        </w:rPr>
-        <w:t xml:space="preserve">Movimento 3 — a conta da folha:</w:t>
-      </w:r>
-      <w:r>
-        <w:t xml:space="preserve"> </w:t>
-      </w:r>
-      <w:r>
-        <w:t xml:space="preserve">&gt; Com 180 pessoas, a pergunta que interessa não é quanto custa a folha. É</w:t>
-      </w:r>
-      <w:r>
-        <w:t xml:space="preserve"> </w:t>
-      </w:r>
-      <w:r>
-        <w:t xml:space="preserve">&gt; quanto da folha está fazendo trabalho que se documenta. Trabalho que se</w:t>
-      </w:r>
-      <w:r>
-        <w:t xml:space="preserve"> </w:t>
-      </w:r>
-      <w:r>
-        <w:t xml:space="preserve">&gt; documenta é trabalho que se automatiza. É isso que o diagnóstico mede.</w:t>
-      </w:r>
-    </w:p>
-    <w:bookmarkEnd w:id="33"/>
-    <w:bookmarkStart w:id="34" w:name="a-ponte-pras-duas-fases"/>
-    <w:p>
-      <w:pPr>
-        <w:pStyle w:val="Heading3"/>
-      </w:pPr>
-      <w:r>
-        <w:t xml:space="preserve">A ponte pras duas fases</w:t>
-      </w:r>
-    </w:p>
-    <w:p>
-      <w:pPr>
-        <w:pStyle w:val="BlockText"/>
-      </w:pPr>
-      <w:r>
-        <w:t xml:space="preserve">O que eu proponho pra vocês tem duas partes, e elas andam juntas.</w:t>
-      </w:r>
-    </w:p>
-    <w:p>
-      <w:pPr>
-        <w:pStyle w:val="BlockText"/>
-      </w:pPr>
-      <w:r>
-        <w:t xml:space="preserve">A primeira é o diagnóstico. Eu entro na operação, unidade por unidade,</w:t>
-      </w:r>
-      <w:r>
-        <w:t xml:space="preserve"> </w:t>
-      </w:r>
-      <w:r>
-        <w:t xml:space="preserve">mapeio onde vocês perdem tempo, dinheiro e venda, e saio com o desenho</w:t>
-      </w:r>
-      <w:r>
-        <w:t xml:space="preserve"> </w:t>
-      </w:r>
-      <w:r>
-        <w:t xml:space="preserve">do que dá pra automatizar, em que ordem fazer, e o retorno estimado de</w:t>
-      </w:r>
-      <w:r>
-        <w:t xml:space="preserve"> </w:t>
-      </w:r>
-      <w:r>
-        <w:t xml:space="preserve">cada frente.</w:t>
-      </w:r>
-    </w:p>
-    <w:p>
-      <w:pPr>
-        <w:pStyle w:val="BlockText"/>
-      </w:pPr>
-      <w:r>
-        <w:t xml:space="preserve">A segunda é construir o que o diagnóstico apontar. Sistema, automação, o</w:t>
-      </w:r>
-      <w:r>
-        <w:t xml:space="preserve"> </w:t>
-      </w:r>
-      <w:r>
-        <w:t xml:space="preserve">que for. E aqui vem a parte honesta: eu não sei hoje o que vai ser.</w:t>
-      </w:r>
-      <w:r>
-        <w:t xml:space="preserve"> </w:t>
-      </w:r>
-      <w:r>
-        <w:t xml:space="preserve">Ninguém sabe. Quem promete escopo de implementação antes de olhar a</w:t>
-      </w:r>
-      <w:r>
-        <w:t xml:space="preserve"> </w:t>
-      </w:r>
-      <w:r>
-        <w:t xml:space="preserve">operação está chutando, e chute em operação de oito unidades sai caro</w:t>
-      </w:r>
-      <w:r>
-        <w:t xml:space="preserve"> </w:t>
-      </w:r>
-      <w:r>
-        <w:t xml:space="preserve">pros dois lados.</w:t>
-      </w:r>
-    </w:p>
-    <w:p>
-      <w:pPr>
-        <w:pStyle w:val="BlockText"/>
-      </w:pPr>
-      <w:r>
-        <w:t xml:space="preserve">Por isso as duas andam juntas mas com um portão no meio.</w:t>
-      </w:r>
-    </w:p>
-    <w:p>
-      <w:pPr>
-        <w:pStyle w:val="FirstParagraph"/>
-      </w:pPr>
-      <w:r>
-        <w:rPr>
-          <w:bCs/>
-          <w:b/>
-        </w:rPr>
-        <w:t xml:space="preserve">Regra de execução do bloco inteiro:</w:t>
-      </w:r>
-      <w:r>
-        <w:t xml:space="preserve"> </w:t>
-      </w:r>
-      <w:r>
-        <w:t xml:space="preserve">mostre o problema e o caminho,</w:t>
-      </w:r>
-      <w:r>
-        <w:t xml:space="preserve"> </w:t>
-      </w:r>
-      <w:r>
-        <w:rPr>
-          <w:bCs/>
-          <w:b/>
-        </w:rPr>
-        <w:t xml:space="preserve">nunca o passo a passo técnico</w:t>
-      </w:r>
-      <w:r>
-        <w:t xml:space="preserve">. Nada de modelo, prompt, integração, API ou plataforma. Se ele perguntar como funciona por dentro, devolva pro resultado:</w:t>
-      </w:r>
-      <w:r>
-        <w:t xml:space="preserve"> </w:t>
-      </w:r>
-      <w:r>
-        <w:rPr>
-          <w:iCs/>
-          <w:i/>
-        </w:rPr>
-        <w:t xml:space="preserve">“</w:t>
-      </w:r>
-      <w:r>
-        <w:rPr>
-          <w:iCs/>
-          <w:i/>
-        </w:rPr>
-        <w:t xml:space="preserve">a parte técnica é minha. O que muda pra você é [resultado].</w:t>
-      </w:r>
-      <w:r>
-        <w:rPr>
-          <w:iCs/>
-          <w:i/>
-        </w:rPr>
-        <w:t xml:space="preserve">”</w:t>
-      </w:r>
-    </w:p>
-    <w:p>
-      <w:r>
-        <w:pict>
-          <v:rect style="width:0;height:1.5pt" o:hralign="center" o:hrstd="t" o:hr="t"/>
-        </w:pict>
-      </w:r>
-    </w:p>
-    <w:bookmarkEnd w:id="34"/>
-    <w:bookmarkEnd w:id="35"/>
-    <w:bookmarkStart w:id="38" w:name="bloco-6-46-a-52-min-ancoragem"/>
-    <w:p>
-      <w:pPr>
-        <w:pStyle w:val="Heading2"/>
-      </w:pPr>
-      <w:r>
-        <w:t xml:space="preserve">Bloco 6 · 46 a 52 min · Ancoragem</w:t>
-      </w:r>
-    </w:p>
-    <w:p>
-      <w:pPr>
-        <w:pStyle w:val="BlockText"/>
-      </w:pPr>
-      <w:r>
-        <w:t xml:space="preserve">A Fase 1, o diagnóstico, é [VALOR FECHADO]. Prazo de [X] semanas. Ele é</w:t>
-      </w:r>
-      <w:r>
-        <w:t xml:space="preserve"> </w:t>
-      </w:r>
-      <w:r>
-        <w:t xml:space="preserve">fechado, não tem mensalidade, e o que sai dele é seu.</w:t>
-      </w:r>
-    </w:p>
-    <w:p>
-      <w:pPr>
-        <w:pStyle w:val="BlockText"/>
-      </w:pPr>
-      <w:r>
-        <w:t xml:space="preserve">A Fase 2, a construção, fica entre [FAIXA]. O número exato eu te dou no</w:t>
-      </w:r>
-      <w:r>
-        <w:t xml:space="preserve"> </w:t>
-      </w:r>
-      <w:r>
-        <w:t xml:space="preserve">dia que eu entregar o diagnóstico, porque é ele que define o tamanho.</w:t>
-      </w:r>
-      <w:r>
-        <w:t xml:space="preserve"> </w:t>
-      </w:r>
-      <w:r>
-        <w:t xml:space="preserve">Você assina as duas hoje, e se o diagnóstico não achar nada que valha a</w:t>
-      </w:r>
-      <w:r>
-        <w:t xml:space="preserve"> </w:t>
-      </w:r>
-      <w:r>
-        <w:t xml:space="preserve">pena construir, você não paga a segunda. Isso vai por escrito no</w:t>
-      </w:r>
-      <w:r>
-        <w:t xml:space="preserve"> </w:t>
-      </w:r>
-      <w:r>
-        <w:t xml:space="preserve">contrato.</w:t>
-      </w:r>
-    </w:p>
-    <w:p>
-      <w:pPr>
-        <w:pStyle w:val="FirstParagraph"/>
-      </w:pPr>
-      <w:r>
-        <w:t xml:space="preserve">Depois:</w:t>
-      </w:r>
-      <w:r>
-        <w:t xml:space="preserve"> </w:t>
-      </w:r>
-      <w:r>
-        <w:rPr>
-          <w:bCs/>
-          <w:b/>
-        </w:rPr>
-        <w:t xml:space="preserve">silêncio.</w:t>
-      </w:r>
-      <w:r>
-        <w:t xml:space="preserve"> </w:t>
-      </w:r>
-      <w:r>
-        <w:t xml:space="preserve">Quem fala primeiro depois do número, negocia.</w:t>
-      </w:r>
-    </w:p>
-    <w:bookmarkStart w:id="36" w:name="X34495714f999e25d24e023c47fbfeb03d393eb3"/>
-    <w:p>
-      <w:pPr>
-        <w:pStyle w:val="Heading3"/>
-      </w:pPr>
-      <w:r>
-        <w:t xml:space="preserve">Os três campos que precisam estar preenchidos antes das 15h</w:t>
+        <w:t xml:space="preserve">Os dois campos que precisam estar preenchidos antes das 15h</w:t>
       </w:r>
     </w:p>
     <w:tbl>
@@ -2207,12 +2924,6 @@
               </w:rPr>
               <w:t xml:space="preserve">[VALOR FECHADO]</w:t>
             </w:r>
-            <w:r>
-              <w:t xml:space="preserve"> </w:t>
-            </w:r>
-            <w:r>
-              <w:t xml:space="preserve">da Fase 1</w:t>
-            </w:r>
           </w:p>
         </w:tc>
         <w:tc>
@@ -2247,7 +2958,7 @@
               <w:t xml:space="preserve"> </w:t>
             </w:r>
             <w:r>
-              <w:t xml:space="preserve">de prazo da Fase 1</w:t>
+              <w:t xml:space="preserve">de prazo</w:t>
             </w:r>
           </w:p>
         </w:tc>
@@ -2260,60 +2971,6 @@
             </w:pPr>
             <w:r>
               <w:t xml:space="preserve">Mesma reunião. Mercado trabalha 3 a 6 semanas pra diagnóstico</w:t>
-            </w:r>
-          </w:p>
-        </w:tc>
-      </w:tr>
-      <w:tr>
-        <w:tc>
-          <w:tcPr/>
-          <w:p>
-            <w:pPr>
-              <w:pStyle w:val="Compact"/>
-              <w:jc w:val="left"/>
-            </w:pPr>
-            <w:r>
-              <w:rPr>
-                <w:bCs/>
-                <w:b/>
-              </w:rPr>
-              <w:t xml:space="preserve">[FAIXA]</w:t>
-            </w:r>
-            <w:r>
-              <w:t xml:space="preserve"> </w:t>
-            </w:r>
-            <w:r>
-              <w:t xml:space="preserve">da Fase 2</w:t>
-            </w:r>
-          </w:p>
-        </w:tc>
-        <w:tc>
-          <w:tcPr/>
-          <w:p>
-            <w:pPr>
-              <w:pStyle w:val="Compact"/>
-              <w:jc w:val="left"/>
-            </w:pPr>
-            <w:r>
-              <w:t xml:space="preserve">Mesma reunião. ⚠️ A política manda</w:t>
-            </w:r>
-            <w:r>
-              <w:t xml:space="preserve"> </w:t>
-            </w:r>
-            <w:r>
-              <w:t xml:space="preserve">“</w:t>
-            </w:r>
-            <w:r>
-              <w:t xml:space="preserve">sob consulta</w:t>
-            </w:r>
-            <w:r>
-              <w:t xml:space="preserve">”</w:t>
-            </w:r>
-            <w:r>
-              <w:t xml:space="preserve"> </w:t>
-            </w:r>
-            <w:r>
-              <w:t xml:space="preserve">pra Sistemas muito complexo e proíbe estimar teto. Se você vai dar faixa, isso é decisão nova do dono, tomada às 11h e não às 15h</w:t>
             </w:r>
           </w:p>
         </w:tc>
@@ -2334,7 +2991,7 @@
           <w:bCs/>
           <w:b/>
         </w:rPr>
-        <w:t xml:space="preserve">Se algum dos três chegar em branco nas 15h, ele vira improviso no bloco de ancoragem.</w:t>
+        <w:t xml:space="preserve">Se um dos dois chegar em branco nas 15h, vira improviso no bloco de ancoragem.</w:t>
       </w:r>
       <w:r>
         <w:t xml:space="preserve"> </w:t>
@@ -2343,8 +3000,52 @@
         <w:t xml:space="preserve">Improviso em ancoragem é o que vira desconto na hora.</w:t>
       </w:r>
     </w:p>
-    <w:bookmarkEnd w:id="36"/>
-    <w:bookmarkStart w:id="37" w:name="calibração-dentro-da-faixa"/>
+    <w:bookmarkEnd w:id="39"/>
+    <w:bookmarkStart w:id="40" w:name="se-ele-perguntar-quanto-custa-construir"/>
+    <w:p>
+      <w:pPr>
+        <w:pStyle w:val="Heading3"/>
+      </w:pPr>
+      <w:r>
+        <w:t xml:space="preserve">Se ele perguntar quanto custa construir</w:t>
+      </w:r>
+    </w:p>
+    <w:p>
+      <w:pPr>
+        <w:pStyle w:val="FirstParagraph"/>
+      </w:pPr>
+      <w:r>
+        <w:t xml:space="preserve">A faixa de Sistemas é pública e você pode dizer. O que não sai é número fechado:</w:t>
+      </w:r>
+    </w:p>
+    <w:p>
+      <w:pPr>
+        <w:pStyle w:val="BlockText"/>
+      </w:pPr>
+      <w:r>
+        <w:t xml:space="preserve">Sistema fica entre R$ 3.000 e R$ 10.000, dependendo do escopo. Mas pra</w:t>
+      </w:r>
+      <w:r>
+        <w:t xml:space="preserve"> </w:t>
+      </w:r>
+      <w:r>
+        <w:t xml:space="preserve">uma operação do tamanho da de vocês eu não te dou esse número hoje,</w:t>
+      </w:r>
+      <w:r>
+        <w:t xml:space="preserve"> </w:t>
+      </w:r>
+      <w:r>
+        <w:t xml:space="preserve">porque eu não sei ainda se é um sistema ou seis, nem se integra com o</w:t>
+      </w:r>
+      <w:r>
+        <w:t xml:space="preserve"> </w:t>
+      </w:r>
+      <w:r>
+        <w:t xml:space="preserve">que vocês já têm ou não. É exatamente isso que o diagnóstico responde.</w:t>
+      </w:r>
+    </w:p>
+    <w:bookmarkEnd w:id="40"/>
+    <w:bookmarkStart w:id="41" w:name="calibração-dentro-da-faixa"/>
     <w:p>
       <w:pPr>
         <w:pStyle w:val="Heading3"/>
@@ -2381,9 +3082,9 @@
         </w:pict>
       </w:r>
     </w:p>
-    <w:bookmarkEnd w:id="37"/>
-    <w:bookmarkEnd w:id="38"/>
-    <w:bookmarkStart w:id="42" w:name="X2643716b21c8680f3288863a7e12ab667de248b"/>
+    <w:bookmarkEnd w:id="41"/>
+    <w:bookmarkEnd w:id="42"/>
+    <w:bookmarkStart w:id="46" w:name="X2643716b21c8680f3288863a7e12ab667de248b"/>
     <w:p>
       <w:pPr>
         <w:pStyle w:val="Heading2"/>
@@ -2392,7 +3093,7 @@
         <w:t xml:space="preserve">Bloco 7 · 52 a 60 min · Fechamento e proposta ao vivo</w:t>
       </w:r>
     </w:p>
-    <w:bookmarkStart w:id="39" w:name="pré-fechamento"/>
+    <w:bookmarkStart w:id="43" w:name="pré-fechamento"/>
     <w:p>
       <w:pPr>
         <w:pStyle w:val="Heading3"/>
@@ -2417,8 +3118,8 @@
         <w:t xml:space="preserve">Objeção que aparecer aqui é objeção real, e ainda dá tempo de tratar.</w:t>
       </w:r>
     </w:p>
-    <w:bookmarkEnd w:id="39"/>
-    <w:bookmarkStart w:id="40" w:name="fechamento-direto"/>
+    <w:bookmarkEnd w:id="43"/>
+    <w:bookmarkStart w:id="44" w:name="fechamento-direto"/>
     <w:p>
       <w:pPr>
         <w:pStyle w:val="Heading3"/>
@@ -2441,8 +3142,8 @@
         <w:t xml:space="preserve">atrapalha. Amanhã às 14h você me dá a resposta?</w:t>
       </w:r>
     </w:p>
-    <w:bookmarkEnd w:id="40"/>
-    <w:bookmarkStart w:id="41" w:name="o-que-sai-da-sala-em-qualquer-cenário"/>
+    <w:bookmarkEnd w:id="44"/>
+    <w:bookmarkStart w:id="45" w:name="o-que-sai-da-sala-em-qualquer-cenário"/>
     <w:p>
       <w:pPr>
         <w:pStyle w:val="Heading3"/>
@@ -2566,9 +3267,9 @@
         </w:pict>
       </w:r>
     </w:p>
-    <w:bookmarkEnd w:id="41"/>
-    <w:bookmarkEnd w:id="42"/>
-    <w:bookmarkStart w:id="43" w:name="o-que-não-entra-em-nenhuma-hipótese"/>
+    <w:bookmarkEnd w:id="45"/>
+    <w:bookmarkEnd w:id="46"/>
+    <w:bookmarkStart w:id="47" w:name="o-que-não-entra-em-nenhuma-hipótese"/>
     <w:p>
       <w:pPr>
         <w:pStyle w:val="Heading2"/>
@@ -2716,8 +3417,8 @@
         </w:pict>
       </w:r>
     </w:p>
-    <w:bookmarkEnd w:id="43"/>
-    <w:bookmarkStart w:id="44" w:name="Xc5ab924dd547f36c9df39c479f19360f6219f2b"/>
+    <w:bookmarkEnd w:id="47"/>
+    <w:bookmarkStart w:id="48" w:name="Xc5ab924dd547f36c9df39c479f19360f6219f2b"/>
     <w:p>
       <w:pPr>
         <w:pStyle w:val="Heading2"/>
@@ -2743,7 +3444,7 @@
         <w:rPr>
           <w:rStyle w:val="VerbatimChar"/>
         </w:rPr>
-        <w:t xml:space="preserve">2 · 4-14   Authority PRIMEIRO (Isabel). Budget, Need, Timing. Ele fala</w:t>
+        <w:t xml:space="preserve">2 · 4-11   Só BUDGET falta. Confirma os outros 3 e não repergunta</w:t>
       </w:r>
       <w:r>
         <w:br/>
@@ -2752,7 +3453,7 @@
         <w:rPr>
           <w:rStyle w:val="VerbatimChar"/>
         </w:rPr>
-        <w:t xml:space="preserve">3 · 14-17  Quem eu sou. TETO DE 3 MIN. Odery se pedir, nunca Adash</w:t>
+        <w:t xml:space="preserve">3 · 11-14  Quem eu sou. TETO DE 3 MIN. Odery se pedir, nunca Adash</w:t>
       </w:r>
       <w:r>
         <w:br/>
@@ -2761,7 +3462,7 @@
         <w:rPr>
           <w:rStyle w:val="VerbatimChar"/>
         </w:rPr>
-        <w:t xml:space="preserve">4 · 17-34  Operação hoje. As 6 perguntas. SAIR COM NÚMERO</w:t>
+        <w:t xml:space="preserve">4 · 14-34  TOTVS parado → 20 pessoas → "quanto custa um atendente?"</w:t>
       </w:r>
       <w:r>
         <w:br/>
@@ -2770,7 +3471,7 @@
         <w:rPr>
           <w:rStyle w:val="VerbatimChar"/>
         </w:rPr>
-        <w:t xml:space="preserve">5 · 34-46  Devolver o que ele disse. 3 movimentos. As duas fases</w:t>
+        <w:t xml:space="preserve">           ELE diz o número. Você não estima.</w:t>
       </w:r>
       <w:r>
         <w:br/>
@@ -2779,7 +3480,7 @@
         <w:rPr>
           <w:rStyle w:val="VerbatimChar"/>
         </w:rPr>
-        <w:t xml:space="preserve">6 · 46-52  Valor da Fase 1, prazo, faixa da Fase 2. DEPOIS CALA A BOCA</w:t>
+        <w:t xml:space="preserve">5 · 34-46  "Não falta sistema, faltam 20 pessoas que o mercado não vende"</w:t>
       </w:r>
       <w:r>
         <w:br/>
@@ -2788,11 +3489,57 @@
         <w:rPr>
           <w:rStyle w:val="VerbatimChar"/>
         </w:rPr>
+        <w:t xml:space="preserve">           Não ataca a TOTVS. A pergunta aberta é o que ele compra.</w:t>
+      </w:r>
+      <w:r>
+        <w:br/>
+      </w:r>
+      <w:r>
+        <w:rPr>
+          <w:rStyle w:val="VerbatimChar"/>
+        </w:rPr>
+        <w:t xml:space="preserve">6 · 46-52  Valor da consultoria + prazo. Só isso. DEPOIS CALA A BOCA</w:t>
+      </w:r>
+      <w:r>
+        <w:br/>
+      </w:r>
+      <w:r>
+        <w:rPr>
+          <w:rStyle w:val="VerbatimChar"/>
+        </w:rPr>
         <w:t xml:space="preserve">7 · 52-60  "Faz sentido?" → data e hora pra resposta</w:t>
       </w:r>
     </w:p>
-    <w:bookmarkEnd w:id="44"/>
-    <w:bookmarkEnd w:id="45"/>
+    <w:p>
+      <w:pPr>
+        <w:pStyle w:val="FirstParagraph"/>
+      </w:pPr>
+      <w:r>
+        <w:rPr>
+          <w:bCs/>
+          <w:b/>
+        </w:rPr>
+        <w:t xml:space="preserve">A frase que carrega a reunião:</w:t>
+      </w:r>
+      <w:r>
+        <w:t xml:space="preserve"> </w:t>
+      </w:r>
+      <w:r>
+        <w:t xml:space="preserve">&gt;</w:t>
+      </w:r>
+      <w:r>
+        <w:t xml:space="preserve"> </w:t>
+      </w:r>
+      <w:r>
+        <w:rPr>
+          <w:iCs/>
+          <w:i/>
+        </w:rPr>
+        <w:t xml:space="preserve">Vocês não têm problema de sistema. Falta gente que o mercado não vende, e a ferramenta que vocês compraram pra resolver isso está parada pelo mesmo motivo.</w:t>
+      </w:r>
+    </w:p>
+    <w:bookmarkEnd w:id="48"/>
+    <w:bookmarkEnd w:id="49"/>
     <w:sectPr/>
   </w:body>
 </w:document>
@@ -2899,82 +3646,6 @@
       </w:pPr>
     </w:lvl>
   </w:abstractNum>
-  <w:abstractNum w:abstractNumId="991">
-    <w:nsid w:val="A991"/>
-    <w:multiLevelType w:val="multilevel"/>
-    <w:lvl w:ilvl="0">
-      <w:numFmt w:val="bullet"/>
-      <w:lvlText w:val="•"/>
-      <w:lvlJc w:val="left"/>
-      <w:pPr>
-        <w:ind w:left="720" w:hanging="480"/>
-      </w:pPr>
-    </w:lvl>
-    <w:lvl w:ilvl="1">
-      <w:numFmt w:val="bullet"/>
-      <w:lvlText w:val="–"/>
-      <w:lvlJc w:val="left"/>
-      <w:pPr>
-        <w:ind w:left="1440" w:hanging="480"/>
-      </w:pPr>
-    </w:lvl>
-    <w:lvl w:ilvl="2">
-      <w:numFmt w:val="bullet"/>
-      <w:lvlText w:val="•"/>
-      <w:lvlJc w:val="left"/>
-      <w:pPr>
-        <w:ind w:left="2160" w:hanging="480"/>
-      </w:pPr>
-    </w:lvl>
-    <w:lvl w:ilvl="3">
-      <w:numFmt w:val="bullet"/>
-      <w:lvlText w:val="–"/>
-      <w:lvlJc w:val="left"/>
-      <w:pPr>
-        <w:ind w:left="2880" w:hanging="480"/>
-      </w:pPr>
-    </w:lvl>
-    <w:lvl w:ilvl="4">
-      <w:numFmt w:val="bullet"/>
-      <w:lvlText w:val="•"/>
-      <w:lvlJc w:val="left"/>
-      <w:pPr>
-        <w:ind w:left="3600" w:hanging="480"/>
-      </w:pPr>
-    </w:lvl>
-    <w:lvl w:ilvl="5">
-      <w:numFmt w:val="bullet"/>
-      <w:lvlText w:val="–"/>
-      <w:lvlJc w:val="left"/>
-      <w:pPr>
-        <w:ind w:left="4320" w:hanging="480"/>
-      </w:pPr>
-    </w:lvl>
-    <w:lvl w:ilvl="6">
-      <w:numFmt w:val="bullet"/>
-      <w:lvlText w:val="•"/>
-      <w:lvlJc w:val="left"/>
-      <w:pPr>
-        <w:ind w:left="5040" w:hanging="480"/>
-      </w:pPr>
-    </w:lvl>
-    <w:lvl w:ilvl="7">
-      <w:numFmt w:val="bullet"/>
-      <w:lvlText w:val="–"/>
-      <w:lvlJc w:val="left"/>
-      <w:pPr>
-        <w:ind w:left="5760" w:hanging="480"/>
-      </w:pPr>
-    </w:lvl>
-    <w:lvl w:ilvl="8">
-      <w:numFmt w:val="bullet"/>
-      <w:lvlText w:val="•"/>
-      <w:lvlJc w:val="left"/>
-      <w:pPr>
-        <w:ind w:left="6480" w:hanging="480"/>
-      </w:pPr>
-    </w:lvl>
-  </w:abstractNum>
   <w:abstractNum w:abstractNumId="99411">
     <w:nsid w:val="A99411"/>
     <w:multiLevelType w:val="multilevel"/>
@@ -3060,13 +3731,86 @@
       </w:pPr>
     </w:lvl>
   </w:abstractNum>
+  <w:abstractNum w:abstractNumId="991">
+    <w:nsid w:val="A991"/>
+    <w:multiLevelType w:val="multilevel"/>
+    <w:lvl w:ilvl="0">
+      <w:numFmt w:val="bullet"/>
+      <w:lvlText w:val="•"/>
+      <w:lvlJc w:val="left"/>
+      <w:pPr>
+        <w:ind w:left="720" w:hanging="480"/>
+      </w:pPr>
+    </w:lvl>
+    <w:lvl w:ilvl="1">
+      <w:numFmt w:val="bullet"/>
+      <w:lvlText w:val="–"/>
+      <w:lvlJc w:val="left"/>
+      <w:pPr>
+        <w:ind w:left="1440" w:hanging="480"/>
+      </w:pPr>
+    </w:lvl>
+    <w:lvl w:ilvl="2">
+      <w:numFmt w:val="bullet"/>
+      <w:lvlText w:val="•"/>
+      <w:lvlJc w:val="left"/>
+      <w:pPr>
+        <w:ind w:left="2160" w:hanging="480"/>
+      </w:pPr>
+    </w:lvl>
+    <w:lvl w:ilvl="3">
+      <w:numFmt w:val="bullet"/>
+      <w:lvlText w:val="–"/>
+      <w:lvlJc w:val="left"/>
+      <w:pPr>
+        <w:ind w:left="2880" w:hanging="480"/>
+      </w:pPr>
+    </w:lvl>
+    <w:lvl w:ilvl="4">
+      <w:numFmt w:val="bullet"/>
+      <w:lvlText w:val="•"/>
+      <w:lvlJc w:val="left"/>
+      <w:pPr>
+        <w:ind w:left="3600" w:hanging="480"/>
+      </w:pPr>
+    </w:lvl>
+    <w:lvl w:ilvl="5">
+      <w:numFmt w:val="bullet"/>
+      <w:lvlText w:val="–"/>
+      <w:lvlJc w:val="left"/>
+      <w:pPr>
+        <w:ind w:left="4320" w:hanging="480"/>
+      </w:pPr>
+    </w:lvl>
+    <w:lvl w:ilvl="6">
+      <w:numFmt w:val="bullet"/>
+      <w:lvlText w:val="•"/>
+      <w:lvlJc w:val="left"/>
+      <w:pPr>
+        <w:ind w:left="5040" w:hanging="480"/>
+      </w:pPr>
+    </w:lvl>
+    <w:lvl w:ilvl="7">
+      <w:numFmt w:val="bullet"/>
+      <w:lvlText w:val="–"/>
+      <w:lvlJc w:val="left"/>
+      <w:pPr>
+        <w:ind w:left="5760" w:hanging="480"/>
+      </w:pPr>
+    </w:lvl>
+    <w:lvl w:ilvl="8">
+      <w:numFmt w:val="bullet"/>
+      <w:lvlText w:val="•"/>
+      <w:lvlJc w:val="left"/>
+      <w:pPr>
+        <w:ind w:left="6480" w:hanging="480"/>
+      </w:pPr>
+    </w:lvl>
+  </w:abstractNum>
   <w:num w:numId="1000">
     <w:abstractNumId w:val="990"/>
   </w:num>
   <w:num w:numId="1001">
-    <w:abstractNumId w:val="991"/>
-  </w:num>
-  <w:num w:numId="1002">
     <w:abstractNumId w:val="99411"/>
     <w:lvlOverride w:ilvl="0">
       <w:startOverride w:val="1"/>
@@ -3095,6 +3839,9 @@
     <w:lvlOverride w:ilvl="8">
       <w:startOverride w:val="1"/>
     </w:lvlOverride>
+  </w:num>
+  <w:num w:numId="1002">
+    <w:abstractNumId w:val="991"/>
   </w:num>
   <w:num w:numId="1003">
     <w:abstractNumId w:val="991"/>

--- a/00 - IRBIS/03 - Comercial/08 - Onboarding (Word)/04 - Reunião de Vendas/Blocos da Reunião - Rocha Auto Peças 17ago.docx
+++ b/00 - IRBIS/03 - Comercial/08 - Onboarding (Word)/04 - Reunião de Vendas/Blocos da Reunião - Rocha Auto Peças 17ago.docx
@@ -2,7 +2,7 @@
 <file path=word/document.xml><?xml version="1.0" encoding="utf-8"?>
 <w:document xmlns:w="http://schemas.openxmlformats.org/wordprocessingml/2006/main" xmlns:m="http://schemas.openxmlformats.org/officeDocument/2006/math" xmlns:r="http://schemas.openxmlformats.org/officeDocument/2006/relationships" xmlns:o="urn:schemas-microsoft-com:office:office" xmlns:v="urn:schemas-microsoft-com:vml" xmlns:w10="urn:schemas-microsoft-com:office:word" xmlns:a="http://schemas.openxmlformats.org/drawingml/2006/main" xmlns:pic="http://schemas.openxmlformats.org/drawingml/2006/picture" xmlns:wp="http://schemas.openxmlformats.org/drawingml/2006/wordprocessingDrawing">
   <w:body>
-    <w:bookmarkStart w:id="49" w:name="X76368739d623c4a8f2c0dc0151ed29d30798dbc"/>
+    <w:bookmarkStart w:id="58" w:name="X76368739d623c4a8f2c0dc0151ed29d30798dbc"/>
     <w:p>
       <w:pPr>
         <w:pStyle w:val="Heading1"/>
@@ -1640,7 +1640,7 @@
       </w:r>
     </w:p>
     <w:bookmarkEnd w:id="30"/>
-    <w:bookmarkStart w:id="32" w:name="bloco-4-17-a-34-min-diagnóstico"/>
+    <w:bookmarkStart w:id="34" w:name="bloco-4-17-a-34-min-diagnóstico"/>
     <w:p>
       <w:pPr>
         <w:pStyle w:val="Heading2"/>
@@ -1947,13 +1947,47 @@
         <w:t xml:space="preserve">quanto custa um atendente pra vocês, tudo somado, com encargos?</w:t>
       </w:r>
     </w:p>
-    <w:bookmarkStart w:id="31" w:name="a-regra-de-saída-deste-bloco"/>
+    <w:bookmarkStart w:id="31" w:name="X695dcc9bcfc154994daecd35f43b6e527065751"/>
     <w:p>
       <w:pPr>
         <w:pStyle w:val="Heading3"/>
       </w:pPr>
       <w:r>
-        <w:t xml:space="preserve">A regra de saída deste bloco</w:t>
+        <w:t xml:space="preserve">As 8 perguntas de descoberta —</w:t>
+      </w:r>
+      <w:r>
+        <w:t xml:space="preserve"> </w:t>
+      </w:r>
+      <w:r>
+        <w:rPr>
+          <w:bCs/>
+          <w:b/>
+        </w:rPr>
+        <w:t xml:space="preserve">suas, não do deck</w:t>
+      </w:r>
+    </w:p>
+    <w:p>
+      <w:pPr>
+        <w:pStyle w:val="BlockText"/>
+      </w:pPr>
+      <w:r>
+        <w:t xml:space="preserve">Decisão do dono, 14/ago:</w:t>
+      </w:r>
+      <w:r>
+        <w:t xml:space="preserve"> </w:t>
+      </w:r>
+      <w:r>
+        <w:rPr>
+          <w:bCs/>
+          <w:b/>
+        </w:rPr>
+        <w:t xml:space="preserve">estas perguntas não entram na apresentação.</w:t>
+      </w:r>
+      <w:r>
+        <w:t xml:space="preserve"> </w:t>
+      </w:r>
+      <w:r>
+        <w:t xml:space="preserve">Elas são o seu roteiro falado, feitas com a tela fechada. O deck só mostra o que já é fato fixo.</w:t>
       </w:r>
     </w:p>
     <w:p>
@@ -1961,76 +1995,502 @@
         <w:pStyle w:val="FirstParagraph"/>
       </w:pPr>
       <w:r>
-        <w:rPr>
-          <w:bCs/>
-          <w:b/>
-        </w:rPr>
-        <w:t xml:space="preserve">Você não sai daqui sem que ELE tenha dito o número.</w:t>
-      </w:r>
-    </w:p>
-    <w:p>
-      <w:pPr>
-        <w:pStyle w:val="BodyText"/>
-      </w:pPr>
-      <w:r>
-        <w:t xml:space="preserve">A pergunta 7 é a mais importante que você vai fazer o dia todo, e a técnica importa:</w:t>
-      </w:r>
-      <w:r>
-        <w:t xml:space="preserve"> </w:t>
-      </w:r>
-      <w:r>
-        <w:rPr>
-          <w:bCs/>
-          <w:b/>
-        </w:rPr>
-        <w:t xml:space="preserve">não estime o custo da folha pra ele.</w:t>
-      </w:r>
-      <w:r>
-        <w:t xml:space="preserve"> </w:t>
-      </w:r>
-      <w:r>
-        <w:t xml:space="preserve">Pergunte, espere, e deixe ele multiplicar por 20 em voz alta.</w:t>
-      </w:r>
-    </w:p>
-    <w:p>
-      <w:pPr>
-        <w:pStyle w:val="BodyText"/>
-      </w:pPr>
-      <w:r>
-        <w:t xml:space="preserve">Se ele disser</w:t>
-      </w:r>
-      <w:r>
-        <w:t xml:space="preserve"> </w:t>
-      </w:r>
-      <w:r>
-        <w:t xml:space="preserve">“</w:t>
-      </w:r>
-      <w:r>
-        <w:t xml:space="preserve">uns R$ 4 mil com tudo</w:t>
-      </w:r>
-      <w:r>
-        <w:t xml:space="preserve">”</w:t>
-      </w:r>
-      <w:r>
-        <w:t xml:space="preserve">, o silêncio seguinte faz o trabalho: são vinte pessoas que ele não consegue contratar. A conta de R$ 80 mil por mês aparece na cabeça dele, não na sua boca.</w:t>
-      </w:r>
-      <w:r>
-        <w:t xml:space="preserve"> </w:t>
-      </w:r>
-      <w:r>
-        <w:rPr>
-          <w:bCs/>
-          <w:b/>
-        </w:rPr>
-        <w:t xml:space="preserve">Número que o cliente calcula sozinho não se negocia depois.</w:t>
-      </w:r>
-    </w:p>
-    <w:p>
-      <w:pPr>
-        <w:pStyle w:val="BodyText"/>
-      </w:pPr>
-      <w:r>
-        <w:t xml:space="preserve">Se ele não der o número, peça:</w:t>
+        <w:t xml:space="preserve">A ordem importa. Cada uma prepara a seguinte, e a 4 é a que decide a reunião.</w:t>
+      </w:r>
+    </w:p>
+    <w:tbl>
+      <w:tblPr>
+        <w:tblStyle w:val="Table"/>
+        <w:tblW w:type="pct" w:w="5000"/>
+        <w:tblLook w:firstRow="1" w:lastRow="0" w:firstColumn="0" w:lastColumn="0" w:noHBand="0" w:noVBand="0" w:val="0020"/>
+        <w:jc w:val="start"/>
+      </w:tblPr>
+      <w:tblGrid>
+        <w:gridCol w:w="2640"/>
+        <w:gridCol w:w="2640"/>
+        <w:gridCol w:w="2640"/>
+      </w:tblGrid>
+      <w:tr>
+        <w:trPr>
+          <w:tblHeader w:val="true"/>
+        </w:trPr>
+        <w:tc>
+          <w:tcPr/>
+          <w:p>
+            <w:pPr>
+              <w:pStyle w:val="Compact"/>
+              <w:jc w:val="left"/>
+            </w:pPr>
+            <w:r>
+              <w:t xml:space="preserve">#</w:t>
+            </w:r>
+          </w:p>
+        </w:tc>
+        <w:tc>
+          <w:tcPr/>
+          <w:p>
+            <w:pPr>
+              <w:pStyle w:val="Compact"/>
+              <w:jc w:val="left"/>
+            </w:pPr>
+            <w:r>
+              <w:t xml:space="preserve">Pergunta</w:t>
+            </w:r>
+          </w:p>
+        </w:tc>
+        <w:tc>
+          <w:tcPr/>
+          <w:p>
+            <w:pPr>
+              <w:pStyle w:val="Compact"/>
+              <w:jc w:val="left"/>
+            </w:pPr>
+            <w:r>
+              <w:t xml:space="preserve">Onde ela vai</w:t>
+            </w:r>
+          </w:p>
+        </w:tc>
+      </w:tr>
+      <w:tr>
+        <w:tc>
+          <w:tcPr/>
+          <w:p>
+            <w:pPr>
+              <w:pStyle w:val="Compact"/>
+              <w:jc w:val="left"/>
+            </w:pPr>
+            <w:r>
+              <w:t xml:space="preserve">1</w:t>
+            </w:r>
+          </w:p>
+        </w:tc>
+        <w:tc>
+          <w:tcPr/>
+          <w:p>
+            <w:pPr>
+              <w:pStyle w:val="Compact"/>
+              <w:jc w:val="left"/>
+            </w:pPr>
+            <w:r>
+              <w:t xml:space="preserve">Quantas ferramentas vocês já compraram pra melhorar o atendimento?</w:t>
+            </w:r>
+          </w:p>
+        </w:tc>
+        <w:tc>
+          <w:tcPr/>
+          <w:p>
+            <w:pPr>
+              <w:pStyle w:val="Compact"/>
+              <w:jc w:val="left"/>
+            </w:pPr>
+            <w:r>
+              <w:t xml:space="preserve">Deixe ele listar tudo. Quanto maior a lista, mais forte a 2</w:t>
+            </w:r>
+          </w:p>
+        </w:tc>
+      </w:tr>
+      <w:tr>
+        <w:tc>
+          <w:tcPr/>
+          <w:p>
+            <w:pPr>
+              <w:pStyle w:val="Compact"/>
+              <w:jc w:val="left"/>
+            </w:pPr>
+            <w:r>
+              <w:t xml:space="preserve">2</w:t>
+            </w:r>
+          </w:p>
+        </w:tc>
+        <w:tc>
+          <w:tcPr/>
+          <w:p>
+            <w:pPr>
+              <w:pStyle w:val="Compact"/>
+              <w:jc w:val="left"/>
+            </w:pPr>
+            <w:r>
+              <w:t xml:space="preserve">E quantas estão rodando hoje do jeito que você imaginou quando comprou?</w:t>
+            </w:r>
+          </w:p>
+        </w:tc>
+        <w:tc>
+          <w:tcPr/>
+          <w:p>
+            <w:pPr>
+              <w:pStyle w:val="Compact"/>
+              <w:jc w:val="left"/>
+            </w:pPr>
+            <w:r>
+              <w:rPr>
+                <w:bCs/>
+                <w:b/>
+              </w:rPr>
+              <w:t xml:space="preserve">O primeiro soco, e é ele que dá.</w:t>
+            </w:r>
+            <w:r>
+              <w:t xml:space="preserve"> </w:t>
+            </w:r>
+            <w:r>
+              <w:t xml:space="preserve">Não comente. Só siga</w:t>
+            </w:r>
+          </w:p>
+        </w:tc>
+      </w:tr>
+      <w:tr>
+        <w:tc>
+          <w:tcPr/>
+          <w:p>
+            <w:pPr>
+              <w:pStyle w:val="Compact"/>
+              <w:jc w:val="left"/>
+            </w:pPr>
+            <w:r>
+              <w:t xml:space="preserve">3</w:t>
+            </w:r>
+          </w:p>
+        </w:tc>
+        <w:tc>
+          <w:tcPr/>
+          <w:p>
+            <w:pPr>
+              <w:pStyle w:val="Compact"/>
+              <w:jc w:val="left"/>
+            </w:pPr>
+            <w:r>
+              <w:t xml:space="preserve">Faz quanto tempo que as vagas estão abertas?</w:t>
+            </w:r>
+          </w:p>
+        </w:tc>
+        <w:tc>
+          <w:tcPr/>
+          <w:p>
+            <w:pPr>
+              <w:pStyle w:val="Compact"/>
+              <w:jc w:val="left"/>
+            </w:pPr>
+            <w:r>
+              <w:t xml:space="preserve">Anote em meses. Volta no fechamento</w:t>
+            </w:r>
+          </w:p>
+        </w:tc>
+      </w:tr>
+      <w:tr>
+        <w:tc>
+          <w:tcPr/>
+          <w:p>
+            <w:pPr>
+              <w:pStyle w:val="Compact"/>
+              <w:jc w:val="left"/>
+            </w:pPr>
+            <w:r>
+              <w:t xml:space="preserve">4</w:t>
+            </w:r>
+          </w:p>
+        </w:tc>
+        <w:tc>
+          <w:tcPr/>
+          <w:p>
+            <w:pPr>
+              <w:pStyle w:val="Compact"/>
+              <w:jc w:val="left"/>
+            </w:pPr>
+            <w:r>
+              <w:rPr>
+                <w:bCs/>
+                <w:b/>
+              </w:rPr>
+              <w:t xml:space="preserve">Se dinheiro não fosse problema, em quanto tempo você preencheria as vinte?</w:t>
+            </w:r>
+          </w:p>
+        </w:tc>
+        <w:tc>
+          <w:tcPr/>
+          <w:p>
+            <w:pPr>
+              <w:pStyle w:val="Compact"/>
+              <w:jc w:val="left"/>
+            </w:pPr>
+            <w:r>
+              <w:rPr>
+                <w:bCs/>
+                <w:b/>
+              </w:rPr>
+              <w:t xml:space="preserve">A mais importante das oito.</w:t>
+            </w:r>
+            <w:r>
+              <w:t xml:space="preserve"> </w:t>
+            </w:r>
+            <w:r>
+              <w:t xml:space="preserve">Não existe resposta boa: ou</w:t>
+            </w:r>
+            <w:r>
+              <w:t xml:space="preserve"> </w:t>
+            </w:r>
+            <w:r>
+              <w:t xml:space="preserve">“</w:t>
+            </w:r>
+            <w:r>
+              <w:t xml:space="preserve">não sei</w:t>
+            </w:r>
+            <w:r>
+              <w:t xml:space="preserve">”</w:t>
+            </w:r>
+            <w:r>
+              <w:t xml:space="preserve"> </w:t>
+            </w:r>
+            <w:r>
+              <w:t xml:space="preserve">ou</w:t>
+            </w:r>
+            <w:r>
+              <w:t xml:space="preserve"> </w:t>
+            </w:r>
+            <w:r>
+              <w:t xml:space="preserve">“</w:t>
+            </w:r>
+            <w:r>
+              <w:t xml:space="preserve">não conseguiria</w:t>
+            </w:r>
+            <w:r>
+              <w:t xml:space="preserve">”</w:t>
+            </w:r>
+            <w:r>
+              <w:t xml:space="preserve">. Nos dois casos ele concluiu sozinho que verba não resolve. Fique quieto três segundos depois</w:t>
+            </w:r>
+          </w:p>
+        </w:tc>
+      </w:tr>
+      <w:tr>
+        <w:tc>
+          <w:tcPr/>
+          <w:p>
+            <w:pPr>
+              <w:pStyle w:val="Compact"/>
+              <w:jc w:val="left"/>
+            </w:pPr>
+            <w:r>
+              <w:t xml:space="preserve">5</w:t>
+            </w:r>
+          </w:p>
+        </w:tc>
+        <w:tc>
+          <w:tcPr/>
+          <w:p>
+            <w:pPr>
+              <w:pStyle w:val="Compact"/>
+              <w:jc w:val="left"/>
+            </w:pPr>
+            <w:r>
+              <w:t xml:space="preserve">Quanto custa um atendente, tudo somado, com encargos?</w:t>
+            </w:r>
+          </w:p>
+        </w:tc>
+        <w:tc>
+          <w:tcPr/>
+          <w:p>
+            <w:pPr>
+              <w:pStyle w:val="Compact"/>
+              <w:jc w:val="left"/>
+            </w:pPr>
+            <w:r>
+              <w:rPr>
+                <w:bCs/>
+                <w:b/>
+              </w:rPr>
+              <w:t xml:space="preserve">Não estime por ele.</w:t>
+            </w:r>
+            <w:r>
+              <w:t xml:space="preserve"> </w:t>
+            </w:r>
+            <w:r>
+              <w:t xml:space="preserve">Espere o número e diga</w:t>
+            </w:r>
+            <w:r>
+              <w:t xml:space="preserve"> </w:t>
+            </w:r>
+            <w:r>
+              <w:t xml:space="preserve">“</w:t>
+            </w:r>
+            <w:r>
+              <w:t xml:space="preserve">vinte vezes isso, por mês</w:t>
+            </w:r>
+            <w:r>
+              <w:t xml:space="preserve">”</w:t>
+            </w:r>
+            <w:r>
+              <w:t xml:space="preserve">. Deixe ele fazer a conta em voz alta</w:t>
+            </w:r>
+          </w:p>
+        </w:tc>
+      </w:tr>
+      <w:tr>
+        <w:tc>
+          <w:tcPr/>
+          <w:p>
+            <w:pPr>
+              <w:pStyle w:val="Compact"/>
+              <w:jc w:val="left"/>
+            </w:pPr>
+            <w:r>
+              <w:t xml:space="preserve">6</w:t>
+            </w:r>
+          </w:p>
+        </w:tc>
+        <w:tc>
+          <w:tcPr/>
+          <w:p>
+            <w:pPr>
+              <w:pStyle w:val="Compact"/>
+              <w:jc w:val="left"/>
+            </w:pPr>
+            <w:r>
+              <w:t xml:space="preserve">O mecânico manda a lista às 8h e ninguém responde até as 11h. Ele espera?</w:t>
+            </w:r>
+          </w:p>
+        </w:tc>
+        <w:tc>
+          <w:tcPr/>
+          <w:p>
+            <w:pPr>
+              <w:pStyle w:val="Compact"/>
+              <w:jc w:val="left"/>
+            </w:pPr>
+            <w:r>
+              <w:t xml:space="preserve">Ele vai rir. A venda perdida vira fato dito por ele</w:t>
+            </w:r>
+          </w:p>
+        </w:tc>
+      </w:tr>
+      <w:tr>
+        <w:tc>
+          <w:tcPr/>
+          <w:p>
+            <w:pPr>
+              <w:pStyle w:val="Compact"/>
+              <w:jc w:val="left"/>
+            </w:pPr>
+            <w:r>
+              <w:t xml:space="preserve">7</w:t>
+            </w:r>
+          </w:p>
+        </w:tc>
+        <w:tc>
+          <w:tcPr/>
+          <w:p>
+            <w:pPr>
+              <w:pStyle w:val="Compact"/>
+              <w:jc w:val="left"/>
+            </w:pPr>
+            <w:r>
+              <w:t xml:space="preserve">E isso aparece em algum relatório que chega até você?</w:t>
+            </w:r>
+          </w:p>
+        </w:tc>
+        <w:tc>
+          <w:tcPr/>
+          <w:p>
+            <w:pPr>
+              <w:pStyle w:val="Compact"/>
+              <w:jc w:val="left"/>
+            </w:pPr>
+            <w:r>
+              <w:t xml:space="preserve">A resposta é não. Não alivie o desconforto</w:t>
+            </w:r>
+          </w:p>
+        </w:tc>
+      </w:tr>
+      <w:tr>
+        <w:tc>
+          <w:tcPr/>
+          <w:p>
+            <w:pPr>
+              <w:pStyle w:val="Compact"/>
+              <w:jc w:val="left"/>
+            </w:pPr>
+            <w:r>
+              <w:t xml:space="preserve">8</w:t>
+            </w:r>
+          </w:p>
+        </w:tc>
+        <w:tc>
+          <w:tcPr/>
+          <w:p>
+            <w:pPr>
+              <w:pStyle w:val="Compact"/>
+              <w:jc w:val="left"/>
+            </w:pPr>
+            <w:r>
+              <w:t xml:space="preserve">Quantos meses faltam pra unidade nova abrir?</w:t>
+            </w:r>
+          </w:p>
+        </w:tc>
+        <w:tc>
+          <w:tcPr/>
+          <w:p>
+            <w:pPr>
+              <w:pStyle w:val="Compact"/>
+              <w:jc w:val="left"/>
+            </w:pPr>
+            <w:r>
+              <w:t xml:space="preserve">A urgência passa a ser dele. Emenda:</w:t>
+            </w:r>
+            <w:r>
+              <w:t xml:space="preserve"> </w:t>
+            </w:r>
+            <w:r>
+              <w:rPr>
+                <w:iCs/>
+                <w:i/>
+              </w:rPr>
+              <w:t xml:space="preserve">“</w:t>
+            </w:r>
+            <w:r>
+              <w:rPr>
+                <w:iCs/>
+                <w:i/>
+              </w:rPr>
+              <w:t xml:space="preserve">e ela vai abrir com esse mesmo processo?</w:t>
+            </w:r>
+            <w:r>
+              <w:rPr>
+                <w:iCs/>
+                <w:i/>
+              </w:rPr>
+              <w:t xml:space="preserve">”</w:t>
+            </w:r>
+          </w:p>
+        </w:tc>
+      </w:tr>
+    </w:tbl>
+    <w:bookmarkEnd w:id="31"/>
+    <w:bookmarkStart w:id="32" w:name="a-devolutiva-falada-não-é-slide"/>
+    <w:p>
+      <w:pPr>
+        <w:pStyle w:val="Heading3"/>
+      </w:pPr>
+      <w:r>
+        <w:t xml:space="preserve">A devolutiva, falada — não é slide</w:t>
+      </w:r>
+    </w:p>
+    <w:p>
+      <w:pPr>
+        <w:pStyle w:val="FirstParagraph"/>
+      </w:pPr>
+      <w:r>
+        <w:t xml:space="preserve">Depois das oito, você recapitula</w:t>
+      </w:r>
+      <w:r>
+        <w:t xml:space="preserve"> </w:t>
+      </w:r>
+      <w:r>
+        <w:rPr>
+          <w:bCs/>
+          <w:b/>
+        </w:rPr>
+        <w:t xml:space="preserve">em voz alta</w:t>
+      </w:r>
+      <w:r>
+        <w:t xml:space="preserve">, com as palavras dele:</w:t>
       </w:r>
     </w:p>
     <w:p>
@@ -2038,13 +2498,7 @@
         <w:pStyle w:val="BlockText"/>
       </w:pPr>
       <w:r>
-        <w:t xml:space="preserve">Chuta pra mim. Um atendente aí, com salário e encargos, fica em quanto</w:t>
-      </w:r>
-      <w:r>
-        <w:t xml:space="preserve"> </w:t>
-      </w:r>
-      <w:r>
-        <w:t xml:space="preserve">por mês?</w:t>
+        <w:t xml:space="preserve">Deixa eu ver se entendi. Vocês compraram [X] ferramentas e nem todas rodam como você imaginou. As vagas estão abertas há [Y] meses, e mesmo com dinheiro você não sabe em quanto tempo preencheria. Cada atendente custa [R$ Z], então as vinte seriam [R$ Z×20] por mês. O cliente que não é respondido compra na esquina, e isso não aparece em relatório nenhum. E a unidade nova abre em [W] meses.</w:t>
       </w:r>
     </w:p>
     <w:p>
@@ -2052,7 +2506,43 @@
         <w:pStyle w:val="FirstParagraph"/>
       </w:pPr>
       <w:r>
-        <w:t xml:space="preserve">Sem esse número, a ancoragem do bloco 6 vira opinião, e opinião negocia.</w:t>
+        <w:t xml:space="preserve">E então a pergunta que fecha o ciclo:</w:t>
+      </w:r>
+    </w:p>
+    <w:p>
+      <w:pPr>
+        <w:pStyle w:val="BlockText"/>
+      </w:pPr>
+      <w:r>
+        <w:rPr>
+          <w:bCs/>
+          <w:b/>
+        </w:rPr>
+        <w:t xml:space="preserve">Isso parece problema de falta de sistema pra você?</w:t>
+      </w:r>
+    </w:p>
+    <w:p>
+      <w:pPr>
+        <w:pStyle w:val="FirstParagraph"/>
+      </w:pPr>
+      <w:r>
+        <w:t xml:space="preserve">Ele vai dizer não.</w:t>
+      </w:r>
+      <w:r>
+        <w:t xml:space="preserve"> </w:t>
+      </w:r>
+      <w:r>
+        <w:rPr>
+          <w:bCs/>
+          <w:b/>
+        </w:rPr>
+        <w:t xml:space="preserve">A frase mais importante da reunião sai da boca dele, não da sua.</w:t>
+      </w:r>
+      <w:r>
+        <w:t xml:space="preserve"> </w:t>
+      </w:r>
+      <w:r>
+        <w:t xml:space="preserve">Só depois do não você abre o deck de novo.</w:t>
       </w:r>
     </w:p>
     <w:p>
@@ -2062,9 +2552,125 @@
         </w:pict>
       </w:r>
     </w:p>
-    <w:bookmarkEnd w:id="31"/>
     <w:bookmarkEnd w:id="32"/>
-    <w:bookmarkStart w:id="38" w:name="X91316a05f3c2fdcb45d476c0cbd11f0570e964c"/>
+    <w:bookmarkStart w:id="33" w:name="a-regra-de-saída-deste-bloco"/>
+    <w:p>
+      <w:pPr>
+        <w:pStyle w:val="Heading3"/>
+      </w:pPr>
+      <w:r>
+        <w:t xml:space="preserve">A regra de saída deste bloco</w:t>
+      </w:r>
+    </w:p>
+    <w:p>
+      <w:pPr>
+        <w:pStyle w:val="FirstParagraph"/>
+      </w:pPr>
+      <w:r>
+        <w:rPr>
+          <w:bCs/>
+          <w:b/>
+        </w:rPr>
+        <w:t xml:space="preserve">Você não sai daqui sem que ELE tenha dito o número.</w:t>
+      </w:r>
+    </w:p>
+    <w:p>
+      <w:pPr>
+        <w:pStyle w:val="BodyText"/>
+      </w:pPr>
+      <w:r>
+        <w:t xml:space="preserve">A pergunta 7 é a mais importante que você vai fazer o dia todo, e a técnica importa:</w:t>
+      </w:r>
+      <w:r>
+        <w:t xml:space="preserve"> </w:t>
+      </w:r>
+      <w:r>
+        <w:rPr>
+          <w:bCs/>
+          <w:b/>
+        </w:rPr>
+        <w:t xml:space="preserve">não estime o custo da folha pra ele.</w:t>
+      </w:r>
+      <w:r>
+        <w:t xml:space="preserve"> </w:t>
+      </w:r>
+      <w:r>
+        <w:t xml:space="preserve">Pergunte, espere, e deixe ele multiplicar por 20 em voz alta.</w:t>
+      </w:r>
+    </w:p>
+    <w:p>
+      <w:pPr>
+        <w:pStyle w:val="BodyText"/>
+      </w:pPr>
+      <w:r>
+        <w:t xml:space="preserve">Se ele disser</w:t>
+      </w:r>
+      <w:r>
+        <w:t xml:space="preserve"> </w:t>
+      </w:r>
+      <w:r>
+        <w:t xml:space="preserve">“</w:t>
+      </w:r>
+      <w:r>
+        <w:t xml:space="preserve">uns R$ 4 mil com tudo</w:t>
+      </w:r>
+      <w:r>
+        <w:t xml:space="preserve">”</w:t>
+      </w:r>
+      <w:r>
+        <w:t xml:space="preserve">, o silêncio seguinte faz o trabalho: são vinte pessoas que ele não consegue contratar. A conta de R$ 80 mil por mês aparece na cabeça dele, não na sua boca.</w:t>
+      </w:r>
+      <w:r>
+        <w:t xml:space="preserve"> </w:t>
+      </w:r>
+      <w:r>
+        <w:rPr>
+          <w:bCs/>
+          <w:b/>
+        </w:rPr>
+        <w:t xml:space="preserve">Número que o cliente calcula sozinho não se negocia depois.</w:t>
+      </w:r>
+    </w:p>
+    <w:p>
+      <w:pPr>
+        <w:pStyle w:val="BodyText"/>
+      </w:pPr>
+      <w:r>
+        <w:t xml:space="preserve">Se ele não der o número, peça:</w:t>
+      </w:r>
+    </w:p>
+    <w:p>
+      <w:pPr>
+        <w:pStyle w:val="BlockText"/>
+      </w:pPr>
+      <w:r>
+        <w:t xml:space="preserve">Chuta pra mim. Um atendente aí, com salário e encargos, fica em quanto</w:t>
+      </w:r>
+      <w:r>
+        <w:t xml:space="preserve"> </w:t>
+      </w:r>
+      <w:r>
+        <w:t xml:space="preserve">por mês?</w:t>
+      </w:r>
+    </w:p>
+    <w:p>
+      <w:pPr>
+        <w:pStyle w:val="FirstParagraph"/>
+      </w:pPr>
+      <w:r>
+        <w:t xml:space="preserve">Sem esse número, a ancoragem do bloco 6 vira opinião, e opinião negocia.</w:t>
+      </w:r>
+    </w:p>
+    <w:p>
+      <w:r>
+        <w:pict>
+          <v:rect style="width:0;height:1.5pt" o:hralign="center" o:hrstd="t" o:hr="t"/>
+        </w:pict>
+      </w:r>
+    </w:p>
+    <w:bookmarkEnd w:id="33"/>
+    <w:bookmarkEnd w:id="34"/>
+    <w:bookmarkStart w:id="40" w:name="X91316a05f3c2fdcb45d476c0cbd11f0570e964c"/>
     <w:p>
       <w:pPr>
         <w:pStyle w:val="Heading2"/>
@@ -2094,7 +2700,7 @@
         <w:t xml:space="preserve">.</w:t>
       </w:r>
     </w:p>
-    <w:bookmarkStart w:id="33" w:name="formato-de-cada-ponto"/>
+    <w:bookmarkStart w:id="35" w:name="formato-de-cada-ponto"/>
     <w:p>
       <w:pPr>
         <w:pStyle w:val="Heading3"/>
@@ -2165,8 +2771,8 @@
         <w:t xml:space="preserve">) saiu. Ele foi construído pra um cliente que a gente não conhecia. Agora a gente conhece, e o argumento certo é outro.</w:t>
       </w:r>
     </w:p>
-    <w:bookmarkEnd w:id="33"/>
-    <w:bookmarkStart w:id="34" w:name="o-reenquadramento-que-decide-a-reunião"/>
+    <w:bookmarkEnd w:id="35"/>
+    <w:bookmarkStart w:id="36" w:name="o-reenquadramento-que-decide-a-reunião"/>
     <w:p>
       <w:pPr>
         <w:pStyle w:val="Heading3"/>
@@ -2296,17 +2902,17 @@
         <w:pStyle w:val="FirstParagraph"/>
       </w:pPr>
       <w:r>
-        <w:t xml:space="preserve">Ele já comprou sistema. Ele já comprou a integração.</w:t>
-      </w:r>
-      <w:r>
-        <w:t xml:space="preserve"> </w:t>
-      </w:r>
-      <w:r>
-        <w:rPr>
-          <w:bCs/>
-          <w:b/>
-        </w:rPr>
-        <w:t xml:space="preserve">As duas coisas estão paradas pelo mesmo motivo pelo qual ele não consegue atender: não existe gente disponível.</w:t>
+        <w:t xml:space="preserve">Ele tem ERP instalado e um projeto de integração de WhatsApp em andamento.</w:t>
+      </w:r>
+      <w:r>
+        <w:t xml:space="preserve"> </w:t>
+      </w:r>
+      <w:r>
+        <w:rPr>
+          <w:bCs/>
+          <w:b/>
+        </w:rPr>
+        <w:t xml:space="preserve">Os dois estão parados pelo mesmo motivo pelo qual ele não consegue atender: não existe gente disponível.</w:t>
       </w:r>
       <w:r>
         <w:t xml:space="preserve"> </w:t>
@@ -2317,65 +2923,319 @@
     </w:p>
     <w:p>
       <w:pPr>
+        <w:pStyle w:val="BlockText"/>
+      </w:pPr>
+      <w:r>
+        <w:t xml:space="preserve">⚠️</w:t>
+      </w:r>
+      <w:r>
+        <w:t xml:space="preserve"> </w:t>
+      </w:r>
+      <w:r>
+        <w:rPr>
+          <w:bCs/>
+          <w:b/>
+        </w:rPr>
+        <w:t xml:space="preserve">Limite do que a gente sabe.</w:t>
+      </w:r>
+      <w:r>
+        <w:t xml:space="preserve"> </w:t>
+      </w:r>
+      <w:r>
+        <w:t xml:space="preserve">O Gabriel apurou</w:t>
+      </w:r>
+      <w:r>
+        <w:t xml:space="preserve"> </w:t>
+      </w:r>
+      <w:r>
+        <w:t xml:space="preserve">“</w:t>
+      </w:r>
+      <w:r>
+        <w:t xml:space="preserve">um programa da TOTVS</w:t>
+      </w:r>
+      <w:r>
+        <w:t xml:space="preserve">”</w:t>
+      </w:r>
+      <w:r>
+        <w:t xml:space="preserve"> </w:t>
+      </w:r>
+      <w:r>
+        <w:t xml:space="preserve">travado por falta de equipe.</w:t>
+      </w:r>
+      <w:r>
+        <w:t xml:space="preserve"> </w:t>
+      </w:r>
+      <w:r>
+        <w:rPr>
+          <w:bCs/>
+          <w:b/>
+        </w:rPr>
+        <w:t xml:space="preserve">Não sabemos se foi comprado, licenciado ou se é uma iniciativa oferecida à base de clientes.</w:t>
+      </w:r>
+      <w:r>
+        <w:t xml:space="preserve"> </w:t>
+      </w:r>
+      <w:r>
+        <w:t xml:space="preserve">Não afirme que ele pagou. Pergunte no bloco 4:</w:t>
+      </w:r>
+      <w:r>
+        <w:t xml:space="preserve"> </w:t>
+      </w:r>
+      <w:r>
+        <w:rPr>
+          <w:iCs/>
+          <w:i/>
+        </w:rPr>
+        <w:t xml:space="preserve">“</w:t>
+      </w:r>
+      <w:r>
+        <w:rPr>
+          <w:iCs/>
+          <w:i/>
+        </w:rPr>
+        <w:t xml:space="preserve">esse programa da TOTVS, vocês contrataram ou é algo que eles oferecem?</w:t>
+      </w:r>
+      <w:r>
+        <w:rPr>
+          <w:iCs/>
+          <w:i/>
+        </w:rPr>
+        <w:t xml:space="preserve">”</w:t>
+      </w:r>
+      <w:r>
+        <w:t xml:space="preserve"> </w:t>
+      </w:r>
+      <w:r>
+        <w:t xml:space="preserve">Se ele confirmar que pagou, o argumento fica mais forte e aí sim você usa.</w:t>
+      </w:r>
+    </w:p>
+    <w:p>
+      <w:pPr>
+        <w:pStyle w:val="FirstParagraph"/>
+      </w:pPr>
+      <w:r>
+        <w:t xml:space="preserve">🔴</w:t>
+      </w:r>
+      <w:r>
+        <w:t xml:space="preserve"> </w:t>
+      </w:r>
+      <w:r>
+        <w:rPr>
+          <w:bCs/>
+          <w:b/>
+        </w:rPr>
+        <w:t xml:space="preserve">Se você entrar falando</w:t>
+      </w:r>
+      <w:r>
+        <w:rPr>
+          <w:bCs/>
+          <w:b/>
+        </w:rPr>
+        <w:t xml:space="preserve"> </w:t>
+      </w:r>
+      <w:r>
+        <w:rPr>
+          <w:bCs/>
+          <w:b/>
+        </w:rPr>
+        <w:t xml:space="preserve">“</w:t>
+      </w:r>
+      <w:r>
+        <w:rPr>
+          <w:bCs/>
+          <w:b/>
+        </w:rPr>
+        <w:t xml:space="preserve">eu automatizo o atendimento</w:t>
+      </w:r>
+      <w:r>
+        <w:rPr>
+          <w:bCs/>
+          <w:b/>
+        </w:rPr>
+        <w:t xml:space="preserve">”</w:t>
+      </w:r>
+      <w:r>
+        <w:rPr>
+          <w:bCs/>
+          <w:b/>
+        </w:rPr>
+        <w:t xml:space="preserve">, você virou o quinto fornecedor de software de uma empresa que já tem software demais e gente de menos.</w:t>
+      </w:r>
+    </w:p>
+    <w:bookmarkEnd w:id="36"/>
+    <w:bookmarkStart w:id="37" w:name="o-mecanismo-em-três-movimentos"/>
+    <w:p>
+      <w:pPr>
+        <w:pStyle w:val="Heading3"/>
+      </w:pPr>
+      <w:r>
+        <w:t xml:space="preserve">O mecanismo, em três movimentos</w:t>
+      </w:r>
+    </w:p>
+    <w:p>
+      <w:pPr>
+        <w:pStyle w:val="FirstParagraph"/>
+      </w:pPr>
+      <w:r>
+        <w:rPr>
+          <w:bCs/>
+          <w:b/>
+        </w:rPr>
+        <w:t xml:space="preserve">Movimento 1 — tira o problema do lugar errado:</w:t>
+      </w:r>
+      <w:r>
+        <w:t xml:space="preserve"> </w:t>
+      </w:r>
+      <w:r>
+        <w:t xml:space="preserve">&gt; Roberto, pelo que você me contou, vocês não têm problema de sistema.</w:t>
+      </w:r>
+      <w:r>
+        <w:t xml:space="preserve"> </w:t>
+      </w:r>
+      <w:r>
+        <w:t xml:space="preserve">&gt; Vocês têm ERP de referência e já contrataram o módulo de WhatsApp.</w:t>
+      </w:r>
+      <w:r>
+        <w:t xml:space="preserve"> </w:t>
+      </w:r>
+      <w:r>
+        <w:t xml:space="preserve">&gt; Ferramenta não falta.</w:t>
+      </w:r>
+    </w:p>
+    <w:p>
+      <w:pPr>
         <w:pStyle w:val="BodyText"/>
       </w:pPr>
       <w:r>
-        <w:t xml:space="preserve">🔴</w:t>
-      </w:r>
-      <w:r>
-        <w:t xml:space="preserve"> </w:t>
-      </w:r>
-      <w:r>
-        <w:rPr>
-          <w:bCs/>
-          <w:b/>
-        </w:rPr>
-        <w:t xml:space="preserve">Se você entrar falando</w:t>
-      </w:r>
-      <w:r>
-        <w:rPr>
-          <w:bCs/>
-          <w:b/>
-        </w:rPr>
-        <w:t xml:space="preserve"> </w:t>
-      </w:r>
-      <w:r>
-        <w:rPr>
-          <w:bCs/>
-          <w:b/>
-        </w:rPr>
-        <w:t xml:space="preserve">“</w:t>
-      </w:r>
-      <w:r>
-        <w:rPr>
-          <w:bCs/>
-          <w:b/>
-        </w:rPr>
-        <w:t xml:space="preserve">eu automatizo o atendimento</w:t>
-      </w:r>
-      <w:r>
-        <w:rPr>
-          <w:bCs/>
-          <w:b/>
-        </w:rPr>
-        <w:t xml:space="preserve">”</w:t>
-      </w:r>
-      <w:r>
-        <w:rPr>
-          <w:bCs/>
-          <w:b/>
-        </w:rPr>
-        <w:t xml:space="preserve">, você virou o quinto fornecedor de software de uma empresa que já tem software demais e gente de menos.</w:t>
-      </w:r>
-    </w:p>
-    <w:bookmarkEnd w:id="34"/>
-    <w:bookmarkStart w:id="35" w:name="o-mecanismo-em-três-movimentos"/>
+        <w:rPr>
+          <w:bCs/>
+          <w:b/>
+        </w:rPr>
+        <w:t xml:space="preserve">Movimento 2 — nomeia o buraco real:</w:t>
+      </w:r>
+      <w:r>
+        <w:t xml:space="preserve"> </w:t>
+      </w:r>
+      <w:r>
+        <w:t xml:space="preserve">&gt; O que falta são vinte pessoas que o mercado não te vende. E esse é um</w:t>
+      </w:r>
+      <w:r>
+        <w:t xml:space="preserve"> </w:t>
+      </w:r>
+      <w:r>
+        <w:t xml:space="preserve">&gt; problema diferente de todos os outros, porque ele não se resolve com</w:t>
+      </w:r>
+      <w:r>
+        <w:t xml:space="preserve"> </w:t>
+      </w:r>
+      <w:r>
+        <w:t xml:space="preserve">&gt; verba. Você pode querer contratar, aprovar a vaga, e mesmo assim não</w:t>
+      </w:r>
+      <w:r>
+        <w:t xml:space="preserve"> </w:t>
+      </w:r>
+      <w:r>
+        <w:t xml:space="preserve">&gt; achar o profissional.</w:t>
+      </w:r>
+      <w:r>
+        <w:t xml:space="preserve"> </w:t>
+      </w:r>
+      <w:r>
+        <w:t xml:space="preserve">&gt;</w:t>
+      </w:r>
+      <w:r>
+        <w:t xml:space="preserve"> </w:t>
+      </w:r>
+      <w:r>
+        <w:t xml:space="preserve">&gt; Enquanto isso, o cliente que manda mensagem no WhatsApp e não é</w:t>
+      </w:r>
+      <w:r>
+        <w:t xml:space="preserve"> </w:t>
+      </w:r>
+      <w:r>
+        <w:t xml:space="preserve">&gt; respondido compra do concorrente. E essa venda nunca aparece em</w:t>
+      </w:r>
+      <w:r>
+        <w:t xml:space="preserve"> </w:t>
+      </w:r>
+      <w:r>
+        <w:t xml:space="preserve">&gt; relatório nenhum, porque ela não chegou a virar pedido.</w:t>
+      </w:r>
+    </w:p>
+    <w:p>
+      <w:pPr>
+        <w:pStyle w:val="BodyText"/>
+      </w:pPr>
+      <w:r>
+        <w:rPr>
+          <w:bCs/>
+          <w:b/>
+        </w:rPr>
+        <w:t xml:space="preserve">Movimento 3 — fecha o laço com a coisa parada:</w:t>
+      </w:r>
+      <w:r>
+        <w:t xml:space="preserve"> </w:t>
+      </w:r>
+      <w:r>
+        <w:t xml:space="preserve">&gt; E repare no detalhe: a ferramenta que vocês compraram pra resolver isso</w:t>
+      </w:r>
+      <w:r>
+        <w:t xml:space="preserve"> </w:t>
+      </w:r>
+      <w:r>
+        <w:t xml:space="preserve">&gt; está parada exatamente pelo mesmo motivo. Falta equipe pra tirar do</w:t>
+      </w:r>
+      <w:r>
+        <w:t xml:space="preserve"> </w:t>
+      </w:r>
+      <w:r>
+        <w:t xml:space="preserve">&gt; papel.</w:t>
+      </w:r>
+      <w:r>
+        <w:t xml:space="preserve"> </w:t>
+      </w:r>
+      <w:r>
+        <w:t xml:space="preserve">&gt;</w:t>
+      </w:r>
+      <w:r>
+        <w:t xml:space="preserve"> </w:t>
+      </w:r>
+      <w:r>
+        <w:t xml:space="preserve">&gt; Então hoje vocês pagam por uma solução que não roda, e perdem</w:t>
+      </w:r>
+      <w:r>
+        <w:t xml:space="preserve"> </w:t>
+      </w:r>
+      <w:r>
+        <w:t xml:space="preserve">&gt; atendimento que ela resolveria.</w:t>
+      </w:r>
+    </w:p>
+    <w:p>
+      <w:pPr>
+        <w:pStyle w:val="BodyText"/>
+      </w:pPr>
+      <w:r>
+        <w:rPr>
+          <w:bCs/>
+          <w:b/>
+        </w:rPr>
+        <w:t xml:space="preserve">Depois do movimento 3, silêncio.</w:t>
+      </w:r>
+      <w:r>
+        <w:t xml:space="preserve"> </w:t>
+      </w:r>
+      <w:r>
+        <w:t xml:space="preserve">Deixe ele reagir. Essa é a frase que ele não ouviu de nenhum dos outros fornecedores.</w:t>
+      </w:r>
+    </w:p>
+    <w:bookmarkEnd w:id="37"/>
+    <w:bookmarkStart w:id="38" w:name="a-armadilha-da-totvs"/>
     <w:p>
       <w:pPr>
         <w:pStyle w:val="Heading3"/>
       </w:pPr>
       <w:r>
-        <w:t xml:space="preserve">O mecanismo, em três movimentos</w:t>
+        <w:t xml:space="preserve">⚠️ A armadilha da TOTVS</w:t>
       </w:r>
     </w:p>
     <w:p>
@@ -2387,25 +3247,13 @@
           <w:bCs/>
           <w:b/>
         </w:rPr>
-        <w:t xml:space="preserve">Movimento 1 — tira o problema do lugar errado:</w:t>
-      </w:r>
-      <w:r>
-        <w:t xml:space="preserve"> </w:t>
-      </w:r>
-      <w:r>
-        <w:t xml:space="preserve">&gt; Roberto, pelo que você me contou, vocês não têm problema de sistema.</w:t>
-      </w:r>
-      <w:r>
-        <w:t xml:space="preserve"> </w:t>
-      </w:r>
-      <w:r>
-        <w:t xml:space="preserve">&gt; Vocês têm ERP de referência e já contrataram o módulo de WhatsApp.</w:t>
-      </w:r>
-      <w:r>
-        <w:t xml:space="preserve"> </w:t>
-      </w:r>
-      <w:r>
-        <w:t xml:space="preserve">&gt; Ferramenta não falta.</w:t>
+        <w:t xml:space="preserve">Não ataque a TOTVS. Ele já escolheu esse caminho.</w:t>
+      </w:r>
+      <w:r>
+        <w:t xml:space="preserve"> </w:t>
+      </w:r>
+      <w:r>
+        <w:t xml:space="preserve">Criticar a escolha é criticar o julgamento dele, e você perde a sala.</w:t>
       </w:r>
     </w:p>
     <w:p>
@@ -2413,135 +3261,54 @@
         <w:pStyle w:val="BodyText"/>
       </w:pPr>
       <w:r>
-        <w:rPr>
-          <w:bCs/>
-          <w:b/>
-        </w:rPr>
-        <w:t xml:space="preserve">Movimento 2 — nomeia o buraco real:</w:t>
-      </w:r>
-      <w:r>
-        <w:t xml:space="preserve"> </w:t>
-      </w:r>
-      <w:r>
-        <w:t xml:space="preserve">&gt; O que falta são vinte pessoas que o mercado não te vende. E esse é um</w:t>
-      </w:r>
-      <w:r>
-        <w:t xml:space="preserve"> </w:t>
-      </w:r>
-      <w:r>
-        <w:t xml:space="preserve">&gt; problema diferente de todos os outros, porque ele não se resolve com</w:t>
-      </w:r>
-      <w:r>
-        <w:t xml:space="preserve"> </w:t>
-      </w:r>
-      <w:r>
-        <w:t xml:space="preserve">&gt; verba. Você pode querer contratar, aprovar a vaga, e mesmo assim não</w:t>
-      </w:r>
-      <w:r>
-        <w:t xml:space="preserve"> </w:t>
-      </w:r>
-      <w:r>
-        <w:t xml:space="preserve">&gt; achar o profissional.</w:t>
-      </w:r>
-      <w:r>
-        <w:t xml:space="preserve"> </w:t>
-      </w:r>
-      <w:r>
-        <w:t xml:space="preserve">&gt;</w:t>
-      </w:r>
-      <w:r>
-        <w:t xml:space="preserve"> </w:t>
-      </w:r>
-      <w:r>
-        <w:t xml:space="preserve">&gt; Enquanto isso, o cliente que manda mensagem no WhatsApp e não é</w:t>
-      </w:r>
-      <w:r>
-        <w:t xml:space="preserve"> </w:t>
-      </w:r>
-      <w:r>
-        <w:t xml:space="preserve">&gt; respondido compra do concorrente. E essa venda nunca aparece em</w:t>
-      </w:r>
-      <w:r>
-        <w:t xml:space="preserve"> </w:t>
-      </w:r>
-      <w:r>
-        <w:t xml:space="preserve">&gt; relatório nenhum, porque ela não chegou a virar pedido.</w:t>
-      </w:r>
-    </w:p>
-    <w:p>
-      <w:pPr>
-        <w:pStyle w:val="BodyText"/>
-      </w:pPr>
-      <w:r>
-        <w:rPr>
-          <w:bCs/>
-          <w:b/>
-        </w:rPr>
-        <w:t xml:space="preserve">Movimento 3 — fecha o laço com a coisa parada:</w:t>
-      </w:r>
-      <w:r>
-        <w:t xml:space="preserve"> </w:t>
-      </w:r>
-      <w:r>
-        <w:t xml:space="preserve">&gt; E repare no detalhe: a ferramenta que vocês compraram pra resolver isso</w:t>
-      </w:r>
-      <w:r>
-        <w:t xml:space="preserve"> </w:t>
-      </w:r>
-      <w:r>
-        <w:t xml:space="preserve">&gt; está parada exatamente pelo mesmo motivo. Falta equipe pra tirar do</w:t>
-      </w:r>
-      <w:r>
-        <w:t xml:space="preserve"> </w:t>
-      </w:r>
-      <w:r>
-        <w:t xml:space="preserve">&gt; papel.</w:t>
-      </w:r>
-      <w:r>
-        <w:t xml:space="preserve"> </w:t>
-      </w:r>
-      <w:r>
-        <w:t xml:space="preserve">&gt;</w:t>
-      </w:r>
-      <w:r>
-        <w:t xml:space="preserve"> </w:t>
-      </w:r>
-      <w:r>
-        <w:t xml:space="preserve">&gt; Então hoje vocês pagam por uma solução que não roda, e perdem</w:t>
-      </w:r>
-      <w:r>
-        <w:t xml:space="preserve"> </w:t>
-      </w:r>
-      <w:r>
-        <w:t xml:space="preserve">&gt; atendimento que ela resolveria.</w:t>
-      </w:r>
-    </w:p>
-    <w:p>
-      <w:pPr>
-        <w:pStyle w:val="BodyText"/>
-      </w:pPr>
-      <w:r>
-        <w:rPr>
-          <w:bCs/>
-          <w:b/>
-        </w:rPr>
-        <w:t xml:space="preserve">Depois do movimento 3, silêncio.</w:t>
-      </w:r>
-      <w:r>
-        <w:t xml:space="preserve"> </w:t>
-      </w:r>
-      <w:r>
-        <w:t xml:space="preserve">Deixe ele reagir. Essa é a frase que ele não ouviu de nenhum dos outros fornecedores.</w:t>
-      </w:r>
-    </w:p>
-    <w:bookmarkEnd w:id="35"/>
-    <w:bookmarkStart w:id="36" w:name="a-armadilha-da-totvs"/>
-    <w:p>
-      <w:pPr>
-        <w:pStyle w:val="Heading3"/>
-      </w:pPr>
-      <w:r>
-        <w:t xml:space="preserve">⚠️ A armadilha da TOTVS</w:t>
+        <w:t xml:space="preserve">A posição honesta, e ela</w:t>
+      </w:r>
+      <w:r>
+        <w:t xml:space="preserve"> </w:t>
+      </w:r>
+      <w:r>
+        <w:rPr>
+          <w:bCs/>
+          <w:b/>
+        </w:rPr>
+        <w:t xml:space="preserve">vende o diagnóstico sozinha</w:t>
+      </w:r>
+      <w:r>
+        <w:t xml:space="preserve">:</w:t>
+      </w:r>
+    </w:p>
+    <w:p>
+      <w:pPr>
+        <w:pStyle w:val="BlockText"/>
+      </w:pPr>
+      <w:r>
+        <w:t xml:space="preserve">Eu não sei ainda se o caminho certo é destravar o que vocês já compraram</w:t>
+      </w:r>
+      <w:r>
+        <w:t xml:space="preserve"> </w:t>
+      </w:r>
+      <w:r>
+        <w:t xml:space="preserve">ou fazer diferente. Quem responde isso é olhar a operação de perto, não</w:t>
+      </w:r>
+      <w:r>
+        <w:t xml:space="preserve"> </w:t>
+      </w:r>
+      <w:r>
+        <w:t xml:space="preserve">eu chutando aqui.</w:t>
+      </w:r>
+    </w:p>
+    <w:p>
+      <w:pPr>
+        <w:pStyle w:val="BlockText"/>
+      </w:pPr>
+      <w:r>
+        <w:t xml:space="preserve">O que eu sei é que essa pergunta está aberta e custa dinheiro todo dia</w:t>
+      </w:r>
+      <w:r>
+        <w:t xml:space="preserve"> </w:t>
+      </w:r>
+      <w:r>
+        <w:t xml:space="preserve">que continua aberta.</w:t>
       </w:r>
     </w:p>
     <w:p>
@@ -2549,79 +3316,6 @@
         <w:pStyle w:val="FirstParagraph"/>
       </w:pPr>
       <w:r>
-        <w:rPr>
-          <w:bCs/>
-          <w:b/>
-        </w:rPr>
-        <w:t xml:space="preserve">Não ataque a TOTVS. Ele já decidiu e já pagou.</w:t>
-      </w:r>
-      <w:r>
-        <w:t xml:space="preserve"> </w:t>
-      </w:r>
-      <w:r>
-        <w:t xml:space="preserve">Criticar aquela escolha é criticar o julgamento dele, e você perde a sala.</w:t>
-      </w:r>
-    </w:p>
-    <w:p>
-      <w:pPr>
-        <w:pStyle w:val="BodyText"/>
-      </w:pPr>
-      <w:r>
-        <w:t xml:space="preserve">A posição honesta, e ela</w:t>
-      </w:r>
-      <w:r>
-        <w:t xml:space="preserve"> </w:t>
-      </w:r>
-      <w:r>
-        <w:rPr>
-          <w:bCs/>
-          <w:b/>
-        </w:rPr>
-        <w:t xml:space="preserve">vende o diagnóstico sozinha</w:t>
-      </w:r>
-      <w:r>
-        <w:t xml:space="preserve">:</w:t>
-      </w:r>
-    </w:p>
-    <w:p>
-      <w:pPr>
-        <w:pStyle w:val="BlockText"/>
-      </w:pPr>
-      <w:r>
-        <w:t xml:space="preserve">Eu não sei ainda se o caminho certo é destravar o que vocês já compraram</w:t>
-      </w:r>
-      <w:r>
-        <w:t xml:space="preserve"> </w:t>
-      </w:r>
-      <w:r>
-        <w:t xml:space="preserve">ou fazer diferente. Quem responde isso é olhar a operação de perto, não</w:t>
-      </w:r>
-      <w:r>
-        <w:t xml:space="preserve"> </w:t>
-      </w:r>
-      <w:r>
-        <w:t xml:space="preserve">eu chutando aqui.</w:t>
-      </w:r>
-    </w:p>
-    <w:p>
-      <w:pPr>
-        <w:pStyle w:val="BlockText"/>
-      </w:pPr>
-      <w:r>
-        <w:t xml:space="preserve">O que eu sei é que essa pergunta está aberta e custa dinheiro todo dia</w:t>
-      </w:r>
-      <w:r>
-        <w:t xml:space="preserve"> </w:t>
-      </w:r>
-      <w:r>
-        <w:t xml:space="preserve">que continua aberta.</w:t>
-      </w:r>
-    </w:p>
-    <w:p>
-      <w:pPr>
-        <w:pStyle w:val="FirstParagraph"/>
-      </w:pPr>
-      <w:r>
         <w:t xml:space="preserve">Existe uma pergunta real, viva, sem resposta, que sangra caixa.</w:t>
       </w:r>
       <w:r>
@@ -2635,8 +3329,8 @@
         <w:t xml:space="preserve">É exatamente isso que uma consultoria compra.</w:t>
       </w:r>
     </w:p>
-    <w:bookmarkEnd w:id="36"/>
-    <w:bookmarkStart w:id="37" w:name="a-ponte-pra-oferta"/>
+    <w:bookmarkEnd w:id="38"/>
+    <w:bookmarkStart w:id="39" w:name="a-ponte-pra-oferta"/>
     <w:p>
       <w:pPr>
         <w:pStyle w:val="Heading3"/>
@@ -2797,9 +3491,9 @@
         </w:pict>
       </w:r>
     </w:p>
-    <w:bookmarkEnd w:id="37"/>
-    <w:bookmarkEnd w:id="38"/>
-    <w:bookmarkStart w:id="42" w:name="bloco-6-46-a-52-min-ancoragem"/>
+    <w:bookmarkEnd w:id="39"/>
+    <w:bookmarkEnd w:id="40"/>
+    <w:bookmarkStart w:id="44" w:name="bloco-6-46-a-52-min-ancoragem"/>
     <w:p>
       <w:pPr>
         <w:pStyle w:val="Heading2"/>
@@ -2860,7 +3554,7 @@
         <w:t xml:space="preserve">Quem fala primeiro depois do número, negocia.</w:t>
       </w:r>
     </w:p>
-    <w:bookmarkStart w:id="39" w:name="Xd089547341cd76fd4db883d786ffa9f1e3ec6d3"/>
+    <w:bookmarkStart w:id="41" w:name="Xd089547341cd76fd4db883d786ffa9f1e3ec6d3"/>
     <w:p>
       <w:pPr>
         <w:pStyle w:val="Heading3"/>
@@ -2919,8 +3613,7 @@
             </w:pPr>
             <w:r>
               <w:rPr>
-                <w:bCs/>
-                <w:b/>
+                <w:strike/>
               </w:rPr>
               <w:t xml:space="preserve">[VALOR FECHADO]</w:t>
             </w:r>
@@ -2934,43 +3627,62 @@
               <w:jc w:val="left"/>
             </w:pPr>
             <w:r>
-              <w:t xml:space="preserve">Reunião com o JDP, segunda 11h. Direção: R$ 20-25 mil</w:t>
-            </w:r>
-          </w:p>
-        </w:tc>
-      </w:tr>
-      <w:tr>
-        <w:tc>
-          <w:tcPr/>
-          <w:p>
-            <w:pPr>
-              <w:pStyle w:val="Compact"/>
-              <w:jc w:val="left"/>
-            </w:pPr>
+              <w:t xml:space="preserve">✅</w:t>
+            </w:r>
+            <w:r>
+              <w:t xml:space="preserve"> </w:t>
+            </w:r>
             <w:r>
               <w:rPr>
                 <w:bCs/>
                 <w:b/>
               </w:rPr>
+              <w:t xml:space="preserve">R$ 30.000</w:t>
+            </w:r>
+            <w:r>
+              <w:t xml:space="preserve">, definido em 14/ago</w:t>
+            </w:r>
+          </w:p>
+        </w:tc>
+      </w:tr>
+      <w:tr>
+        <w:tc>
+          <w:tcPr/>
+          <w:p>
+            <w:pPr>
+              <w:pStyle w:val="Compact"/>
+              <w:jc w:val="left"/>
+            </w:pPr>
+            <w:r>
+              <w:rPr>
+                <w:strike/>
+              </w:rPr>
               <w:t xml:space="preserve">[X] semanas</w:t>
             </w:r>
+          </w:p>
+        </w:tc>
+        <w:tc>
+          <w:tcPr/>
+          <w:p>
+            <w:pPr>
+              <w:pStyle w:val="Compact"/>
+              <w:jc w:val="left"/>
+            </w:pPr>
+            <w:r>
+              <w:t xml:space="preserve">✅</w:t>
+            </w:r>
             <w:r>
               <w:t xml:space="preserve"> </w:t>
             </w:r>
             <w:r>
-              <w:t xml:space="preserve">de prazo</w:t>
-            </w:r>
-          </w:p>
-        </w:tc>
-        <w:tc>
-          <w:tcPr/>
-          <w:p>
-            <w:pPr>
-              <w:pStyle w:val="Compact"/>
-              <w:jc w:val="left"/>
-            </w:pPr>
-            <w:r>
-              <w:t xml:space="preserve">Mesma reunião. Mercado trabalha 3 a 6 semanas pra diagnóstico</w:t>
+              <w:rPr>
+                <w:bCs/>
+                <w:b/>
+              </w:rPr>
+              <w:t xml:space="preserve">6 semanas</w:t>
+            </w:r>
+            <w:r>
+              <w:t xml:space="preserve">, com 8 reuniões e mais 90 dias de acompanhamento</w:t>
             </w:r>
           </w:p>
         </w:tc>
@@ -2981,27 +3693,27 @@
         <w:pStyle w:val="BlockText"/>
       </w:pPr>
       <w:r>
-        <w:t xml:space="preserve">🔴</w:t>
-      </w:r>
-      <w:r>
-        <w:t xml:space="preserve"> </w:t>
-      </w:r>
-      <w:r>
-        <w:rPr>
-          <w:bCs/>
-          <w:b/>
-        </w:rPr>
-        <w:t xml:space="preserve">Se um dos dois chegar em branco nas 15h, vira improviso no bloco de ancoragem.</w:t>
-      </w:r>
-      <w:r>
-        <w:t xml:space="preserve"> </w:t>
-      </w:r>
-      <w:r>
-        <w:t xml:space="preserve">Improviso em ancoragem é o que vira desconto na hora.</w:t>
-      </w:r>
-    </w:p>
-    <w:bookmarkEnd w:id="39"/>
-    <w:bookmarkStart w:id="40" w:name="se-ele-perguntar-quanto-custa-construir"/>
+        <w:t xml:space="preserve">✅</w:t>
+      </w:r>
+      <w:r>
+        <w:t xml:space="preserve"> </w:t>
+      </w:r>
+      <w:r>
+        <w:rPr>
+          <w:bCs/>
+          <w:b/>
+        </w:rPr>
+        <w:t xml:space="preserve">Os dois campos estão fechados.</w:t>
+      </w:r>
+      <w:r>
+        <w:t xml:space="preserve"> </w:t>
+      </w:r>
+      <w:r>
+        <w:t xml:space="preserve">O que continua em aberto para as 11h é a emissão da nota fiscal, sem a qual o pagamento pode não sair do financeiro do Rocha.</w:t>
+      </w:r>
+    </w:p>
+    <w:bookmarkEnd w:id="41"/>
+    <w:bookmarkStart w:id="42" w:name="se-ele-perguntar-quanto-custa-construir"/>
     <w:p>
       <w:pPr>
         <w:pStyle w:val="Heading3"/>
@@ -3044,8 +3756,8 @@
         <w:t xml:space="preserve">que vocês já têm ou não. É exatamente isso que o diagnóstico responde.</w:t>
       </w:r>
     </w:p>
-    <w:bookmarkEnd w:id="40"/>
-    <w:bookmarkStart w:id="41" w:name="calibração-dentro-da-faixa"/>
+    <w:bookmarkEnd w:id="42"/>
+    <w:bookmarkStart w:id="43" w:name="calibração-dentro-da-faixa"/>
     <w:p>
       <w:pPr>
         <w:pStyle w:val="Heading3"/>
@@ -3082,9 +3794,9 @@
         </w:pict>
       </w:r>
     </w:p>
-    <w:bookmarkEnd w:id="41"/>
-    <w:bookmarkEnd w:id="42"/>
-    <w:bookmarkStart w:id="46" w:name="X2643716b21c8680f3288863a7e12ab667de248b"/>
+    <w:bookmarkEnd w:id="43"/>
+    <w:bookmarkEnd w:id="44"/>
+    <w:bookmarkStart w:id="48" w:name="X2643716b21c8680f3288863a7e12ab667de248b"/>
     <w:p>
       <w:pPr>
         <w:pStyle w:val="Heading2"/>
@@ -3093,7 +3805,7 @@
         <w:t xml:space="preserve">Bloco 7 · 52 a 60 min · Fechamento e proposta ao vivo</w:t>
       </w:r>
     </w:p>
-    <w:bookmarkStart w:id="43" w:name="pré-fechamento"/>
+    <w:bookmarkStart w:id="45" w:name="pré-fechamento"/>
     <w:p>
       <w:pPr>
         <w:pStyle w:val="Heading3"/>
@@ -3118,14 +3830,24 @@
         <w:t xml:space="preserve">Objeção que aparecer aqui é objeção real, e ainda dá tempo de tratar.</w:t>
       </w:r>
     </w:p>
-    <w:bookmarkEnd w:id="43"/>
-    <w:bookmarkStart w:id="44" w:name="fechamento-direto"/>
+    <w:bookmarkEnd w:id="45"/>
+    <w:bookmarkStart w:id="46" w:name="Xf9c1ddcdc639b658c9404e90739c8cba5106fe3"/>
     <w:p>
       <w:pPr>
         <w:pStyle w:val="Heading3"/>
       </w:pPr>
       <w:r>
-        <w:t xml:space="preserve">Fechamento direto</w:t>
+        <w:t xml:space="preserve">Fechamento direto —</w:t>
+      </w:r>
+      <w:r>
+        <w:t xml:space="preserve"> </w:t>
+      </w:r>
+      <w:r>
+        <w:rPr>
+          <w:bCs/>
+          <w:b/>
+        </w:rPr>
+        <w:t xml:space="preserve">a decisão sai nesta sala</w:t>
       </w:r>
     </w:p>
     <w:p>
@@ -3133,17 +3855,417 @@
         <w:pStyle w:val="BlockText"/>
       </w:pPr>
       <w:r>
-        <w:t xml:space="preserve">O não me libera pra cuidar de outro cliente. O talvez é o que me</w:t>
-      </w:r>
-      <w:r>
-        <w:t xml:space="preserve"> </w:t>
-      </w:r>
-      <w:r>
-        <w:t xml:space="preserve">atrapalha. Amanhã às 14h você me dá a resposta?</w:t>
-      </w:r>
-    </w:p>
-    <w:bookmarkEnd w:id="44"/>
-    <w:bookmarkStart w:id="45" w:name="o-que-sai-da-sala-em-qualquer-cenário"/>
+        <w:t xml:space="preserve">⚠️</w:t>
+      </w:r>
+      <w:r>
+        <w:t xml:space="preserve"> </w:t>
+      </w:r>
+      <w:r>
+        <w:rPr>
+          <w:bCs/>
+          <w:b/>
+        </w:rPr>
+        <w:t xml:space="preserve">Decisão do dono, 14/ago:</w:t>
+      </w:r>
+      <w:r>
+        <w:t xml:space="preserve"> </w:t>
+      </w:r>
+      <w:r>
+        <w:t xml:space="preserve">o padrão de</w:t>
+      </w:r>
+      <w:r>
+        <w:t xml:space="preserve"> </w:t>
+      </w:r>
+      <w:r>
+        <w:t xml:space="preserve">“</w:t>
+      </w:r>
+      <w:r>
+        <w:t xml:space="preserve">sair com data e hora pra resposta</w:t>
+      </w:r>
+      <w:r>
+        <w:t xml:space="preserve">”</w:t>
+      </w:r>
+      <w:r>
+        <w:t xml:space="preserve">, do</w:t>
+      </w:r>
+      <w:r>
+        <w:t xml:space="preserve"> </w:t>
+      </w:r>
+      <w:r>
+        <w:rPr>
+          <w:rStyle w:val="VerbatimChar"/>
+        </w:rPr>
+        <w:t xml:space="preserve">estrutura-reuniao-unica-irbis.md</w:t>
+      </w:r>
+      <w:r>
+        <w:t xml:space="preserve">, deixa de valer como fecho principal. Depois de conduzir a hora inteira e apresentar o número, pedir resposta pra amanhã joga fora o que a reunião construiu.</w:t>
+      </w:r>
+      <w:r>
+        <w:t xml:space="preserve"> </w:t>
+      </w:r>
+      <w:r>
+        <w:rPr>
+          <w:bCs/>
+          <w:b/>
+        </w:rPr>
+        <w:t xml:space="preserve">Data e hora viram plano B</w:t>
+      </w:r>
+      <w:r>
+        <w:t xml:space="preserve">, não plano A.</w:t>
+      </w:r>
+    </w:p>
+    <w:p>
+      <w:pPr>
+        <w:pStyle w:val="BlockText"/>
+      </w:pPr>
+      <w:r>
+        <w:t xml:space="preserve">Não vou te pedir pra pensar. Você já pensou. As vagas estão abertas há</w:t>
+      </w:r>
+      <w:r>
+        <w:t xml:space="preserve"> </w:t>
+      </w:r>
+      <w:r>
+        <w:t xml:space="preserve">[X] meses e a ferramenta comprada continua parada.</w:t>
+      </w:r>
+    </w:p>
+    <w:p>
+      <w:pPr>
+        <w:pStyle w:val="BlockText"/>
+      </w:pPr>
+      <w:r>
+        <w:t xml:space="preserve">O que falta pra você me dizer sim agora?</w:t>
+      </w:r>
+    </w:p>
+    <w:p>
+      <w:pPr>
+        <w:pStyle w:val="FirstParagraph"/>
+      </w:pPr>
+      <w:r>
+        <w:rPr>
+          <w:bCs/>
+          <w:b/>
+        </w:rPr>
+        <w:t xml:space="preserve">Por que essa pergunta e não</w:t>
+      </w:r>
+      <w:r>
+        <w:rPr>
+          <w:bCs/>
+          <w:b/>
+        </w:rPr>
+        <w:t xml:space="preserve"> </w:t>
+      </w:r>
+      <w:r>
+        <w:rPr>
+          <w:bCs/>
+          <w:b/>
+        </w:rPr>
+        <w:t xml:space="preserve">“</w:t>
+      </w:r>
+      <w:r>
+        <w:rPr>
+          <w:bCs/>
+          <w:b/>
+        </w:rPr>
+        <w:t xml:space="preserve">você quer fechar?</w:t>
+      </w:r>
+      <w:r>
+        <w:rPr>
+          <w:bCs/>
+          <w:b/>
+        </w:rPr>
+        <w:t xml:space="preserve">”</w:t>
+      </w:r>
+      <w:r>
+        <w:t xml:space="preserve"> </w:t>
+      </w:r>
+      <w:r>
+        <w:t xml:space="preserve">A segunda aceita um não como resposta completa. Esta pressupõe o sim e pede o obstáculo. Qualquer coisa que ele disser é a objeção real, e aí você trata</w:t>
+      </w:r>
+      <w:r>
+        <w:t xml:space="preserve"> </w:t>
+      </w:r>
+      <w:r>
+        <w:rPr>
+          <w:iCs/>
+          <w:i/>
+        </w:rPr>
+        <w:t xml:space="preserve">aquilo</w:t>
+      </w:r>
+      <w:r>
+        <w:t xml:space="preserve"> </w:t>
+      </w:r>
+      <w:r>
+        <w:t xml:space="preserve">em vez de discutir preço.</w:t>
+      </w:r>
+    </w:p>
+    <w:p>
+      <w:pPr>
+        <w:pStyle w:val="BodyText"/>
+      </w:pPr>
+      <w:r>
+        <w:rPr>
+          <w:bCs/>
+          <w:b/>
+        </w:rPr>
+        <w:t xml:space="preserve">Depois de perguntar, silêncio.</w:t>
+      </w:r>
+      <w:r>
+        <w:t xml:space="preserve"> </w:t>
+      </w:r>
+      <w:r>
+        <w:t xml:space="preserve">Quem falar primeiro perde.</w:t>
+      </w:r>
+    </w:p>
+    <w:tbl>
+      <w:tblPr>
+        <w:tblStyle w:val="Table"/>
+        <w:tblW w:type="pct" w:w="5000"/>
+        <w:tblLook w:firstRow="1" w:lastRow="0" w:firstColumn="0" w:lastColumn="0" w:noHBand="0" w:noVBand="0" w:val="0020"/>
+        <w:jc w:val="start"/>
+      </w:tblPr>
+      <w:tblGrid>
+        <w:gridCol w:w="3960"/>
+        <w:gridCol w:w="3960"/>
+      </w:tblGrid>
+      <w:tr>
+        <w:trPr>
+          <w:tblHeader w:val="true"/>
+        </w:trPr>
+        <w:tc>
+          <w:tcPr/>
+          <w:p>
+            <w:pPr>
+              <w:pStyle w:val="Compact"/>
+              <w:jc w:val="left"/>
+            </w:pPr>
+            <w:r>
+              <w:t xml:space="preserve">Se ele disser</w:t>
+            </w:r>
+          </w:p>
+        </w:tc>
+        <w:tc>
+          <w:tcPr/>
+          <w:p>
+            <w:pPr>
+              <w:pStyle w:val="Compact"/>
+              <w:jc w:val="left"/>
+            </w:pPr>
+            <w:r>
+              <w:t xml:space="preserve">Você responde</w:t>
+            </w:r>
+          </w:p>
+        </w:tc>
+      </w:tr>
+      <w:tr>
+        <w:tc>
+          <w:tcPr/>
+          <w:p>
+            <w:pPr>
+              <w:pStyle w:val="Compact"/>
+              <w:jc w:val="left"/>
+            </w:pPr>
+            <w:r>
+              <w:t xml:space="preserve">“</w:t>
+            </w:r>
+            <w:r>
+              <w:t xml:space="preserve">Preciso pensar</w:t>
+            </w:r>
+            <w:r>
+              <w:t xml:space="preserve">”</w:t>
+            </w:r>
+          </w:p>
+        </w:tc>
+        <w:tc>
+          <w:tcPr/>
+          <w:p>
+            <w:pPr>
+              <w:pStyle w:val="Compact"/>
+              <w:jc w:val="left"/>
+            </w:pPr>
+            <w:r>
+              <w:rPr>
+                <w:iCs/>
+                <w:i/>
+              </w:rPr>
+              <w:t xml:space="preserve">“</w:t>
+            </w:r>
+            <w:r>
+              <w:rPr>
+                <w:iCs/>
+                <w:i/>
+              </w:rPr>
+              <w:t xml:space="preserve">Pensar sobre o quê, especificamente? Se for valor a gente fala de valor. Se for prazo, resolve o prazo. Mas pensar solto é o que faz isso continuar do jeito que está.</w:t>
+            </w:r>
+            <w:r>
+              <w:rPr>
+                <w:iCs/>
+                <w:i/>
+              </w:rPr>
+              <w:t xml:space="preserve">”</w:t>
+            </w:r>
+          </w:p>
+        </w:tc>
+      </w:tr>
+      <w:tr>
+        <w:tc>
+          <w:tcPr/>
+          <w:p>
+            <w:pPr>
+              <w:pStyle w:val="Compact"/>
+              <w:jc w:val="left"/>
+            </w:pPr>
+            <w:r>
+              <w:t xml:space="preserve">“</w:t>
+            </w:r>
+            <w:r>
+              <w:t xml:space="preserve">Preciso ver com alguém</w:t>
+            </w:r>
+            <w:r>
+              <w:t xml:space="preserve">”</w:t>
+            </w:r>
+          </w:p>
+        </w:tc>
+        <w:tc>
+          <w:tcPr/>
+          <w:p>
+            <w:pPr>
+              <w:pStyle w:val="Compact"/>
+              <w:jc w:val="left"/>
+            </w:pPr>
+            <w:r>
+              <w:t xml:space="preserve">Ele já disse que decide sozinho. Devolva:</w:t>
+            </w:r>
+            <w:r>
+              <w:t xml:space="preserve"> </w:t>
+            </w:r>
+            <w:r>
+              <w:rPr>
+                <w:iCs/>
+                <w:i/>
+              </w:rPr>
+              <w:t xml:space="preserve">“</w:t>
+            </w:r>
+            <w:r>
+              <w:rPr>
+                <w:iCs/>
+                <w:i/>
+              </w:rPr>
+              <w:t xml:space="preserve">você me disse que essa decisão é sua.</w:t>
+            </w:r>
+            <w:r>
+              <w:rPr>
+                <w:iCs/>
+                <w:i/>
+              </w:rPr>
+              <w:t xml:space="preserve">”</w:t>
+            </w:r>
+          </w:p>
+        </w:tc>
+      </w:tr>
+      <w:tr>
+        <w:tc>
+          <w:tcPr/>
+          <w:p>
+            <w:pPr>
+              <w:pStyle w:val="Compact"/>
+              <w:jc w:val="left"/>
+            </w:pPr>
+            <w:r>
+              <w:t xml:space="preserve">“</w:t>
+            </w:r>
+            <w:r>
+              <w:t xml:space="preserve">Me manda a proposta que eu vejo</w:t>
+            </w:r>
+            <w:r>
+              <w:t xml:space="preserve">”</w:t>
+            </w:r>
+          </w:p>
+        </w:tc>
+        <w:tc>
+          <w:tcPr/>
+          <w:p>
+            <w:pPr>
+              <w:pStyle w:val="Compact"/>
+              <w:jc w:val="left"/>
+            </w:pPr>
+            <w:r>
+              <w:rPr>
+                <w:iCs/>
+                <w:i/>
+              </w:rPr>
+              <w:t xml:space="preserve">“</w:t>
+            </w:r>
+            <w:r>
+              <w:rPr>
+                <w:iCs/>
+                <w:i/>
+              </w:rPr>
+              <w:t xml:space="preserve">Mando hoje. Mas a proposta vai confirmar o que a gente já falou aqui. Tem alguma coisa nela que ainda não está clara pra você?</w:t>
+            </w:r>
+            <w:r>
+              <w:rPr>
+                <w:iCs/>
+                <w:i/>
+              </w:rPr>
+              <w:t xml:space="preserve">”</w:t>
+            </w:r>
+          </w:p>
+        </w:tc>
+      </w:tr>
+      <w:tr>
+        <w:tc>
+          <w:tcPr/>
+          <w:p>
+            <w:pPr>
+              <w:pStyle w:val="Compact"/>
+              <w:jc w:val="left"/>
+            </w:pPr>
+            <w:r>
+              <w:t xml:space="preserve">Travou de vez</w:t>
+            </w:r>
+          </w:p>
+        </w:tc>
+        <w:tc>
+          <w:tcPr/>
+          <w:p>
+            <w:pPr>
+              <w:pStyle w:val="Compact"/>
+              <w:jc w:val="left"/>
+            </w:pPr>
+            <w:r>
+              <w:rPr>
+                <w:bCs/>
+                <w:b/>
+              </w:rPr>
+              <w:t xml:space="preserve">Aí sim</w:t>
+            </w:r>
+            <w:r>
+              <w:t xml:space="preserve"> </w:t>
+            </w:r>
+            <w:r>
+              <w:t xml:space="preserve">data e hora, nunca</w:t>
+            </w:r>
+            <w:r>
+              <w:t xml:space="preserve"> </w:t>
+            </w:r>
+            <w:r>
+              <w:t xml:space="preserve">“</w:t>
+            </w:r>
+            <w:r>
+              <w:t xml:space="preserve">te aviso</w:t>
+            </w:r>
+            <w:r>
+              <w:t xml:space="preserve">”</w:t>
+            </w:r>
+            <w:r>
+              <w:t xml:space="preserve">. É plano B, não abertura</w:t>
+            </w:r>
+          </w:p>
+        </w:tc>
+      </w:tr>
+    </w:tbl>
+    <w:bookmarkEnd w:id="46"/>
+    <w:bookmarkStart w:id="47" w:name="o-que-sai-da-sala-em-qualquer-cenário"/>
     <w:p>
       <w:pPr>
         <w:pStyle w:val="Heading3"/>
@@ -3267,15 +4389,680 @@
         </w:pict>
       </w:r>
     </w:p>
-    <w:bookmarkEnd w:id="45"/>
-    <w:bookmarkEnd w:id="46"/>
-    <w:bookmarkStart w:id="47" w:name="o-que-não-entra-em-nenhuma-hipótese"/>
+    <w:p>
+      <w:r>
+        <w:pict>
+          <v:rect style="width:0;height:1.5pt" o:hralign="center" o:hrstd="t" o:hr="t"/>
+        </w:pict>
+      </w:r>
+    </w:p>
+    <w:bookmarkEnd w:id="47"/>
+    <w:bookmarkEnd w:id="48"/>
+    <w:bookmarkStart w:id="49" w:name="os-seis-entregáveis-com-nome"/>
     <w:p>
       <w:pPr>
         <w:pStyle w:val="Heading2"/>
       </w:pPr>
       <w:r>
-        <w:t xml:space="preserve">O que não entra, em nenhuma hipótese</w:t>
+        <w:t xml:space="preserve">Os seis entregáveis, com nome</w:t>
+      </w:r>
+    </w:p>
+    <w:p>
+      <w:pPr>
+        <w:pStyle w:val="FirstParagraph"/>
+      </w:pPr>
+      <w:r>
+        <w:t xml:space="preserve">Entregável sem nome vira</w:t>
+      </w:r>
+      <w:r>
+        <w:t xml:space="preserve"> </w:t>
+      </w:r>
+      <w:r>
+        <w:t xml:space="preserve">“</w:t>
+      </w:r>
+      <w:r>
+        <w:t xml:space="preserve">ele vai me mandar um relatório</w:t>
+      </w:r>
+      <w:r>
+        <w:t xml:space="preserve">”</w:t>
+      </w:r>
+      <w:r>
+        <w:t xml:space="preserve">. Com nome, vira ativo — e ativo se compara com preço.</w:t>
+      </w:r>
+    </w:p>
+    <w:tbl>
+      <w:tblPr>
+        <w:tblStyle w:val="Table"/>
+        <w:tblW w:type="pct" w:w="5000"/>
+        <w:tblLook w:firstRow="1" w:lastRow="0" w:firstColumn="0" w:lastColumn="0" w:noHBand="0" w:noVBand="0" w:val="0020"/>
+        <w:jc w:val="start"/>
+      </w:tblPr>
+      <w:tblGrid>
+        <w:gridCol w:w="2640"/>
+        <w:gridCol w:w="2640"/>
+        <w:gridCol w:w="2640"/>
+      </w:tblGrid>
+      <w:tr>
+        <w:trPr>
+          <w:tblHeader w:val="true"/>
+        </w:trPr>
+        <w:tc>
+          <w:tcPr/>
+          <w:p>
+            <w:pPr>
+              <w:pStyle w:val="Compact"/>
+              <w:jc w:val="left"/>
+            </w:pPr>
+            <w:r>
+              <w:t xml:space="preserve">#</w:t>
+            </w:r>
+          </w:p>
+        </w:tc>
+        <w:tc>
+          <w:tcPr/>
+          <w:p>
+            <w:pPr>
+              <w:pStyle w:val="Compact"/>
+              <w:jc w:val="left"/>
+            </w:pPr>
+            <w:r>
+              <w:t xml:space="preserve">Nome</w:t>
+            </w:r>
+          </w:p>
+        </w:tc>
+        <w:tc>
+          <w:tcPr/>
+          <w:p>
+            <w:pPr>
+              <w:pStyle w:val="Compact"/>
+              <w:jc w:val="left"/>
+            </w:pPr>
+            <w:r>
+              <w:t xml:space="preserve">O que é</w:t>
+            </w:r>
+          </w:p>
+        </w:tc>
+      </w:tr>
+      <w:tr>
+        <w:tc>
+          <w:tcPr/>
+          <w:p>
+            <w:pPr>
+              <w:pStyle w:val="Compact"/>
+              <w:jc w:val="left"/>
+            </w:pPr>
+            <w:r>
+              <w:t xml:space="preserve">1</w:t>
+            </w:r>
+          </w:p>
+        </w:tc>
+        <w:tc>
+          <w:tcPr/>
+          <w:p>
+            <w:pPr>
+              <w:pStyle w:val="Compact"/>
+              <w:jc w:val="left"/>
+            </w:pPr>
+            <w:r>
+              <w:rPr>
+                <w:bCs/>
+                <w:b/>
+              </w:rPr>
+              <w:t xml:space="preserve">Mapa da Operação</w:t>
+            </w:r>
+          </w:p>
+        </w:tc>
+        <w:tc>
+          <w:tcPr/>
+          <w:p>
+            <w:pPr>
+              <w:pStyle w:val="Compact"/>
+              <w:jc w:val="left"/>
+            </w:pPr>
+            <w:r>
+              <w:t xml:space="preserve">As 8 unidades, processo por processo, com onde tempo e venda escapam</w:t>
+            </w:r>
+          </w:p>
+        </w:tc>
+      </w:tr>
+      <w:tr>
+        <w:tc>
+          <w:tcPr/>
+          <w:p>
+            <w:pPr>
+              <w:pStyle w:val="Compact"/>
+              <w:jc w:val="left"/>
+            </w:pPr>
+            <w:r>
+              <w:t xml:space="preserve">2</w:t>
+            </w:r>
+          </w:p>
+        </w:tc>
+        <w:tc>
+          <w:tcPr/>
+          <w:p>
+            <w:pPr>
+              <w:pStyle w:val="Compact"/>
+              <w:jc w:val="left"/>
+            </w:pPr>
+            <w:r>
+              <w:rPr>
+                <w:bCs/>
+                <w:b/>
+              </w:rPr>
+              <w:t xml:space="preserve">Custo do Trabalho Manual</w:t>
+            </w:r>
+          </w:p>
+        </w:tc>
+        <w:tc>
+          <w:tcPr/>
+          <w:p>
+            <w:pPr>
+              <w:pStyle w:val="Compact"/>
+              <w:jc w:val="left"/>
+            </w:pPr>
+            <w:r>
+              <w:t xml:space="preserve">Quanto cada processo consome por mês, em pessoas e horas</w:t>
+            </w:r>
+          </w:p>
+        </w:tc>
+      </w:tr>
+      <w:tr>
+        <w:tc>
+          <w:tcPr/>
+          <w:p>
+            <w:pPr>
+              <w:pStyle w:val="Compact"/>
+              <w:jc w:val="left"/>
+            </w:pPr>
+            <w:r>
+              <w:t xml:space="preserve">3</w:t>
+            </w:r>
+          </w:p>
+        </w:tc>
+        <w:tc>
+          <w:tcPr/>
+          <w:p>
+            <w:pPr>
+              <w:pStyle w:val="Compact"/>
+              <w:jc w:val="left"/>
+            </w:pPr>
+            <w:r>
+              <w:rPr>
+                <w:bCs/>
+                <w:b/>
+              </w:rPr>
+              <w:t xml:space="preserve">Matriz de Priorização</w:t>
+            </w:r>
+          </w:p>
+        </w:tc>
+        <w:tc>
+          <w:tcPr/>
+          <w:p>
+            <w:pPr>
+              <w:pStyle w:val="Compact"/>
+              <w:jc w:val="left"/>
+            </w:pPr>
+            <w:r>
+              <w:t xml:space="preserve">Impacto no caixa × esforço até rodar, com os quatro destinos</w:t>
+            </w:r>
+          </w:p>
+        </w:tc>
+      </w:tr>
+      <w:tr>
+        <w:tc>
+          <w:tcPr/>
+          <w:p>
+            <w:pPr>
+              <w:pStyle w:val="Compact"/>
+              <w:jc w:val="left"/>
+            </w:pPr>
+            <w:r>
+              <w:t xml:space="preserve">4</w:t>
+            </w:r>
+          </w:p>
+        </w:tc>
+        <w:tc>
+          <w:tcPr/>
+          <w:p>
+            <w:pPr>
+              <w:pStyle w:val="Compact"/>
+              <w:jc w:val="left"/>
+            </w:pPr>
+            <w:r>
+              <w:rPr>
+                <w:bCs/>
+                <w:b/>
+              </w:rPr>
+              <w:t xml:space="preserve">Fila de Casos de Uso</w:t>
+            </w:r>
+          </w:p>
+        </w:tc>
+        <w:tc>
+          <w:tcPr/>
+          <w:p>
+            <w:pPr>
+              <w:pStyle w:val="Compact"/>
+              <w:jc w:val="left"/>
+            </w:pPr>
+            <w:r>
+              <w:t xml:space="preserve">A ordem de execução, com retorno de cada um e as dependências</w:t>
+            </w:r>
+          </w:p>
+        </w:tc>
+      </w:tr>
+      <w:tr>
+        <w:tc>
+          <w:tcPr/>
+          <w:p>
+            <w:pPr>
+              <w:pStyle w:val="Compact"/>
+              <w:jc w:val="left"/>
+            </w:pPr>
+            <w:r>
+              <w:t xml:space="preserve">5</w:t>
+            </w:r>
+          </w:p>
+        </w:tc>
+        <w:tc>
+          <w:tcPr/>
+          <w:p>
+            <w:pPr>
+              <w:pStyle w:val="Compact"/>
+              <w:jc w:val="left"/>
+            </w:pPr>
+            <w:r>
+              <w:rPr>
+                <w:bCs/>
+                <w:b/>
+              </w:rPr>
+              <w:t xml:space="preserve">Parecer da Integração</w:t>
+            </w:r>
+          </w:p>
+        </w:tc>
+        <w:tc>
+          <w:tcPr/>
+          <w:p>
+            <w:pPr>
+              <w:pStyle w:val="Compact"/>
+              <w:jc w:val="left"/>
+            </w:pPr>
+            <w:r>
+              <w:t xml:space="preserve">Destravar o que está parado ou seguir outro caminho, com o motivo</w:t>
+            </w:r>
+          </w:p>
+        </w:tc>
+      </w:tr>
+      <w:tr>
+        <w:tc>
+          <w:tcPr/>
+          <w:p>
+            <w:pPr>
+              <w:pStyle w:val="Compact"/>
+              <w:jc w:val="left"/>
+            </w:pPr>
+            <w:r>
+              <w:t xml:space="preserve">6</w:t>
+            </w:r>
+          </w:p>
+        </w:tc>
+        <w:tc>
+          <w:tcPr/>
+          <w:p>
+            <w:pPr>
+              <w:pStyle w:val="Compact"/>
+              <w:jc w:val="left"/>
+            </w:pPr>
+            <w:r>
+              <w:rPr>
+                <w:bCs/>
+                <w:b/>
+              </w:rPr>
+              <w:t xml:space="preserve">Apresentação Executiva</w:t>
+            </w:r>
+          </w:p>
+        </w:tc>
+        <w:tc>
+          <w:tcPr/>
+          <w:p>
+            <w:pPr>
+              <w:pStyle w:val="Compact"/>
+              <w:jc w:val="left"/>
+            </w:pPr>
+            <w:r>
+              <w:t xml:space="preserve">Ao vivo, pra ele e pra quem ele quiser na sala</w:t>
+            </w:r>
+          </w:p>
+        </w:tc>
+      </w:tr>
+    </w:tbl>
+    <w:p>
+      <w:pPr>
+        <w:pStyle w:val="BodyText"/>
+      </w:pPr>
+      <w:r>
+        <w:rPr>
+          <w:bCs/>
+          <w:b/>
+        </w:rPr>
+        <w:t xml:space="preserve">Use os números em voz alta.</w:t>
+      </w:r>
+      <w:r>
+        <w:t xml:space="preserve"> </w:t>
+      </w:r>
+      <w:r>
+        <w:t xml:space="preserve">“</w:t>
+      </w:r>
+      <w:r>
+        <w:t xml:space="preserve">O terceiro entregável é a Matriz de Priorização</w:t>
+      </w:r>
+      <w:r>
+        <w:t xml:space="preserve">”</w:t>
+      </w:r>
+      <w:r>
+        <w:t xml:space="preserve"> </w:t>
+      </w:r>
+      <w:r>
+        <w:t xml:space="preserve">soa como produto que existe.</w:t>
+      </w:r>
+      <w:r>
+        <w:t xml:space="preserve"> </w:t>
+      </w:r>
+      <w:r>
+        <w:t xml:space="preserve">“</w:t>
+      </w:r>
+      <w:r>
+        <w:t xml:space="preserve">Eu vou te mostrar como priorizar</w:t>
+      </w:r>
+      <w:r>
+        <w:t xml:space="preserve">”</w:t>
+      </w:r>
+      <w:r>
+        <w:t xml:space="preserve"> </w:t>
+      </w:r>
+      <w:r>
+        <w:t xml:space="preserve">soa como promessa.</w:t>
+      </w:r>
+    </w:p>
+    <w:p>
+      <w:r>
+        <w:pict>
+          <v:rect style="width:0;height:1.5pt" o:hralign="center" o:hrstd="t" o:hr="t"/>
+        </w:pict>
+      </w:r>
+    </w:p>
+    <w:bookmarkEnd w:id="49"/>
+    <w:bookmarkStart w:id="50" w:name="o-nome-do-produto-na-frente-do-cliente"/>
+    <w:p>
+      <w:pPr>
+        <w:pStyle w:val="Heading2"/>
+      </w:pPr>
+      <w:r>
+        <w:t xml:space="preserve">O nome do produto na frente do cliente</w:t>
+      </w:r>
+    </w:p>
+    <w:p>
+      <w:pPr>
+        <w:pStyle w:val="BlockText"/>
+      </w:pPr>
+      <w:r>
+        <w:t xml:space="preserve">Decisão do dono, 17/ago: no pitch, a oferta se chama</w:t>
+      </w:r>
+      <w:r>
+        <w:t xml:space="preserve"> </w:t>
+      </w:r>
+      <w:r>
+        <w:rPr>
+          <w:bCs/>
+          <w:b/>
+        </w:rPr>
+        <w:t xml:space="preserve">“</w:t>
+      </w:r>
+      <w:r>
+        <w:rPr>
+          <w:bCs/>
+          <w:b/>
+        </w:rPr>
+        <w:t xml:space="preserve">Diagnóstico e priorização de casos de uso</w:t>
+      </w:r>
+      <w:r>
+        <w:rPr>
+          <w:bCs/>
+          <w:b/>
+        </w:rPr>
+        <w:t xml:space="preserve">”</w:t>
+      </w:r>
+      <w:r>
+        <w:t xml:space="preserve">, não</w:t>
+      </w:r>
+      <w:r>
+        <w:t xml:space="preserve"> </w:t>
+      </w:r>
+      <w:r>
+        <w:t xml:space="preserve">“</w:t>
+      </w:r>
+      <w:r>
+        <w:t xml:space="preserve">Consultoria de IA</w:t>
+      </w:r>
+      <w:r>
+        <w:t xml:space="preserve">”</w:t>
+      </w:r>
+      <w:r>
+        <w:t xml:space="preserve">.</w:t>
+      </w:r>
+    </w:p>
+    <w:p>
+      <w:pPr>
+        <w:pStyle w:val="FirstParagraph"/>
+      </w:pPr>
+      <w:r>
+        <w:rPr>
+          <w:bCs/>
+          <w:b/>
+        </w:rPr>
+        <w:t xml:space="preserve">Por que isso fortalece o preço:</w:t>
+      </w:r>
+      <w:r>
+        <w:t xml:space="preserve"> </w:t>
+      </w:r>
+      <w:r>
+        <w:t xml:space="preserve">essa é a categoria como o mercado a nomeia, e é exatamente a linha do levantamento de referência —</w:t>
+      </w:r>
+      <w:r>
+        <w:t xml:space="preserve"> </w:t>
+      </w:r>
+      <w:r>
+        <w:rPr>
+          <w:iCs/>
+          <w:i/>
+        </w:rPr>
+        <w:t xml:space="preserve">diagnóstico e priorização de IA, R$ 10 mil a R$ 40 mil, 3 a 6 semanas</w:t>
+      </w:r>
+      <w:r>
+        <w:t xml:space="preserve">. Vendendo com o nome da categoria, os R$ 30 mil deixam de parecer preço inventado e passam a ser preço de mercado para um cliente acima do porte típico.</w:t>
+      </w:r>
+    </w:p>
+    <w:p>
+      <w:pPr>
+        <w:pStyle w:val="BodyText"/>
+      </w:pPr>
+      <w:r>
+        <w:rPr>
+          <w:bCs/>
+          <w:b/>
+        </w:rPr>
+        <w:t xml:space="preserve">“</w:t>
+      </w:r>
+      <w:r>
+        <w:rPr>
+          <w:bCs/>
+          <w:b/>
+        </w:rPr>
+        <w:t xml:space="preserve">Consultoria</w:t>
+      </w:r>
+      <w:r>
+        <w:rPr>
+          <w:bCs/>
+          <w:b/>
+        </w:rPr>
+        <w:t xml:space="preserve">”</w:t>
+      </w:r>
+      <w:r>
+        <w:rPr>
+          <w:bCs/>
+          <w:b/>
+        </w:rPr>
+        <w:t xml:space="preserve"> </w:t>
+      </w:r>
+      <w:r>
+        <w:rPr>
+          <w:bCs/>
+          <w:b/>
+        </w:rPr>
+        <w:t xml:space="preserve">também carrega um problema:</w:t>
+      </w:r>
+      <w:r>
+        <w:t xml:space="preserve"> </w:t>
+      </w:r>
+      <w:r>
+        <w:t xml:space="preserve">para dono de operação, consultoria costuma evocar relatório e slide.</w:t>
+      </w:r>
+      <w:r>
+        <w:t xml:space="preserve"> </w:t>
+      </w:r>
+      <w:r>
+        <w:t xml:space="preserve">“</w:t>
+      </w:r>
+      <w:r>
+        <w:t xml:space="preserve">Diagnóstico e priorização de casos de uso</w:t>
+      </w:r>
+      <w:r>
+        <w:t xml:space="preserve">”</w:t>
+      </w:r>
+      <w:r>
+        <w:t xml:space="preserve"> </w:t>
+      </w:r>
+      <w:r>
+        <w:t xml:space="preserve">diz o que sai da caixa.</w:t>
+      </w:r>
+    </w:p>
+    <w:p>
+      <w:pPr>
+        <w:pStyle w:val="BodyText"/>
+      </w:pPr>
+      <w:r>
+        <w:t xml:space="preserve">⚠️</w:t>
+      </w:r>
+      <w:r>
+        <w:t xml:space="preserve"> </w:t>
+      </w:r>
+      <w:r>
+        <w:rPr>
+          <w:bCs/>
+          <w:b/>
+        </w:rPr>
+        <w:t xml:space="preserve">No catálogo interno o produto continua sendo Consultoria de IA</w:t>
+      </w:r>
+      <w:r>
+        <w:t xml:space="preserve"> </w:t>
+      </w:r>
+      <w:r>
+        <w:t xml:space="preserve">(</w:t>
+      </w:r>
+      <w:r>
+        <w:rPr>
+          <w:rStyle w:val="VerbatimChar"/>
+        </w:rPr>
+        <w:t xml:space="preserve">politica-de-preco-irbis.md</w:t>
+      </w:r>
+      <w:r>
+        <w:t xml:space="preserve">,</w:t>
+      </w:r>
+      <w:r>
+        <w:t xml:space="preserve"> </w:t>
+      </w:r>
+      <w:r>
+        <w:rPr>
+          <w:rStyle w:val="VerbatimChar"/>
+        </w:rPr>
+        <w:t xml:space="preserve">stripe-catalogo-produtos-irbis.md</w:t>
+      </w:r>
+      <w:r>
+        <w:t xml:space="preserve">). O que mudou é o nome comercial na apresentação, não o item do catálogo. Se a IRBIS decidir renomear de vez, os dois documentos precisam ser atualizados juntos.</w:t>
+      </w:r>
+    </w:p>
+    <w:p>
+      <w:r>
+        <w:pict>
+          <v:rect style="width:0;height:1.5pt" o:hralign="center" o:hrstd="t" o:hr="t"/>
+        </w:pict>
+      </w:r>
+    </w:p>
+    <w:bookmarkEnd w:id="50"/>
+    <w:bookmarkStart w:id="55" w:name="o-processo-de-entrega-como-ele-é-vendido"/>
+    <w:p>
+      <w:pPr>
+        <w:pStyle w:val="Heading2"/>
+      </w:pPr>
+      <w:r>
+        <w:t xml:space="preserve">O processo de entrega, como ele é vendido</w:t>
+      </w:r>
+    </w:p>
+    <w:p>
+      <w:pPr>
+        <w:pStyle w:val="BlockText"/>
+      </w:pPr>
+      <w:r>
+        <w:t xml:space="preserve">Definido pelo dono em 14/ago.</w:t>
+      </w:r>
+      <w:r>
+        <w:t xml:space="preserve"> </w:t>
+      </w:r>
+      <w:r>
+        <w:rPr>
+          <w:bCs/>
+          <w:b/>
+        </w:rPr>
+        <w:t xml:space="preserve">Substitui, para Consultoria, as 8 fases do</w:t>
+      </w:r>
+      <w:r>
+        <w:rPr>
+          <w:bCs/>
+          <w:b/>
+        </w:rPr>
+        <w:t xml:space="preserve"> </w:t>
+      </w:r>
+      <w:r>
+        <w:rPr>
+          <w:rStyle w:val="VerbatimChar"/>
+          <w:bCs/>
+          <w:b/>
+        </w:rPr>
+        <w:t xml:space="preserve">metodo-entrega-irbis.md</w:t>
+      </w:r>
+      <w:r>
+        <w:t xml:space="preserve">, que foram escritas para projeto de construção e não servem aqui.</w:t>
+      </w:r>
+    </w:p>
+    <w:p>
+      <w:pPr>
+        <w:pStyle w:val="FirstParagraph"/>
+      </w:pPr>
+      <w:r>
+        <w:rPr>
+          <w:bCs/>
+          <w:b/>
+        </w:rPr>
+        <w:t xml:space="preserve">Seis semanas. No mínimo oito reuniões espaçadas ao longo delas.</w:t>
+      </w:r>
+    </w:p>
+    <w:bookmarkStart w:id="51" w:name="o-formato-de-toda-reunião-a-partir-da-f1"/>
+    <w:p>
+      <w:pPr>
+        <w:pStyle w:val="Heading3"/>
+      </w:pPr>
+      <w:r>
+        <w:t xml:space="preserve">O formato de toda reunião, a partir da F1</w:t>
       </w:r>
     </w:p>
     <w:p>
@@ -3287,7 +5074,7 @@
         <w:pStyle w:val="Compact"/>
       </w:pPr>
       <w:r>
-        <w:t xml:space="preserve">❌ Número fechado de implementação. Você não diagnosticou nada ainda</w:t>
+        <w:t xml:space="preserve">Mostramos o que foi feito desde o último encontro, e o que já foi revelado da operação</w:t>
       </w:r>
     </w:p>
     <w:p>
@@ -3299,7 +5086,7 @@
         <w:pStyle w:val="Compact"/>
       </w:pPr>
       <w:r>
-        <w:t xml:space="preserve">❌ Deck compartilhado na tela. Nunca foi auditado depois do pivot</w:t>
+        <w:t xml:space="preserve">Discutimos a fase atual e como ela será executada</w:t>
       </w:r>
     </w:p>
     <w:p>
@@ -3311,103 +5098,1329 @@
         <w:pStyle w:val="Compact"/>
       </w:pPr>
       <w:r>
-        <w:t xml:space="preserve">❌ Site, landing page, identidade visual. Fora de escopo desde 04/ago</w:t>
-      </w:r>
-    </w:p>
-    <w:p>
-      <w:pPr>
-        <w:numPr>
-          <w:ilvl w:val="0"/>
-          <w:numId w:val="1004"/>
-        </w:numPr>
-        <w:pStyle w:val="Compact"/>
-      </w:pPr>
-      <w:r>
-        <w:t xml:space="preserve">❌ Prazo de construção. Não existe padrão.</w:t>
-      </w:r>
-      <w:r>
-        <w:t xml:space="preserve"> </w:t>
-      </w:r>
-      <w:r>
-        <w:rPr>
-          <w:iCs/>
-          <w:i/>
+        <w:t xml:space="preserve">Vocês ajustam o rumo antes da próxima etapa</w:t>
+      </w:r>
+    </w:p>
+    <w:p>
+      <w:pPr>
+        <w:pStyle w:val="FirstParagraph"/>
+      </w:pPr>
+      <w:r>
+        <w:rPr>
+          <w:bCs/>
+          <w:b/>
+        </w:rPr>
+        <w:t xml:space="preserve">Por que isso importa mais neste cliente que em qualquer outro:</w:t>
+      </w:r>
+      <w:r>
+        <w:t xml:space="preserve"> </w:t>
+      </w:r>
+      <w:r>
+        <w:t xml:space="preserve">o fornecedor que sumiu não sumiu de uma vez, parou de dar notícia. Oito reuniões marcadas é a resposta estrutural a esse medo, e vale dizer isso em voz alta na reunião.</w:t>
+      </w:r>
+    </w:p>
+    <w:bookmarkEnd w:id="51"/>
+    <w:bookmarkStart w:id="52" w:name="as-oito-fases"/>
+    <w:p>
+      <w:pPr>
+        <w:pStyle w:val="Heading3"/>
+      </w:pPr>
+      <w:r>
+        <w:t xml:space="preserve">As oito fases</w:t>
+      </w:r>
+    </w:p>
+    <w:tbl>
+      <w:tblPr>
+        <w:tblStyle w:val="Table"/>
+        <w:tblW w:type="pct" w:w="5000"/>
+        <w:tblLook w:firstRow="1" w:lastRow="0" w:firstColumn="0" w:lastColumn="0" w:noHBand="0" w:noVBand="0" w:val="0020"/>
+        <w:jc w:val="start"/>
+      </w:tblPr>
+      <w:tblGrid>
+        <w:gridCol w:w="1584"/>
+        <w:gridCol w:w="1584"/>
+        <w:gridCol w:w="1584"/>
+        <w:gridCol w:w="1584"/>
+        <w:gridCol w:w="1584"/>
+      </w:tblGrid>
+      <w:tr>
+        <w:trPr>
+          <w:tblHeader w:val="true"/>
+        </w:trPr>
+        <w:tc>
+          <w:tcPr/>
+          <w:p>
+            <w:pPr>
+              <w:pStyle w:val="Compact"/>
+              <w:jc w:val="left"/>
+            </w:pPr>
+            <w:r>
+              <w:t xml:space="preserve">Fase</w:t>
+            </w:r>
+          </w:p>
+        </w:tc>
+        <w:tc>
+          <w:tcPr/>
+          <w:p>
+            <w:pPr>
+              <w:pStyle w:val="Compact"/>
+              <w:jc w:val="left"/>
+            </w:pPr>
+            <w:r>
+              <w:t xml:space="preserve">Quando</w:t>
+            </w:r>
+          </w:p>
+        </w:tc>
+        <w:tc>
+          <w:tcPr/>
+          <w:p>
+            <w:pPr>
+              <w:pStyle w:val="Compact"/>
+              <w:jc w:val="left"/>
+            </w:pPr>
+            <w:r>
+              <w:t xml:space="preserve">O que acontece</w:t>
+            </w:r>
+          </w:p>
+        </w:tc>
+        <w:tc>
+          <w:tcPr/>
+          <w:p>
+            <w:pPr>
+              <w:pStyle w:val="Compact"/>
+              <w:jc w:val="left"/>
+            </w:pPr>
+            <w:r>
+              <w:t xml:space="preserve">Quem participa</w:t>
+            </w:r>
+          </w:p>
+        </w:tc>
+        <w:tc>
+          <w:tcPr/>
+          <w:p>
+            <w:pPr>
+              <w:pStyle w:val="Compact"/>
+              <w:jc w:val="left"/>
+            </w:pPr>
+            <w:r>
+              <w:t xml:space="preserve">O que sai daqui</w:t>
+            </w:r>
+          </w:p>
+        </w:tc>
+      </w:tr>
+      <w:tr>
+        <w:tc>
+          <w:tcPr/>
+          <w:p>
+            <w:pPr>
+              <w:pStyle w:val="Compact"/>
+              <w:jc w:val="left"/>
+            </w:pPr>
+            <w:r>
+              <w:rPr>
+                <w:bCs/>
+                <w:b/>
+              </w:rPr>
+              <w:t xml:space="preserve">F0</w:t>
+            </w:r>
+            <w:r>
+              <w:t xml:space="preserve"> </w:t>
+            </w:r>
+            <w:r>
+              <w:t xml:space="preserve">Fechamento</w:t>
+            </w:r>
+          </w:p>
+        </w:tc>
+        <w:tc>
+          <w:tcPr/>
+          <w:p>
+            <w:pPr>
+              <w:pStyle w:val="Compact"/>
+              <w:jc w:val="left"/>
+            </w:pPr>
+            <w:r>
+              <w:t xml:space="preserve">Hoje, nesta sala</w:t>
+            </w:r>
+          </w:p>
+        </w:tc>
+        <w:tc>
+          <w:tcPr/>
+          <w:p>
+            <w:pPr>
+              <w:pStyle w:val="Compact"/>
+              <w:jc w:val="left"/>
+            </w:pPr>
+            <w:r>
+              <w:t xml:space="preserve">Decisão e pagamento. Sem espera entre o sim e o começo</w:t>
+            </w:r>
+          </w:p>
+        </w:tc>
+        <w:tc>
+          <w:tcPr/>
+          <w:p>
+            <w:pPr>
+              <w:pStyle w:val="Compact"/>
+              <w:jc w:val="left"/>
+            </w:pPr>
+            <w:r>
+              <w:t xml:space="preserve">Você e ele</w:t>
+            </w:r>
+          </w:p>
+        </w:tc>
+        <w:tc>
+          <w:tcPr/>
+          <w:p>
+            <w:pPr>
+              <w:pStyle w:val="Compact"/>
+              <w:jc w:val="left"/>
+            </w:pPr>
+            <w:r>
+              <w:t xml:space="preserve">Data da F1 marcada antes dele sair da sala</w:t>
+            </w:r>
+          </w:p>
+        </w:tc>
+      </w:tr>
+      <w:tr>
+        <w:tc>
+          <w:tcPr/>
+          <w:p>
+            <w:pPr>
+              <w:pStyle w:val="Compact"/>
+              <w:jc w:val="left"/>
+            </w:pPr>
+            <w:r>
+              <w:rPr>
+                <w:bCs/>
+                <w:b/>
+              </w:rPr>
+              <w:t xml:space="preserve">F1</w:t>
+            </w:r>
+            <w:r>
+              <w:t xml:space="preserve"> </w:t>
+            </w:r>
+            <w:r>
+              <w:t xml:space="preserve">Escopo e calendário</w:t>
+            </w:r>
+          </w:p>
+        </w:tc>
+        <w:tc>
+          <w:tcPr/>
+          <w:p>
+            <w:pPr>
+              <w:pStyle w:val="Compact"/>
+              <w:jc w:val="left"/>
+            </w:pPr>
+            <w:r>
+              <w:t xml:space="preserve">Até 5 dias úteis</w:t>
+            </w:r>
+          </w:p>
+        </w:tc>
+        <w:tc>
+          <w:tcPr/>
+          <w:p>
+            <w:pPr>
+              <w:pStyle w:val="Compact"/>
+              <w:jc w:val="left"/>
+            </w:pPr>
+            <w:r>
+              <w:t xml:space="preserve">Define junto o que entra: quais processos, quais unidades, com quem falar.</w:t>
+            </w:r>
+            <w:r>
+              <w:t xml:space="preserve"> </w:t>
+            </w:r>
+            <w:r>
+              <w:rPr>
+                <w:bCs/>
+                <w:b/>
+              </w:rPr>
+              <w:t xml:space="preserve">Frente que não faz sentido mapear sai agora, não no fim</w:t>
+            </w:r>
+          </w:p>
+        </w:tc>
+        <w:tc>
+          <w:tcPr/>
+          <w:p>
+            <w:pPr>
+              <w:pStyle w:val="Compact"/>
+              <w:jc w:val="left"/>
+            </w:pPr>
+            <w:r>
+              <w:t xml:space="preserve">Você, ele e quem ele indicar</w:t>
+            </w:r>
+          </w:p>
+        </w:tc>
+        <w:tc>
+          <w:tcPr/>
+          <w:p>
+            <w:pPr>
+              <w:pStyle w:val="Compact"/>
+              <w:jc w:val="left"/>
+            </w:pPr>
+            <w:r>
+              <w:t xml:space="preserve">Escopo por escrito + calendário das 8 reuniões com data e hora</w:t>
+            </w:r>
+          </w:p>
+        </w:tc>
+      </w:tr>
+      <w:tr>
+        <w:tc>
+          <w:tcPr/>
+          <w:p>
+            <w:pPr>
+              <w:pStyle w:val="Compact"/>
+              <w:jc w:val="left"/>
+            </w:pPr>
+            <w:r>
+              <w:rPr>
+                <w:bCs/>
+                <w:b/>
+              </w:rPr>
+              <w:t xml:space="preserve">F2</w:t>
+            </w:r>
+            <w:r>
+              <w:t xml:space="preserve"> </w:t>
+            </w:r>
+            <w:r>
+              <w:t xml:space="preserve">Plano do diagnóstico</w:t>
+            </w:r>
+          </w:p>
+        </w:tc>
+        <w:tc>
+          <w:tcPr/>
+          <w:p>
+            <w:pPr>
+              <w:pStyle w:val="Compact"/>
+              <w:jc w:val="left"/>
+            </w:pPr>
+            <w:r>
+              <w:t xml:space="preserve">Semana 1</w:t>
+            </w:r>
+          </w:p>
+        </w:tc>
+        <w:tc>
+          <w:tcPr/>
+          <w:p>
+            <w:pPr>
+              <w:pStyle w:val="Compact"/>
+              <w:jc w:val="left"/>
+            </w:pPr>
+            <w:r>
+              <w:t xml:space="preserve">Como o levantamento acontece: que dados eles separam, ordem das visitas, quem te acompanha em cada unidade</w:t>
+            </w:r>
+          </w:p>
+        </w:tc>
+        <w:tc>
+          <w:tcPr/>
+          <w:p>
+            <w:pPr>
+              <w:pStyle w:val="Compact"/>
+              <w:jc w:val="left"/>
+            </w:pPr>
+            <w:r>
+              <w:t xml:space="preserve">Você, ele e os responsáveis das unidades</w:t>
+            </w:r>
+          </w:p>
+        </w:tc>
+        <w:tc>
+          <w:tcPr/>
+          <w:p>
+            <w:pPr>
+              <w:pStyle w:val="Compact"/>
+              <w:jc w:val="left"/>
+            </w:pPr>
+            <w:r>
+              <w:t xml:space="preserve">Plano de campo + lista do que você precisa receber antes</w:t>
+            </w:r>
+          </w:p>
+        </w:tc>
+      </w:tr>
+      <w:tr>
+        <w:tc>
+          <w:tcPr/>
+          <w:p>
+            <w:pPr>
+              <w:pStyle w:val="Compact"/>
+              <w:jc w:val="left"/>
+            </w:pPr>
+            <w:r>
+              <w:rPr>
+                <w:bCs/>
+                <w:b/>
+              </w:rPr>
+              <w:t xml:space="preserve">F3</w:t>
+            </w:r>
+            <w:r>
+              <w:t xml:space="preserve"> </w:t>
+            </w:r>
+            <w:r>
+              <w:t xml:space="preserve">Levantamento em campo</w:t>
+            </w:r>
+          </w:p>
+        </w:tc>
+        <w:tc>
+          <w:tcPr/>
+          <w:p>
+            <w:pPr>
+              <w:pStyle w:val="Compact"/>
+              <w:jc w:val="left"/>
+            </w:pPr>
+            <w:r>
+              <w:t xml:space="preserve">Semanas 1 a 3</w:t>
+            </w:r>
+          </w:p>
+        </w:tc>
+        <w:tc>
+          <w:tcPr/>
+          <w:p>
+            <w:pPr>
+              <w:pStyle w:val="Compact"/>
+              <w:jc w:val="left"/>
+            </w:pPr>
+            <w:r>
+              <w:t xml:space="preserve">Você vai às unidades. Acompanha atendimento ao vivo, conversa com quem opera, cronometra e conta o que ninguém conta</w:t>
+            </w:r>
+          </w:p>
+        </w:tc>
+        <w:tc>
+          <w:tcPr/>
+          <w:p>
+            <w:pPr>
+              <w:pStyle w:val="Compact"/>
+              <w:jc w:val="left"/>
+            </w:pPr>
+            <w:r>
+              <w:t xml:space="preserve">Você em campo, com a equipe de cada unidade</w:t>
+            </w:r>
+          </w:p>
+        </w:tc>
+        <w:tc>
+          <w:tcPr/>
+          <w:p>
+            <w:pPr>
+              <w:pStyle w:val="Compact"/>
+              <w:jc w:val="left"/>
+            </w:pPr>
+            <w:r>
+              <w:t xml:space="preserve">Base do Mapa da Operação e do Custo do Trabalho Manual · 2 a 3 encontros no período</w:t>
+            </w:r>
+          </w:p>
+        </w:tc>
+      </w:tr>
+      <w:tr>
+        <w:tc>
+          <w:tcPr/>
+          <w:p>
+            <w:pPr>
+              <w:pStyle w:val="Compact"/>
+              <w:jc w:val="left"/>
+            </w:pPr>
+            <w:r>
+              <w:rPr>
+                <w:bCs/>
+                <w:b/>
+              </w:rPr>
+              <w:t xml:space="preserve">F4</w:t>
+            </w:r>
+            <w:r>
+              <w:t xml:space="preserve"> </w:t>
+            </w:r>
+            <w:r>
+              <w:t xml:space="preserve">Priorização com eles</w:t>
+            </w:r>
+          </w:p>
+        </w:tc>
+        <w:tc>
+          <w:tcPr/>
+          <w:p>
+            <w:pPr>
+              <w:pStyle w:val="Compact"/>
+              <w:jc w:val="left"/>
+            </w:pPr>
+            <w:r>
+              <w:t xml:space="preserve">Semanas 4 e 5</w:t>
+            </w:r>
+          </w:p>
+        </w:tc>
+        <w:tc>
+          <w:tcPr/>
+          <w:p>
+            <w:pPr>
+              <w:pStyle w:val="Compact"/>
+              <w:jc w:val="left"/>
+            </w:pPr>
+            <w:r>
+              <w:t xml:space="preserve">Apresenta o que achou</w:t>
+            </w:r>
+            <w:r>
+              <w:t xml:space="preserve"> </w:t>
+            </w:r>
+            <w:r>
+              <w:rPr>
+                <w:bCs/>
+                <w:b/>
+              </w:rPr>
+              <w:t xml:space="preserve">antes</w:t>
+            </w:r>
+            <w:r>
+              <w:t xml:space="preserve"> </w:t>
+            </w:r>
+            <w:r>
+              <w:t xml:space="preserve">de fechar conclusão. Eles confirmam, corrigem o que você leu errado, e a ordem é definida junto</w:t>
+            </w:r>
+          </w:p>
+        </w:tc>
+        <w:tc>
+          <w:tcPr/>
+          <w:p>
+            <w:pPr>
+              <w:pStyle w:val="Compact"/>
+              <w:jc w:val="left"/>
+            </w:pPr>
+            <w:r>
+              <w:t xml:space="preserve">Você, ele e quem mais decidir</w:t>
+            </w:r>
+          </w:p>
+        </w:tc>
+        <w:tc>
+          <w:tcPr/>
+          <w:p>
+            <w:pPr>
+              <w:pStyle w:val="Compact"/>
+              <w:jc w:val="left"/>
+            </w:pPr>
+            <w:r>
+              <w:t xml:space="preserve">Matriz de Priorização e Fila de Casos de Uso, validadas</w:t>
+            </w:r>
+          </w:p>
+        </w:tc>
+      </w:tr>
+      <w:tr>
+        <w:tc>
+          <w:tcPr/>
+          <w:p>
+            <w:pPr>
+              <w:pStyle w:val="Compact"/>
+              <w:jc w:val="left"/>
+            </w:pPr>
+            <w:r>
+              <w:rPr>
+                <w:bCs/>
+                <w:b/>
+              </w:rPr>
+              <w:t xml:space="preserve">F5</w:t>
+            </w:r>
+            <w:r>
+              <w:t xml:space="preserve"> </w:t>
+            </w:r>
+            <w:r>
+              <w:t xml:space="preserve">Entrega</w:t>
+            </w:r>
+          </w:p>
+        </w:tc>
+        <w:tc>
+          <w:tcPr/>
+          <w:p>
+            <w:pPr>
+              <w:pStyle w:val="Compact"/>
+              <w:jc w:val="left"/>
+            </w:pPr>
+            <w:r>
+              <w:t xml:space="preserve">Semana 6</w:t>
+            </w:r>
+          </w:p>
+        </w:tc>
+        <w:tc>
+          <w:tcPr/>
+          <w:p>
+            <w:pPr>
+              <w:pStyle w:val="Compact"/>
+              <w:jc w:val="left"/>
+            </w:pPr>
+            <w:r>
+              <w:t xml:space="preserve">Apresentação executiva dos seis entregáveis, ao vivo.</w:t>
+            </w:r>
+            <w:r>
+              <w:t xml:space="preserve"> </w:t>
+            </w:r>
+            <w:r>
+              <w:rPr>
+                <w:bCs/>
+                <w:b/>
+              </w:rPr>
+              <w:t xml:space="preserve">Nada chega por e-mail sem você explicar</w:t>
+            </w:r>
+          </w:p>
+        </w:tc>
+        <w:tc>
+          <w:tcPr/>
+          <w:p>
+            <w:pPr>
+              <w:pStyle w:val="Compact"/>
+              <w:jc w:val="left"/>
+            </w:pPr>
+            <w:r>
+              <w:t xml:space="preserve">Você, ele e quem ele convidar</w:t>
+            </w:r>
+          </w:p>
+        </w:tc>
+        <w:tc>
+          <w:tcPr/>
+          <w:p>
+            <w:pPr>
+              <w:pStyle w:val="Compact"/>
+              <w:jc w:val="left"/>
+            </w:pPr>
+            <w:r>
+              <w:t xml:space="preserve">Os seis entregáveis, digitais e de propriedade dele</w:t>
+            </w:r>
+          </w:p>
+        </w:tc>
+      </w:tr>
+      <w:tr>
+        <w:tc>
+          <w:tcPr/>
+          <w:p>
+            <w:pPr>
+              <w:pStyle w:val="Compact"/>
+              <w:jc w:val="left"/>
+            </w:pPr>
+            <w:r>
+              <w:rPr>
+                <w:bCs/>
+                <w:b/>
+              </w:rPr>
+              <w:t xml:space="preserve">F6</w:t>
+            </w:r>
+            <w:r>
+              <w:t xml:space="preserve"> </w:t>
+            </w:r>
+            <w:r>
+              <w:t xml:space="preserve">Acompanhamento</w:t>
+            </w:r>
+          </w:p>
+        </w:tc>
+        <w:tc>
+          <w:tcPr/>
+          <w:p>
+            <w:pPr>
+              <w:pStyle w:val="Compact"/>
+              <w:jc w:val="left"/>
+            </w:pPr>
+            <w:r>
+              <w:t xml:space="preserve">90 dias após</w:t>
+            </w:r>
+          </w:p>
+        </w:tc>
+        <w:tc>
+          <w:tcPr/>
+          <w:p>
+            <w:pPr>
+              <w:pStyle w:val="Compact"/>
+              <w:jc w:val="left"/>
+            </w:pPr>
+            <w:r>
+              <w:t xml:space="preserve">Disponível para dúvida sobre o material, seja quem for executar. Se contratarem outro, você explica o diagnóstico para ele</w:t>
+            </w:r>
+          </w:p>
+        </w:tc>
+        <w:tc>
+          <w:tcPr/>
+          <w:p>
+            <w:pPr>
+              <w:pStyle w:val="Compact"/>
+              <w:jc w:val="left"/>
+            </w:pPr>
+            <w:r>
+              <w:t xml:space="preserve">Eles e quem estiver executando</w:t>
+            </w:r>
+          </w:p>
+        </w:tc>
+        <w:tc>
+          <w:tcPr/>
+          <w:p>
+            <w:pPr>
+              <w:pStyle w:val="Compact"/>
+              <w:jc w:val="left"/>
+            </w:pPr>
+            <w:r>
+              <w:t xml:space="preserve">Diagnóstico que continua útil depois de entregue</w:t>
+            </w:r>
+          </w:p>
+        </w:tc>
+      </w:tr>
+      <w:tr>
+        <w:tc>
+          <w:tcPr/>
+          <w:p>
+            <w:pPr>
+              <w:pStyle w:val="Compact"/>
+              <w:jc w:val="left"/>
+            </w:pPr>
+            <w:r>
+              <w:rPr>
+                <w:bCs/>
+                <w:b/>
+              </w:rPr>
+              <w:t xml:space="preserve">F7</w:t>
+            </w:r>
+            <w:r>
+              <w:t xml:space="preserve"> </w:t>
+            </w:r>
+            <w:r>
+              <w:t xml:space="preserve">Relação contínua</w:t>
+            </w:r>
+          </w:p>
+        </w:tc>
+        <w:tc>
+          <w:tcPr/>
+          <w:p>
+            <w:pPr>
+              <w:pStyle w:val="Compact"/>
+              <w:jc w:val="left"/>
+            </w:pPr>
+            <w:r>
+              <w:t xml:space="preserve">Sem data final</w:t>
+            </w:r>
+          </w:p>
+        </w:tc>
+        <w:tc>
+          <w:tcPr/>
+          <w:p>
+            <w:pPr>
+              <w:pStyle w:val="Compact"/>
+              <w:jc w:val="left"/>
+            </w:pPr>
+            <w:r>
+              <w:t xml:space="preserve">Eles passam a ter alguém que conhece a operação por dentro</w:t>
+            </w:r>
+          </w:p>
+        </w:tc>
+        <w:tc>
+          <w:tcPr/>
+          <w:p>
+            <w:pPr>
+              <w:pStyle w:val="Compact"/>
+              <w:jc w:val="left"/>
+            </w:pPr>
+            <w:r>
+              <w:t xml:space="preserve">Eles e você</w:t>
+            </w:r>
+          </w:p>
+        </w:tc>
+        <w:tc>
+          <w:tcPr/>
+          <w:p>
+            <w:pPr>
+              <w:pStyle w:val="Compact"/>
+              <w:jc w:val="left"/>
+            </w:pPr>
+            <w:r>
+              <w:t xml:space="preserve">Acesso direto quando precisarem, sem mensalidade correndo</w:t>
+            </w:r>
+          </w:p>
+        </w:tc>
+      </w:tr>
+    </w:tbl>
+    <w:p>
+      <w:pPr>
+        <w:pStyle w:val="BodyText"/>
+      </w:pPr>
+      <w:r>
+        <w:rPr>
+          <w:bCs/>
+          <w:b/>
+        </w:rPr>
+        <w:t xml:space="preserve">Por que esse nível de detalhe importa nesta venda:</w:t>
+      </w:r>
+      <w:r>
+        <w:t xml:space="preserve"> </w:t>
+      </w:r>
+      <w:r>
+        <w:t xml:space="preserve">ele vai pagar R$ 30 mil por um trabalho que ainda não existe. Cada linha acima é uma pergunta que ele faria e que você já respondeu.</w:t>
+      </w:r>
+      <w:r>
+        <w:t xml:space="preserve"> </w:t>
+      </w:r>
+      <w:r>
+        <w:rPr>
+          <w:bCs/>
+          <w:b/>
+        </w:rPr>
+        <w:t xml:space="preserve">Fase sem</w:t>
+      </w:r>
+      <w:r>
+        <w:rPr>
+          <w:bCs/>
+          <w:b/>
+        </w:rPr>
+        <w:t xml:space="preserve"> </w:t>
+      </w:r>
+      <w:r>
+        <w:rPr>
+          <w:bCs/>
+          <w:b/>
         </w:rPr>
         <w:t xml:space="preserve">“</w:t>
       </w:r>
       <w:r>
         <w:rPr>
-          <w:iCs/>
-          <w:i/>
-        </w:rPr>
-        <w:t xml:space="preserve">O prazo depende do escopo. Ele vai na proposta, em dias úteis, e entra no contrato</w:t>
-      </w:r>
-      <w:r>
-        <w:rPr>
-          <w:iCs/>
-          <w:i/>
+          <w:bCs/>
+          <w:b/>
+        </w:rPr>
+        <w:t xml:space="preserve">quem participa</w:t>
+      </w:r>
+      <w:r>
+        <w:rPr>
+          <w:bCs/>
+          <w:b/>
         </w:rPr>
         <w:t xml:space="preserve">”</w:t>
       </w:r>
-    </w:p>
-    <w:p>
-      <w:pPr>
-        <w:numPr>
-          <w:ilvl w:val="0"/>
-          <w:numId w:val="1004"/>
-        </w:numPr>
-        <w:pStyle w:val="Compact"/>
-      </w:pPr>
-      <w:r>
-        <w:t xml:space="preserve">❌ Valor por hora. Nem de exemplo</w:t>
-      </w:r>
-    </w:p>
-    <w:p>
-      <w:pPr>
-        <w:numPr>
-          <w:ilvl w:val="0"/>
-          <w:numId w:val="1004"/>
-        </w:numPr>
-        <w:pStyle w:val="Compact"/>
-      </w:pPr>
-      <w:r>
-        <w:t xml:space="preserve">❌ R$ 2.997. É a exceção do QG OS, não é âncora</w:t>
-      </w:r>
-    </w:p>
-    <w:p>
-      <w:pPr>
-        <w:numPr>
-          <w:ilvl w:val="0"/>
-          <w:numId w:val="1004"/>
-        </w:numPr>
-        <w:pStyle w:val="Compact"/>
-      </w:pPr>
-      <w:r>
-        <w:t xml:space="preserve">❌ Case Adash. Nunca foi entregue</w:t>
-      </w:r>
-    </w:p>
-    <w:p>
-      <w:pPr>
-        <w:numPr>
-          <w:ilvl w:val="0"/>
-          <w:numId w:val="1004"/>
-        </w:numPr>
-        <w:pStyle w:val="Compact"/>
-      </w:pPr>
-      <w:r>
-        <w:t xml:space="preserve">❌ Segunda call antes de fechar. Se precisou de duas conversas, a triagem falhou</w:t>
-      </w:r>
-    </w:p>
-    <w:p>
-      <w:pPr>
-        <w:numPr>
-          <w:ilvl w:val="0"/>
-          <w:numId w:val="1004"/>
-        </w:numPr>
-        <w:pStyle w:val="Compact"/>
-      </w:pPr>
-      <w:r>
-        <w:t xml:space="preserve">❌ Afirmar hipótese de gargalo como se fosse fato do Rocha. São pauta de pergunta</w:t>
+      <w:r>
+        <w:rPr>
+          <w:bCs/>
+          <w:b/>
+        </w:rPr>
+        <w:t xml:space="preserve"> </w:t>
+      </w:r>
+      <w:r>
+        <w:rPr>
+          <w:bCs/>
+          <w:b/>
+        </w:rPr>
+        <w:t xml:space="preserve">e sem</w:t>
+      </w:r>
+      <w:r>
+        <w:rPr>
+          <w:bCs/>
+          <w:b/>
+        </w:rPr>
+        <w:t xml:space="preserve"> </w:t>
+      </w:r>
+      <w:r>
+        <w:rPr>
+          <w:bCs/>
+          <w:b/>
+        </w:rPr>
+        <w:t xml:space="preserve">“</w:t>
+      </w:r>
+      <w:r>
+        <w:rPr>
+          <w:bCs/>
+          <w:b/>
+        </w:rPr>
+        <w:t xml:space="preserve">o que sai daqui</w:t>
+      </w:r>
+      <w:r>
+        <w:rPr>
+          <w:bCs/>
+          <w:b/>
+        </w:rPr>
+        <w:t xml:space="preserve">”</w:t>
+      </w:r>
+      <w:r>
+        <w:rPr>
+          <w:bCs/>
+          <w:b/>
+        </w:rPr>
+        <w:t xml:space="preserve"> </w:t>
+      </w:r>
+      <w:r>
+        <w:rPr>
+          <w:bCs/>
+          <w:b/>
+        </w:rPr>
+        <w:t xml:space="preserve">é promessa; com as duas, é plano.</w:t>
+      </w:r>
+    </w:p>
+    <w:p>
+      <w:pPr>
+        <w:pStyle w:val="BlockText"/>
+      </w:pPr>
+      <w:r>
+        <w:t xml:space="preserve">⚠️</w:t>
+      </w:r>
+      <w:r>
+        <w:t xml:space="preserve"> </w:t>
+      </w:r>
+      <w:r>
+        <w:rPr>
+          <w:bCs/>
+          <w:b/>
+        </w:rPr>
+        <w:t xml:space="preserve">F4 e F5 foram reescritas.</w:t>
+      </w:r>
+      <w:r>
+        <w:t xml:space="preserve"> </w:t>
+      </w:r>
+      <w:r>
+        <w:t xml:space="preserve">No método original elas eram</w:t>
+      </w:r>
+      <w:r>
+        <w:t xml:space="preserve"> </w:t>
+      </w:r>
+      <w:r>
+        <w:t xml:space="preserve">“</w:t>
+      </w:r>
+      <w:r>
+        <w:t xml:space="preserve">Homologação</w:t>
+      </w:r>
+      <w:r>
+        <w:t xml:space="preserve">”</w:t>
+      </w:r>
+      <w:r>
+        <w:t xml:space="preserve"> </w:t>
+      </w:r>
+      <w:r>
+        <w:t xml:space="preserve">e</w:t>
+      </w:r>
+      <w:r>
+        <w:t xml:space="preserve"> </w:t>
+      </w:r>
+      <w:r>
+        <w:t xml:space="preserve">“</w:t>
+      </w:r>
+      <w:r>
+        <w:t xml:space="preserve">Virada e transferência</w:t>
+      </w:r>
+      <w:r>
+        <w:t xml:space="preserve">”</w:t>
+      </w:r>
+      <w:r>
+        <w:t xml:space="preserve">, que só fazem sentido em projeto de construção. Em diagnóstico viram</w:t>
+      </w:r>
+      <w:r>
+        <w:t xml:space="preserve"> </w:t>
+      </w:r>
+      <w:r>
+        <w:rPr>
+          <w:bCs/>
+          <w:b/>
+        </w:rPr>
+        <w:t xml:space="preserve">priorização conjunta</w:t>
+      </w:r>
+      <w:r>
+        <w:t xml:space="preserve"> </w:t>
+      </w:r>
+      <w:r>
+        <w:t xml:space="preserve">e entrega da fila ranqueada.</w:t>
+      </w:r>
+    </w:p>
+    <w:bookmarkEnd w:id="52"/>
+    <w:bookmarkStart w:id="53" w:name="Xa3e4fb075460602bd1e114aae7e7b96c0659442"/>
+    <w:p>
+      <w:pPr>
+        <w:pStyle w:val="Heading3"/>
+      </w:pPr>
+      <w:r>
+        <w:t xml:space="preserve">A priorização é o produto, não um anexo dele</w:t>
+      </w:r>
+    </w:p>
+    <w:p>
+      <w:pPr>
+        <w:pStyle w:val="FirstParagraph"/>
+      </w:pPr>
+      <w:r>
+        <w:t xml:space="preserve">Achar problema numa operação de oito unidades é fácil: qualquer um lista vinte.</w:t>
+      </w:r>
+      <w:r>
+        <w:t xml:space="preserve"> </w:t>
+      </w:r>
+      <w:r>
+        <w:rPr>
+          <w:bCs/>
+          <w:b/>
+        </w:rPr>
+        <w:t xml:space="preserve">O que decide o resultado é a ordem</w:t>
+      </w:r>
+      <w:r>
+        <w:t xml:space="preserve">, e é aí que o diagnóstico se paga.</w:t>
+      </w:r>
+    </w:p>
+    <w:p>
+      <w:pPr>
+        <w:pStyle w:val="BodyText"/>
+      </w:pPr>
+      <w:r>
+        <w:t xml:space="preserve">Cada caso de uso é ranqueado por cinco critérios:</w:t>
+      </w:r>
+    </w:p>
+    <w:tbl>
+      <w:tblPr>
+        <w:tblStyle w:val="Table"/>
+        <w:tblW w:type="pct" w:w="5000"/>
+        <w:tblLook w:firstRow="1" w:lastRow="0" w:firstColumn="0" w:lastColumn="0" w:noHBand="0" w:noVBand="0" w:val="0020"/>
+        <w:jc w:val="start"/>
+      </w:tblPr>
+      <w:tblGrid>
+        <w:gridCol w:w="3960"/>
+        <w:gridCol w:w="3960"/>
+      </w:tblGrid>
+      <w:tr>
+        <w:trPr>
+          <w:tblHeader w:val="true"/>
+        </w:trPr>
+        <w:tc>
+          <w:tcPr/>
+          <w:p>
+            <w:pPr>
+              <w:pStyle w:val="Compact"/>
+              <w:jc w:val="left"/>
+            </w:pPr>
+            <w:r>
+              <w:t xml:space="preserve">#</w:t>
+            </w:r>
+          </w:p>
+        </w:tc>
+        <w:tc>
+          <w:tcPr/>
+          <w:p>
+            <w:pPr>
+              <w:pStyle w:val="Compact"/>
+              <w:jc w:val="left"/>
+            </w:pPr>
+            <w:r>
+              <w:t xml:space="preserve">Critério</w:t>
+            </w:r>
+          </w:p>
+        </w:tc>
+      </w:tr>
+      <w:tr>
+        <w:tc>
+          <w:tcPr/>
+          <w:p>
+            <w:pPr>
+              <w:pStyle w:val="Compact"/>
+              <w:jc w:val="left"/>
+            </w:pPr>
+            <w:r>
+              <w:t xml:space="preserve">1</w:t>
+            </w:r>
+          </w:p>
+        </w:tc>
+        <w:tc>
+          <w:tcPr/>
+          <w:p>
+            <w:pPr>
+              <w:pStyle w:val="Compact"/>
+              <w:jc w:val="left"/>
+            </w:pPr>
+            <w:r>
+              <w:t xml:space="preserve">Quanto devolve, em dinheiro ou hora de gente, por mês</w:t>
+            </w:r>
+          </w:p>
+        </w:tc>
+      </w:tr>
+      <w:tr>
+        <w:tc>
+          <w:tcPr/>
+          <w:p>
+            <w:pPr>
+              <w:pStyle w:val="Compact"/>
+              <w:jc w:val="left"/>
+            </w:pPr>
+            <w:r>
+              <w:t xml:space="preserve">2</w:t>
+            </w:r>
+          </w:p>
+        </w:tc>
+        <w:tc>
+          <w:tcPr/>
+          <w:p>
+            <w:pPr>
+              <w:pStyle w:val="Compact"/>
+              <w:jc w:val="left"/>
+            </w:pPr>
+            <w:r>
+              <w:t xml:space="preserve">Quanto tempo até rodar de verdade, não até ficar pronto</w:t>
+            </w:r>
+          </w:p>
+        </w:tc>
+      </w:tr>
+      <w:tr>
+        <w:tc>
+          <w:tcPr/>
+          <w:p>
+            <w:pPr>
+              <w:pStyle w:val="Compact"/>
+              <w:jc w:val="left"/>
+            </w:pPr>
+            <w:r>
+              <w:t xml:space="preserve">3</w:t>
+            </w:r>
+          </w:p>
+        </w:tc>
+        <w:tc>
+          <w:tcPr/>
+          <w:p>
+            <w:pPr>
+              <w:pStyle w:val="Compact"/>
+              <w:jc w:val="left"/>
+            </w:pPr>
+            <w:r>
+              <w:t xml:space="preserve">De quem depende. O que precisa da TOTVS entra em outra fila</w:t>
+            </w:r>
+          </w:p>
+        </w:tc>
+      </w:tr>
+      <w:tr>
+        <w:tc>
+          <w:tcPr/>
+          <w:p>
+            <w:pPr>
+              <w:pStyle w:val="Compact"/>
+              <w:jc w:val="left"/>
+            </w:pPr>
+            <w:r>
+              <w:t xml:space="preserve">4</w:t>
+            </w:r>
+          </w:p>
+        </w:tc>
+        <w:tc>
+          <w:tcPr/>
+          <w:p>
+            <w:pPr>
+              <w:pStyle w:val="Compact"/>
+              <w:jc w:val="left"/>
+            </w:pPr>
+            <w:r>
+              <w:t xml:space="preserve">O que trava se der errado. Nada que possa parar o balcão entra primeiro</w:t>
+            </w:r>
+          </w:p>
+        </w:tc>
+      </w:tr>
+      <w:tr>
+        <w:tc>
+          <w:tcPr/>
+          <w:p>
+            <w:pPr>
+              <w:pStyle w:val="Compact"/>
+              <w:jc w:val="left"/>
+            </w:pPr>
+            <w:r>
+              <w:t xml:space="preserve">5</w:t>
+            </w:r>
+          </w:p>
+        </w:tc>
+        <w:tc>
+          <w:tcPr/>
+          <w:p>
+            <w:pPr>
+              <w:pStyle w:val="Compact"/>
+              <w:jc w:val="left"/>
+            </w:pPr>
+            <w:r>
+              <w:t xml:space="preserve">O que ele destrava depois. Alguns casos só existem se outro vier antes</w:t>
+            </w:r>
+          </w:p>
+        </w:tc>
+      </w:tr>
+    </w:tbl>
+    <w:p>
+      <w:pPr>
+        <w:pStyle w:val="BodyText"/>
+      </w:pPr>
+      <w:r>
+        <w:t xml:space="preserve">O resultado vai numa matriz de</w:t>
+      </w:r>
+      <w:r>
+        <w:t xml:space="preserve"> </w:t>
+      </w:r>
+      <w:r>
+        <w:rPr>
+          <w:bCs/>
+          <w:b/>
+        </w:rPr>
+        <w:t xml:space="preserve">impacto no caixa × esforço até rodar</w:t>
+      </w:r>
+      <w:r>
+        <w:t xml:space="preserve">, com quatro destinos: começa aqui, entra no plano, se sobrar fôlego, e</w:t>
+      </w:r>
+      <w:r>
+        <w:t xml:space="preserve"> </w:t>
+      </w:r>
+      <w:r>
+        <w:rPr>
+          <w:bCs/>
+          <w:b/>
+        </w:rPr>
+        <w:t xml:space="preserve">não faz</w:t>
+      </w:r>
+      <w:r>
+        <w:t xml:space="preserve">.</w:t>
+      </w:r>
+    </w:p>
+    <w:p>
+      <w:pPr>
+        <w:pStyle w:val="BodyText"/>
+      </w:pPr>
+      <w:r>
+        <w:rPr>
+          <w:bCs/>
+          <w:b/>
+        </w:rPr>
+        <w:t xml:space="preserve">O quadrante</w:t>
+      </w:r>
+      <w:r>
+        <w:rPr>
+          <w:bCs/>
+          <w:b/>
+        </w:rPr>
+        <w:t xml:space="preserve"> </w:t>
+      </w:r>
+      <w:r>
+        <w:rPr>
+          <w:bCs/>
+          <w:b/>
+        </w:rPr>
+        <w:t xml:space="preserve">“</w:t>
+      </w:r>
+      <w:r>
+        <w:rPr>
+          <w:bCs/>
+          <w:b/>
+        </w:rPr>
+        <w:t xml:space="preserve">não faz</w:t>
+      </w:r>
+      <w:r>
+        <w:rPr>
+          <w:bCs/>
+          <w:b/>
+        </w:rPr>
+        <w:t xml:space="preserve">”</w:t>
+      </w:r>
+      <w:r>
+        <w:rPr>
+          <w:bCs/>
+          <w:b/>
+        </w:rPr>
+        <w:t xml:space="preserve"> </w:t>
+      </w:r>
+      <w:r>
+        <w:rPr>
+          <w:bCs/>
+          <w:b/>
+        </w:rPr>
+        <w:t xml:space="preserve">é o que dá credibilidade ao resto.</w:t>
+      </w:r>
+      <w:r>
+        <w:t xml:space="preserve"> </w:t>
+      </w:r>
+      <w:r>
+        <w:t xml:space="preserve">Consultor que aprova tudo está vendendo o próximo projeto. Dizer o que não vale a pena é o que separa diagnóstico de proposta comercial disfarçada, e vale dizer isso em voz alta na reunião.</w:t>
+      </w:r>
+      <w:r>
+        <w:t xml:space="preserve"> </w:t>
+      </w:r>
+      <w:r>
+        <w:t xml:space="preserve">&gt;</w:t>
+      </w:r>
+      <w:r>
+        <w:t xml:space="preserve"> </w:t>
+      </w:r>
+      <w:r>
+        <w:t xml:space="preserve">&gt; ⚠️</w:t>
+      </w:r>
+      <w:r>
+        <w:t xml:space="preserve"> </w:t>
+      </w:r>
+      <w:r>
+        <w:rPr>
+          <w:bCs/>
+          <w:b/>
+        </w:rPr>
+        <w:t xml:space="preserve">F7 não é despedida.</w:t>
+      </w:r>
+      <w:r>
+        <w:t xml:space="preserve"> </w:t>
+      </w:r>
+      <w:r>
+        <w:t xml:space="preserve">A redação anterior (</w:t>
+      </w:r>
+      <w:r>
+        <w:t xml:space="preserve">“</w:t>
+      </w:r>
+      <w:r>
+        <w:t xml:space="preserve">encerramento e carteira</w:t>
+      </w:r>
+      <w:r>
+        <w:t xml:space="preserve">”</w:t>
+      </w:r>
+      <w:r>
+        <w:t xml:space="preserve">) soava como agradecimento de saída. Decisão do dono: acompanhamento contínuo.</w:t>
+      </w:r>
+    </w:p>
+    <w:bookmarkEnd w:id="53"/>
+    <w:bookmarkStart w:id="54" w:name="X39a4e930fc5b77d6ceaaa33e923b4a4c5756728"/>
+    <w:p>
+      <w:pPr>
+        <w:pStyle w:val="Heading3"/>
+      </w:pPr>
+      <w:r>
+        <w:t xml:space="preserve">🔴 O bloqueio que precisa ser resolvido antes de segunda</w:t>
+      </w:r>
+    </w:p>
+    <w:p>
+      <w:pPr>
+        <w:pStyle w:val="FirstParagraph"/>
+      </w:pPr>
+      <w:r>
+        <w:t xml:space="preserve">O fechamento se dá</w:t>
+      </w:r>
+      <w:r>
+        <w:t xml:space="preserve"> </w:t>
+      </w:r>
+      <w:r>
+        <w:rPr>
+          <w:bCs/>
+          <w:b/>
+        </w:rPr>
+        <w:t xml:space="preserve">pelo pagamento</w:t>
+      </w:r>
+      <w:r>
+        <w:t xml:space="preserve">, não pela assinatura de contrato.</w:t>
+      </w:r>
+    </w:p>
+    <w:p>
+      <w:pPr>
+        <w:pStyle w:val="BodyText"/>
+      </w:pPr>
+      <w:r>
+        <w:t xml:space="preserve">Só que o Rocha é empresa de porte com contabilidade estruturada.</w:t>
+      </w:r>
+      <w:r>
+        <w:t xml:space="preserve"> </w:t>
+      </w:r>
+      <w:r>
+        <w:rPr>
+          <w:bCs/>
+          <w:b/>
+        </w:rPr>
+        <w:t xml:space="preserve">O financeiro deles vai pedir nota fiscal</w:t>
+      </w:r>
+      <w:r>
+        <w:t xml:space="preserve"> </w:t>
+      </w:r>
+      <w:r>
+        <w:t xml:space="preserve">para liberar o valor e para lançar a despesa. Sem CNPJ não há emissão, e sem emissão o pagamento pode não sair de lá mesmo com o Roberto querendo fechar.</w:t>
+      </w:r>
+    </w:p>
+    <w:p>
+      <w:pPr>
+        <w:pStyle w:val="BodyText"/>
+      </w:pPr>
+      <w:r>
+        <w:rPr>
+          <w:bCs/>
+          <w:b/>
+        </w:rPr>
+        <w:t xml:space="preserve">Isso não é risco jurídico distante, é risco de o dinheiro não entrar.</w:t>
+      </w:r>
+      <w:r>
+        <w:t xml:space="preserve"> </w:t>
+      </w:r>
+      <w:r>
+        <w:t xml:space="preserve">Precisa de resposta antes das 15h: como a nota vai ser emitida. Vale levar a pergunta para a reunião com o JDP às 11h.</w:t>
       </w:r>
     </w:p>
     <w:p>
@@ -3417,115 +6430,63 @@
         </w:pict>
       </w:r>
     </w:p>
-    <w:bookmarkEnd w:id="47"/>
-    <w:bookmarkStart w:id="48" w:name="Xc5ab924dd547f36c9df39c479f19360f6219f2b"/>
+    <w:bookmarkEnd w:id="54"/>
+    <w:bookmarkEnd w:id="55"/>
+    <w:bookmarkStart w:id="56" w:name="o-que-não-entra-em-nenhuma-hipótese"/>
     <w:p>
       <w:pPr>
         <w:pStyle w:val="Heading2"/>
       </w:pPr>
       <w:r>
-        <w:t xml:space="preserve">Cola de bolso — os 7 blocos em uma linha cada</w:t>
-      </w:r>
-    </w:p>
-    <w:p>
-      <w:pPr>
-        <w:pStyle w:val="SourceCode"/>
-      </w:pPr>
-      <w:r>
-        <w:rPr>
-          <w:rStyle w:val="VerbatimChar"/>
-        </w:rPr>
-        <w:t xml:space="preserve">1 · 0-4    Contrato da hora. Espera o "fechado"</w:t>
-      </w:r>
-      <w:r>
-        <w:br/>
-      </w:r>
-      <w:r>
-        <w:rPr>
-          <w:rStyle w:val="VerbatimChar"/>
-        </w:rPr>
-        <w:t xml:space="preserve">2 · 4-11   Só BUDGET falta. Confirma os outros 3 e não repergunta</w:t>
-      </w:r>
-      <w:r>
-        <w:br/>
-      </w:r>
-      <w:r>
-        <w:rPr>
-          <w:rStyle w:val="VerbatimChar"/>
-        </w:rPr>
-        <w:t xml:space="preserve">3 · 11-14  Quem eu sou. TETO DE 3 MIN. Odery se pedir, nunca Adash</w:t>
-      </w:r>
-      <w:r>
-        <w:br/>
-      </w:r>
-      <w:r>
-        <w:rPr>
-          <w:rStyle w:val="VerbatimChar"/>
-        </w:rPr>
-        <w:t xml:space="preserve">4 · 14-34  TOTVS parado → 20 pessoas → "quanto custa um atendente?"</w:t>
-      </w:r>
-      <w:r>
-        <w:br/>
-      </w:r>
-      <w:r>
-        <w:rPr>
-          <w:rStyle w:val="VerbatimChar"/>
-        </w:rPr>
-        <w:t xml:space="preserve">           ELE diz o número. Você não estima.</w:t>
-      </w:r>
-      <w:r>
-        <w:br/>
-      </w:r>
-      <w:r>
-        <w:rPr>
-          <w:rStyle w:val="VerbatimChar"/>
-        </w:rPr>
-        <w:t xml:space="preserve">5 · 34-46  "Não falta sistema, faltam 20 pessoas que o mercado não vende"</w:t>
-      </w:r>
-      <w:r>
-        <w:br/>
-      </w:r>
-      <w:r>
-        <w:rPr>
-          <w:rStyle w:val="VerbatimChar"/>
-        </w:rPr>
-        <w:t xml:space="preserve">           Não ataca a TOTVS. A pergunta aberta é o que ele compra.</w:t>
-      </w:r>
-      <w:r>
-        <w:br/>
-      </w:r>
-      <w:r>
-        <w:rPr>
-          <w:rStyle w:val="VerbatimChar"/>
-        </w:rPr>
-        <w:t xml:space="preserve">6 · 46-52  Valor da consultoria + prazo. Só isso. DEPOIS CALA A BOCA</w:t>
-      </w:r>
-      <w:r>
-        <w:br/>
-      </w:r>
-      <w:r>
-        <w:rPr>
-          <w:rStyle w:val="VerbatimChar"/>
-        </w:rPr>
-        <w:t xml:space="preserve">7 · 52-60  "Faz sentido?" → data e hora pra resposta</w:t>
-      </w:r>
-    </w:p>
-    <w:p>
-      <w:pPr>
-        <w:pStyle w:val="FirstParagraph"/>
-      </w:pPr>
-      <w:r>
-        <w:rPr>
-          <w:bCs/>
-          <w:b/>
-        </w:rPr>
-        <w:t xml:space="preserve">A frase que carrega a reunião:</w:t>
-      </w:r>
-      <w:r>
-        <w:t xml:space="preserve"> </w:t>
-      </w:r>
-      <w:r>
-        <w:t xml:space="preserve">&gt;</w:t>
+        <w:t xml:space="preserve">O que não entra, em nenhuma hipótese</w:t>
+      </w:r>
+    </w:p>
+    <w:p>
+      <w:pPr>
+        <w:numPr>
+          <w:ilvl w:val="0"/>
+          <w:numId w:val="1005"/>
+        </w:numPr>
+        <w:pStyle w:val="Compact"/>
+      </w:pPr>
+      <w:r>
+        <w:t xml:space="preserve">❌ Número fechado de implementação. Você não diagnosticou nada ainda</w:t>
+      </w:r>
+    </w:p>
+    <w:p>
+      <w:pPr>
+        <w:numPr>
+          <w:ilvl w:val="0"/>
+          <w:numId w:val="1005"/>
+        </w:numPr>
+        <w:pStyle w:val="Compact"/>
+      </w:pPr>
+      <w:r>
+        <w:t xml:space="preserve">❌ Deck compartilhado na tela. Nunca foi auditado depois do pivot</w:t>
+      </w:r>
+    </w:p>
+    <w:p>
+      <w:pPr>
+        <w:numPr>
+          <w:ilvl w:val="0"/>
+          <w:numId w:val="1005"/>
+        </w:numPr>
+        <w:pStyle w:val="Compact"/>
+      </w:pPr>
+      <w:r>
+        <w:t xml:space="preserve">❌ Site, landing page, identidade visual. Fora de escopo desde 04/ago</w:t>
+      </w:r>
+    </w:p>
+    <w:p>
+      <w:pPr>
+        <w:numPr>
+          <w:ilvl w:val="0"/>
+          <w:numId w:val="1005"/>
+        </w:numPr>
+        <w:pStyle w:val="Compact"/>
+      </w:pPr>
+      <w:r>
+        <w:t xml:space="preserve">❌ Prazo de construção. Não existe padrão.</w:t>
       </w:r>
       <w:r>
         <w:t xml:space="preserve"> </w:t>
@@ -3535,11 +6496,213 @@
           <w:iCs/>
           <w:i/>
         </w:rPr>
+        <w:t xml:space="preserve">“</w:t>
+      </w:r>
+      <w:r>
+        <w:rPr>
+          <w:iCs/>
+          <w:i/>
+        </w:rPr>
+        <w:t xml:space="preserve">O prazo depende do escopo. Ele vai na proposta, em dias úteis, e entra no contrato</w:t>
+      </w:r>
+      <w:r>
+        <w:rPr>
+          <w:iCs/>
+          <w:i/>
+        </w:rPr>
+        <w:t xml:space="preserve">”</w:t>
+      </w:r>
+    </w:p>
+    <w:p>
+      <w:pPr>
+        <w:numPr>
+          <w:ilvl w:val="0"/>
+          <w:numId w:val="1005"/>
+        </w:numPr>
+        <w:pStyle w:val="Compact"/>
+      </w:pPr>
+      <w:r>
+        <w:t xml:space="preserve">❌ Valor por hora. Nem de exemplo</w:t>
+      </w:r>
+    </w:p>
+    <w:p>
+      <w:pPr>
+        <w:numPr>
+          <w:ilvl w:val="0"/>
+          <w:numId w:val="1005"/>
+        </w:numPr>
+        <w:pStyle w:val="Compact"/>
+      </w:pPr>
+      <w:r>
+        <w:t xml:space="preserve">❌ R$ 2.997. É a exceção do QG OS, não é âncora</w:t>
+      </w:r>
+    </w:p>
+    <w:p>
+      <w:pPr>
+        <w:numPr>
+          <w:ilvl w:val="0"/>
+          <w:numId w:val="1005"/>
+        </w:numPr>
+        <w:pStyle w:val="Compact"/>
+      </w:pPr>
+      <w:r>
+        <w:t xml:space="preserve">❌ Case Adash. Nunca foi entregue</w:t>
+      </w:r>
+    </w:p>
+    <w:p>
+      <w:pPr>
+        <w:numPr>
+          <w:ilvl w:val="0"/>
+          <w:numId w:val="1005"/>
+        </w:numPr>
+        <w:pStyle w:val="Compact"/>
+      </w:pPr>
+      <w:r>
+        <w:t xml:space="preserve">❌ Segunda call antes de fechar. Se precisou de duas conversas, a triagem falhou</w:t>
+      </w:r>
+    </w:p>
+    <w:p>
+      <w:pPr>
+        <w:numPr>
+          <w:ilvl w:val="0"/>
+          <w:numId w:val="1005"/>
+        </w:numPr>
+        <w:pStyle w:val="Compact"/>
+      </w:pPr>
+      <w:r>
+        <w:t xml:space="preserve">❌ Afirmar hipótese de gargalo como se fosse fato do Rocha. São pauta de pergunta</w:t>
+      </w:r>
+    </w:p>
+    <w:p>
+      <w:r>
+        <w:pict>
+          <v:rect style="width:0;height:1.5pt" o:hralign="center" o:hrstd="t" o:hr="t"/>
+        </w:pict>
+      </w:r>
+    </w:p>
+    <w:bookmarkEnd w:id="56"/>
+    <w:bookmarkStart w:id="57" w:name="Xc5ab924dd547f36c9df39c479f19360f6219f2b"/>
+    <w:p>
+      <w:pPr>
+        <w:pStyle w:val="Heading2"/>
+      </w:pPr>
+      <w:r>
+        <w:t xml:space="preserve">Cola de bolso — os 7 blocos em uma linha cada</w:t>
+      </w:r>
+    </w:p>
+    <w:p>
+      <w:pPr>
+        <w:pStyle w:val="SourceCode"/>
+      </w:pPr>
+      <w:r>
+        <w:rPr>
+          <w:rStyle w:val="VerbatimChar"/>
+        </w:rPr>
+        <w:t xml:space="preserve">1 · 0-4    Contrato da hora. Espera o "fechado"</w:t>
+      </w:r>
+      <w:r>
+        <w:br/>
+      </w:r>
+      <w:r>
+        <w:rPr>
+          <w:rStyle w:val="VerbatimChar"/>
+        </w:rPr>
+        <w:t xml:space="preserve">2 · 4-11   Só BUDGET falta. Confirma os outros 3 e não repergunta</w:t>
+      </w:r>
+      <w:r>
+        <w:br/>
+      </w:r>
+      <w:r>
+        <w:rPr>
+          <w:rStyle w:val="VerbatimChar"/>
+        </w:rPr>
+        <w:t xml:space="preserve">3 · 11-14  Quem eu sou. TETO DE 3 MIN. Odery se pedir, nunca Adash</w:t>
+      </w:r>
+      <w:r>
+        <w:br/>
+      </w:r>
+      <w:r>
+        <w:rPr>
+          <w:rStyle w:val="VerbatimChar"/>
+        </w:rPr>
+        <w:t xml:space="preserve">4 · 14-34  TOTVS parado → 20 pessoas → "quanto custa um atendente?"</w:t>
+      </w:r>
+      <w:r>
+        <w:br/>
+      </w:r>
+      <w:r>
+        <w:rPr>
+          <w:rStyle w:val="VerbatimChar"/>
+        </w:rPr>
+        <w:t xml:space="preserve">           ELE diz o número. Você não estima.</w:t>
+      </w:r>
+      <w:r>
+        <w:br/>
+      </w:r>
+      <w:r>
+        <w:rPr>
+          <w:rStyle w:val="VerbatimChar"/>
+        </w:rPr>
+        <w:t xml:space="preserve">5 · 34-46  "Não falta sistema, faltam 20 pessoas que o mercado não vende"</w:t>
+      </w:r>
+      <w:r>
+        <w:br/>
+      </w:r>
+      <w:r>
+        <w:rPr>
+          <w:rStyle w:val="VerbatimChar"/>
+        </w:rPr>
+        <w:t xml:space="preserve">           Não ataca a TOTVS. A pergunta aberta é o que ele compra.</w:t>
+      </w:r>
+      <w:r>
+        <w:br/>
+      </w:r>
+      <w:r>
+        <w:rPr>
+          <w:rStyle w:val="VerbatimChar"/>
+        </w:rPr>
+        <w:t xml:space="preserve">6 · 46-52  Valor da consultoria + prazo. Só isso. DEPOIS CALA A BOCA</w:t>
+      </w:r>
+      <w:r>
+        <w:br/>
+      </w:r>
+      <w:r>
+        <w:rPr>
+          <w:rStyle w:val="VerbatimChar"/>
+        </w:rPr>
+        <w:t xml:space="preserve">7 · 52-60  "Faz sentido?" → data e hora pra resposta</w:t>
+      </w:r>
+    </w:p>
+    <w:p>
+      <w:pPr>
+        <w:pStyle w:val="FirstParagraph"/>
+      </w:pPr>
+      <w:r>
+        <w:rPr>
+          <w:bCs/>
+          <w:b/>
+        </w:rPr>
+        <w:t xml:space="preserve">A frase que carrega a reunião:</w:t>
+      </w:r>
+      <w:r>
+        <w:t xml:space="preserve"> </w:t>
+      </w:r>
+      <w:r>
+        <w:t xml:space="preserve">&gt;</w:t>
+      </w:r>
+      <w:r>
+        <w:t xml:space="preserve"> </w:t>
+      </w:r>
+      <w:r>
+        <w:rPr>
+          <w:iCs/>
+          <w:i/>
+        </w:rPr>
         <w:t xml:space="preserve">Vocês não têm problema de sistema. Falta gente que o mercado não vende, e a ferramenta que vocês compraram pra resolver isso está parada pelo mesmo motivo.</w:t>
       </w:r>
     </w:p>
-    <w:bookmarkEnd w:id="48"/>
-    <w:bookmarkEnd w:id="49"/>
+    <w:bookmarkEnd w:id="57"/>
+    <w:bookmarkEnd w:id="58"/>
     <w:sectPr/>
   </w:body>
 </w:document>
@@ -3847,6 +7010,36 @@
     <w:abstractNumId w:val="991"/>
   </w:num>
   <w:num w:numId="1004">
+    <w:abstractNumId w:val="99411"/>
+    <w:lvlOverride w:ilvl="0">
+      <w:startOverride w:val="1"/>
+    </w:lvlOverride>
+    <w:lvlOverride w:ilvl="1">
+      <w:startOverride w:val="1"/>
+    </w:lvlOverride>
+    <w:lvlOverride w:ilvl="2">
+      <w:startOverride w:val="1"/>
+    </w:lvlOverride>
+    <w:lvlOverride w:ilvl="3">
+      <w:startOverride w:val="1"/>
+    </w:lvlOverride>
+    <w:lvlOverride w:ilvl="4">
+      <w:startOverride w:val="1"/>
+    </w:lvlOverride>
+    <w:lvlOverride w:ilvl="5">
+      <w:startOverride w:val="1"/>
+    </w:lvlOverride>
+    <w:lvlOverride w:ilvl="6">
+      <w:startOverride w:val="1"/>
+    </w:lvlOverride>
+    <w:lvlOverride w:ilvl="7">
+      <w:startOverride w:val="1"/>
+    </w:lvlOverride>
+    <w:lvlOverride w:ilvl="8">
+      <w:startOverride w:val="1"/>
+    </w:lvlOverride>
+  </w:num>
+  <w:num w:numId="1005">
     <w:abstractNumId w:val="991"/>
   </w:num>
 </w:numbering>
